--- a/docs/s_proj_lab3.docx
+++ b/docs/s_proj_lab3.docx
@@ -678,23 +678,21 @@
           <w:rFonts w:eastAsia="SimSun"/>
           <w:lang w:val="ru-RU"/>
         </w:rPr>
-        <w:t xml:space="preserve"> широко используется для проектирования изделий основного и вспомогательного производств в таких отраслях промышленности, как машиностроение, приборостроение, авиастроение, судостроение, станкостроение, вагоностроение, металлургия, промышленное и гражданское строительство, товары народного потребления и т. </w:t>
-      </w:r>
-      <w:proofErr w:type="gramStart"/>
+        <w:t xml:space="preserve"> широко используется для проектирования изделий основного и вспомогательного производств в таких отраслях промышленности, как машиностроение, приборостроение, авиастроение, судостроение, станкостроение, вагоностроение, металлургия, промышленное и гражданское строительство, товары народного потребления и т. д.</w:t>
+      </w:r>
       <w:r>
         <w:rPr>
           <w:rFonts w:eastAsia="SimSun"/>
           <w:lang w:val="ru-RU"/>
         </w:rPr>
-        <w:t>д.[</w:t>
-      </w:r>
-      <w:proofErr w:type="gramEnd"/>
+        <w:t xml:space="preserve"> </w:t>
+      </w:r>
       <w:r>
         <w:rPr>
           <w:rFonts w:eastAsia="SimSun"/>
           <w:lang w:val="ru-RU"/>
         </w:rPr>
-        <w:t>1]</w:t>
+        <w:t>[1]</w:t>
       </w:r>
     </w:p>
     <w:p>
@@ -710,7 +708,35 @@
           <w:rFonts w:eastAsia="SimSun"/>
           <w:lang w:val="ru-RU"/>
         </w:rPr>
-        <w:t>Данная САПР позволяет проектировать модели и сборки разного уровня сложности, благодаря разнообразному функционалу, включающего в себя работу как с 2-мерными эскизами, так и с 3</w:t>
+        <w:t>Данная САПР позволяет проектировать модели и сборки разного уровня сложности, благодаря разнообразному функционалу, включающе</w:t>
+      </w:r>
+      <w:r>
+        <w:rPr>
+          <w:rFonts w:eastAsia="SimSun"/>
+          <w:lang w:val="ru-RU"/>
+        </w:rPr>
+        <w:t>му</w:t>
+      </w:r>
+      <w:r>
+        <w:rPr>
+          <w:rFonts w:eastAsia="SimSun"/>
+          <w:lang w:val="ru-RU"/>
+        </w:rPr>
+        <w:t xml:space="preserve"> в себя работу как с </w:t>
+      </w:r>
+      <w:r>
+        <w:rPr>
+          <w:rFonts w:eastAsia="SimSun"/>
+          <w:lang w:val="ru-RU"/>
+        </w:rPr>
+        <w:t>дву</w:t>
+      </w:r>
+      <w:r>
+        <w:rPr>
+          <w:rFonts w:eastAsia="SimSun"/>
+          <w:lang w:val="ru-RU"/>
+        </w:rPr>
+        <w:t>мерными эскизами, так и с 3</w:t>
       </w:r>
       <w:r>
         <w:rPr>
@@ -826,23 +852,7 @@
           <w:rFonts w:eastAsia="SimSun"/>
           <w:lang w:val="ru-RU"/>
         </w:rPr>
-        <w:t xml:space="preserve">В рамках дисциплины </w:t>
-      </w:r>
-      <w:proofErr w:type="gramStart"/>
-      <w:r>
-        <w:rPr>
-          <w:rFonts w:eastAsia="SimSun"/>
-          <w:lang w:val="ru-RU"/>
-        </w:rPr>
-        <w:t>выбор</w:t>
-      </w:r>
-      <w:proofErr w:type="gramEnd"/>
-      <w:r>
-        <w:rPr>
-          <w:rFonts w:eastAsia="SimSun"/>
-          <w:lang w:val="ru-RU"/>
-        </w:rPr>
-        <w:t xml:space="preserve"> данной САПР объясняется наличием описания </w:t>
+        <w:t xml:space="preserve">В рамках дисциплины выбор данной САПР объясняется наличием описания </w:t>
       </w:r>
       <w:r>
         <w:rPr>
@@ -873,7 +883,7 @@
         <w:ind w:right="59" w:firstLine="0"/>
         <w:rPr>
           <w:rFonts w:eastAsia="SimSun"/>
-          <w:lang w:val="en-US"/>
+          <w:lang w:val="ru-RU"/>
         </w:rPr>
       </w:pPr>
     </w:p>
@@ -946,7 +956,19 @@
         <w:rPr>
           <w:lang w:val="ru-RU"/>
         </w:rPr>
-        <w:t xml:space="preserve"> программный интерфейс, то есть описание способов взаимодействия одной компьютерной программы с другими.[2]</w:t>
+        <w:t xml:space="preserve"> программный интерфейс, то есть описание способов взаимодействия одной компьютерной программы с другими.</w:t>
+      </w:r>
+      <w:r>
+        <w:rPr>
+          <w:lang w:val="ru-RU"/>
+        </w:rPr>
+        <w:t xml:space="preserve"> </w:t>
+      </w:r>
+      <w:r>
+        <w:rPr>
+          <w:lang w:val="ru-RU"/>
+        </w:rPr>
+        <w:t>[2]</w:t>
       </w:r>
     </w:p>
     <w:p>
@@ -1113,7 +1135,19 @@
         <w:rPr>
           <w:lang w:val="en-US"/>
         </w:rPr>
-        <w:t>Tlblmp.exe;</w:t>
+        <w:t>Tlb</w:t>
+      </w:r>
+      <w:r>
+        <w:rPr>
+          <w:lang w:val="en-US"/>
+        </w:rPr>
+        <w:t>I</w:t>
+      </w:r>
+      <w:r>
+        <w:rPr>
+          <w:lang w:val="en-US"/>
+        </w:rPr>
+        <w:t>mp.exe;</w:t>
       </w:r>
     </w:p>
     <w:p>
@@ -1163,14 +1197,7 @@
         <w:rPr>
           <w:lang w:val="ru-RU"/>
         </w:rPr>
-        <w:t xml:space="preserve">Зарегистрировать библиотеку в системе КОМПАС (а именно реализовать статический метод </w:t>
-      </w:r>
-      <w:proofErr w:type="gramStart"/>
-      <w:r>
-        <w:rPr>
-          <w:lang w:val="ru-RU"/>
-        </w:rPr>
-        <w:t>типа .</w:t>
+        <w:t>Зарегистрировать библиотеку в системе КОМПАС (а именно реализовать статический метод типа .</w:t>
       </w:r>
       <w:proofErr w:type="spellStart"/>
       <w:r>
@@ -1180,7 +1207,6 @@
         <w:t>htmSample</w:t>
       </w:r>
       <w:proofErr w:type="spellEnd"/>
-      <w:proofErr w:type="gramEnd"/>
       <w:r>
         <w:rPr>
           <w:lang w:val="ru-RU"/>
@@ -1895,21 +1921,7 @@
               <w:rPr>
                 <w:rFonts w:ascii="Times New Roman" w:hAnsi="Times New Roman" w:cs="Times New Roman"/>
               </w:rPr>
-              <w:t>Document3</w:t>
-            </w:r>
-            <w:proofErr w:type="gramStart"/>
-            <w:r>
-              <w:rPr>
-                <w:rFonts w:ascii="Times New Roman" w:hAnsi="Times New Roman" w:cs="Times New Roman"/>
-              </w:rPr>
-              <w:t>D(</w:t>
-            </w:r>
-            <w:proofErr w:type="gramEnd"/>
-            <w:r>
-              <w:rPr>
-                <w:rFonts w:ascii="Times New Roman" w:hAnsi="Times New Roman" w:cs="Times New Roman"/>
-              </w:rPr>
-              <w:t>)</w:t>
+              <w:t>Document3D()</w:t>
             </w:r>
           </w:p>
         </w:tc>
@@ -1965,7 +1977,6 @@
               </w:rPr>
             </w:pPr>
             <w:proofErr w:type="spellStart"/>
-            <w:proofErr w:type="gramStart"/>
             <w:r>
               <w:rPr>
                 <w:rFonts w:ascii="Times New Roman" w:hAnsi="Times New Roman" w:cs="Times New Roman"/>
@@ -1977,14 +1988,7 @@
               <w:rPr>
                 <w:rFonts w:ascii="Times New Roman" w:hAnsi="Times New Roman" w:cs="Times New Roman"/>
               </w:rPr>
-              <w:t>(</w:t>
-            </w:r>
-            <w:proofErr w:type="gramEnd"/>
-            <w:r>
-              <w:rPr>
-                <w:rFonts w:ascii="Times New Roman" w:hAnsi="Times New Roman" w:cs="Times New Roman"/>
-              </w:rPr>
-              <w:t>)</w:t>
+              <w:t>()</w:t>
             </w:r>
           </w:p>
         </w:tc>
@@ -2042,7 +2046,6 @@
               </w:rPr>
             </w:pPr>
             <w:proofErr w:type="spellStart"/>
-            <w:proofErr w:type="gramStart"/>
             <w:r>
               <w:rPr>
                 <w:rFonts w:ascii="Times New Roman" w:hAnsi="Times New Roman" w:cs="Times New Roman"/>
@@ -2054,14 +2057,7 @@
               <w:rPr>
                 <w:rFonts w:ascii="Times New Roman" w:hAnsi="Times New Roman" w:cs="Times New Roman"/>
               </w:rPr>
-              <w:t>(</w:t>
-            </w:r>
-            <w:proofErr w:type="gramEnd"/>
-            <w:r>
-              <w:rPr>
-                <w:rFonts w:ascii="Times New Roman" w:hAnsi="Times New Roman" w:cs="Times New Roman"/>
-              </w:rPr>
-              <w:t>)</w:t>
+              <w:t>()</w:t>
             </w:r>
           </w:p>
         </w:tc>
@@ -2236,7 +2232,6 @@
               </w:rPr>
             </w:pPr>
             <w:proofErr w:type="spellStart"/>
-            <w:proofErr w:type="gramStart"/>
             <w:r>
               <w:rPr>
                 <w:rFonts w:ascii="Times New Roman" w:hAnsi="Times New Roman" w:cs="Times New Roman"/>
@@ -2248,14 +2243,7 @@
               <w:rPr>
                 <w:rFonts w:ascii="Times New Roman" w:hAnsi="Times New Roman" w:cs="Times New Roman"/>
               </w:rPr>
-              <w:t>(</w:t>
-            </w:r>
-            <w:proofErr w:type="gramEnd"/>
-            <w:r>
-              <w:rPr>
-                <w:rFonts w:ascii="Times New Roman" w:hAnsi="Times New Roman" w:cs="Times New Roman"/>
-              </w:rPr>
-              <w:t>)</w:t>
+              <w:t>()</w:t>
             </w:r>
           </w:p>
         </w:tc>
@@ -2313,7 +2301,6 @@
               </w:rPr>
             </w:pPr>
             <w:proofErr w:type="spellStart"/>
-            <w:proofErr w:type="gramStart"/>
             <w:r>
               <w:rPr>
                 <w:rFonts w:ascii="Times New Roman" w:hAnsi="Times New Roman" w:cs="Times New Roman"/>
@@ -2325,14 +2312,7 @@
               <w:rPr>
                 <w:rFonts w:ascii="Times New Roman" w:hAnsi="Times New Roman" w:cs="Times New Roman"/>
               </w:rPr>
-              <w:t>(</w:t>
-            </w:r>
-            <w:proofErr w:type="gramEnd"/>
-            <w:r>
-              <w:rPr>
-                <w:rFonts w:ascii="Times New Roman" w:hAnsi="Times New Roman" w:cs="Times New Roman"/>
-              </w:rPr>
-              <w:t>)</w:t>
+              <w:t>()</w:t>
             </w:r>
           </w:p>
         </w:tc>
@@ -2527,7 +2507,6 @@
               </w:rPr>
             </w:pPr>
             <w:proofErr w:type="spellStart"/>
-            <w:proofErr w:type="gramStart"/>
             <w:r>
               <w:rPr>
                 <w:rFonts w:ascii="Times New Roman" w:hAnsi="Times New Roman" w:cs="Times New Roman"/>
@@ -2541,15 +2520,7 @@
                 <w:rFonts w:ascii="Times New Roman" w:hAnsi="Times New Roman" w:cs="Times New Roman"/>
                 <w:lang w:val="en-US"/>
               </w:rPr>
-              <w:t>(</w:t>
-            </w:r>
-            <w:proofErr w:type="gramEnd"/>
-            <w:r>
-              <w:rPr>
-                <w:rFonts w:ascii="Times New Roman" w:hAnsi="Times New Roman" w:cs="Times New Roman"/>
-                <w:lang w:val="en-US"/>
-              </w:rPr>
-              <w:t xml:space="preserve">xc, </w:t>
+              <w:t xml:space="preserve">(xc, </w:t>
             </w:r>
             <w:proofErr w:type="spellStart"/>
             <w:r>
@@ -2716,7 +2687,6 @@
               </w:rPr>
             </w:pPr>
             <w:proofErr w:type="spellStart"/>
-            <w:proofErr w:type="gramStart"/>
             <w:r>
               <w:rPr>
                 <w:rFonts w:ascii="Times New Roman" w:hAnsi="Times New Roman" w:cs="Times New Roman"/>
@@ -2730,15 +2700,7 @@
                 <w:rFonts w:ascii="Times New Roman" w:hAnsi="Times New Roman" w:cs="Times New Roman"/>
                 <w:lang w:val="en-US"/>
               </w:rPr>
-              <w:t>(</w:t>
-            </w:r>
-            <w:proofErr w:type="gramEnd"/>
-            <w:r>
-              <w:rPr>
-                <w:rFonts w:ascii="Times New Roman" w:hAnsi="Times New Roman" w:cs="Times New Roman"/>
-                <w:lang w:val="en-US"/>
-              </w:rPr>
-              <w:t>x1, y1, x2, y2, style)</w:t>
+              <w:t>(x1, y1, x2, y2, style)</w:t>
             </w:r>
           </w:p>
         </w:tc>
@@ -2923,7 +2885,6 @@
               </w:rPr>
             </w:pPr>
             <w:proofErr w:type="spellStart"/>
-            <w:proofErr w:type="gramStart"/>
             <w:r>
               <w:rPr>
                 <w:rFonts w:ascii="Times New Roman" w:hAnsi="Times New Roman" w:cs="Times New Roman"/>
@@ -2935,14 +2896,7 @@
               <w:rPr>
                 <w:rFonts w:ascii="Times New Roman" w:hAnsi="Times New Roman" w:cs="Times New Roman"/>
               </w:rPr>
-              <w:t>(</w:t>
-            </w:r>
-            <w:proofErr w:type="gramEnd"/>
-            <w:r>
-              <w:rPr>
-                <w:rFonts w:ascii="Times New Roman" w:hAnsi="Times New Roman" w:cs="Times New Roman"/>
-              </w:rPr>
-              <w:t>)</w:t>
+              <w:t>()</w:t>
             </w:r>
           </w:p>
         </w:tc>
@@ -3000,7 +2954,6 @@
               </w:rPr>
             </w:pPr>
             <w:proofErr w:type="spellStart"/>
-            <w:proofErr w:type="gramStart"/>
             <w:r>
               <w:rPr>
                 <w:rFonts w:ascii="Times New Roman" w:hAnsi="Times New Roman" w:cs="Times New Roman"/>
@@ -3012,14 +2965,7 @@
               <w:rPr>
                 <w:rFonts w:ascii="Times New Roman" w:hAnsi="Times New Roman" w:cs="Times New Roman"/>
               </w:rPr>
-              <w:t>(</w:t>
-            </w:r>
-            <w:proofErr w:type="gramEnd"/>
-            <w:r>
-              <w:rPr>
-                <w:rFonts w:ascii="Times New Roman" w:hAnsi="Times New Roman" w:cs="Times New Roman"/>
-              </w:rPr>
-              <w:t>)</w:t>
+              <w:t>()</w:t>
             </w:r>
           </w:p>
         </w:tc>
@@ -3211,7 +3157,6 @@
               </w:rPr>
             </w:pPr>
             <w:proofErr w:type="spellStart"/>
-            <w:proofErr w:type="gramStart"/>
             <w:r>
               <w:rPr>
                 <w:rFonts w:ascii="Times New Roman" w:hAnsi="Times New Roman" w:cs="Times New Roman"/>
@@ -3226,7 +3171,6 @@
               <w:t>(</w:t>
             </w:r>
             <w:proofErr w:type="spellStart"/>
-            <w:proofErr w:type="gramEnd"/>
             <w:r>
               <w:rPr>
                 <w:rFonts w:ascii="Times New Roman" w:hAnsi="Times New Roman" w:cs="Times New Roman"/>
@@ -3487,6 +3431,7 @@
         <w:rPr>
           <w:lang w:val="ru-RU"/>
         </w:rPr>
+        <w:lastRenderedPageBreak/>
         <w:t>Таблица</w:t>
       </w:r>
       <w:r>
@@ -4574,7 +4519,6 @@
               </w:rPr>
             </w:pPr>
             <w:proofErr w:type="spellStart"/>
-            <w:proofErr w:type="gramStart"/>
             <w:r>
               <w:rPr>
                 <w:rFonts w:ascii="Times New Roman" w:hAnsi="Times New Roman" w:cs="Times New Roman"/>
@@ -4588,15 +4532,7 @@
                 <w:rFonts w:ascii="Times New Roman" w:hAnsi="Times New Roman" w:cs="Times New Roman"/>
                 <w:lang w:val="en-US"/>
               </w:rPr>
-              <w:t>(</w:t>
-            </w:r>
-            <w:proofErr w:type="gramEnd"/>
-            <w:r>
-              <w:rPr>
-                <w:rFonts w:ascii="Times New Roman" w:hAnsi="Times New Roman" w:cs="Times New Roman"/>
-                <w:lang w:val="en-US"/>
-              </w:rPr>
-              <w:t xml:space="preserve">forward, type, depth, </w:t>
+              <w:t xml:space="preserve">(forward, type, depth, </w:t>
             </w:r>
             <w:proofErr w:type="spellStart"/>
             <w:r>
@@ -4793,6 +4729,7 @@
         <w:rPr>
           <w:lang w:val="ru-RU"/>
         </w:rPr>
+        <w:lastRenderedPageBreak/>
         <w:t>Обзор</w:t>
       </w:r>
       <w:r>
@@ -4854,7 +4791,7 @@
       </w:r>
       <w:r>
         <w:rPr>
-          <w:lang w:val="en-US"/>
+          <w:lang w:val="ru-RU"/>
         </w:rPr>
         <w:t>3</w:t>
       </w:r>
@@ -4934,13 +4871,7 @@
         <w:ind w:left="0" w:firstLine="570"/>
       </w:pPr>
       <w:r>
-        <w:t>задавать внешний диаметр, диаметр отверстия, ширину и глубину</w:t>
-      </w:r>
-      <w:r>
-        <w:t xml:space="preserve"> </w:t>
-      </w:r>
-      <w:r>
-        <w:t>паза;</w:t>
+        <w:t>задавать внешний диаметр, диаметр отверстия, ширину и глубину паза;</w:t>
       </w:r>
     </w:p>
     <w:p>
@@ -4964,7 +4895,7 @@
     <w:p>
       <w:pPr>
         <w:rPr>
-          <w:lang w:val="en-US"/>
+          <w:lang w:val="ru-RU"/>
         </w:rPr>
       </w:pPr>
       <w:r>
@@ -5016,7 +4947,7 @@
           <w:noProof/>
         </w:rPr>
         <w:drawing>
-          <wp:inline distT="0" distB="0" distL="0" distR="0" wp14:anchorId="5879E923" wp14:editId="6E314AB7">
+          <wp:inline distT="0" distB="0" distL="0" distR="0" wp14:anchorId="5879E923" wp14:editId="23A8AF56">
             <wp:extent cx="4781550" cy="2730499"/>
             <wp:effectExtent l="0" t="0" r="0" b="0"/>
             <wp:docPr id="9" name="Рисунок 9" descr="Pulley generator screenshot"/>
@@ -5068,6 +4999,9 @@
     <w:p>
       <w:pPr>
         <w:pStyle w:val="Image"/>
+        <w:rPr>
+          <w:lang w:val="ru-RU"/>
+        </w:rPr>
       </w:pPr>
       <w:r>
         <w:rPr>
@@ -5128,6 +5062,7 @@
         <w:rPr>
           <w:lang w:val="ru-RU"/>
         </w:rPr>
+        <w:lastRenderedPageBreak/>
         <w:t>Программа автоматического построения 3</w:t>
       </w:r>
       <w:r>
@@ -5206,6 +5141,12 @@
         <w:rPr>
           <w:lang w:val="ru-RU"/>
         </w:rPr>
+        <w:t xml:space="preserve"> </w:t>
+      </w:r>
+      <w:r>
+        <w:rPr>
+          <w:lang w:val="ru-RU"/>
+        </w:rPr>
         <w:t>[</w:t>
       </w:r>
       <w:r>
@@ -5462,6 +5403,7 @@
         <w:pStyle w:val="Image"/>
       </w:pPr>
       <w:r>
+        <w:lastRenderedPageBreak/>
         <w:drawing>
           <wp:inline distT="0" distB="0" distL="0" distR="0" wp14:anchorId="4FE4DFF7" wp14:editId="6B265018">
             <wp:extent cx="5733415" cy="3093085"/>
@@ -5617,6 +5559,7 @@
           <w:bCs/>
           <w:lang w:val="ru-RU"/>
         </w:rPr>
+        <w:lastRenderedPageBreak/>
         <w:t>Описание</w:t>
       </w:r>
       <w:r>
@@ -5667,6 +5610,18 @@
           <w:lang w:val="ru-RU"/>
         </w:rPr>
         <w:t>Шкив – деталь машин, предназначенная для передачи вращательного движения с помощью ремня. Шкив обычно имеет круглую форму с центральным отверстием под вал и канавкой (пазом) по окружности для размещения ремня.</w:t>
+      </w:r>
+      <w:r>
+        <w:rPr>
+          <w:lang w:val="ru-RU"/>
+        </w:rPr>
+        <w:t xml:space="preserve"> </w:t>
+      </w:r>
+      <w:r>
+        <w:rPr>
+          <w:lang w:val="en-US"/>
+        </w:rPr>
+        <w:t>[5]</w:t>
       </w:r>
     </w:p>
     <w:p>
@@ -5757,13 +5712,19 @@
         <w:rPr>
           <w:lang w:val="ru-RU"/>
         </w:rPr>
-        <w:t>показан</w:t>
-      </w:r>
-      <w:r>
-        <w:rPr>
-          <w:lang w:val="ru-RU"/>
-        </w:rPr>
-        <w:t xml:space="preserve">а </w:t>
+        <w:t>п</w:t>
+      </w:r>
+      <w:r>
+        <w:rPr>
+          <w:lang w:val="ru-RU"/>
+        </w:rPr>
+        <w:t>редставлена</w:t>
+      </w:r>
+      <w:r>
+        <w:rPr>
+          <w:lang w:val="ru-RU"/>
+        </w:rPr>
+        <w:t xml:space="preserve"> </w:t>
       </w:r>
       <w:r>
         <w:rPr>
@@ -5878,6 +5839,7 @@
         <w:rPr>
           <w:lang w:val="ru-RU"/>
         </w:rPr>
+        <w:lastRenderedPageBreak/>
         <w:t>Изменяемые параметры</w:t>
       </w:r>
       <w:r>
@@ -6138,6 +6100,7 @@
           <w:b w:val="0"/>
           <w:bCs/>
         </w:rPr>
+        <w:lastRenderedPageBreak/>
         <w:t>Проект</w:t>
       </w:r>
       <w:proofErr w:type="spellEnd"/>
@@ -6228,9 +6191,9 @@
       </w:r>
       <w:r>
         <w:rPr>
-          <w:lang w:val="ru-RU"/>
-        </w:rPr>
-        <w:t>5</w:t>
+          <w:lang w:val="en-US"/>
+        </w:rPr>
+        <w:t>6</w:t>
       </w:r>
       <w:r>
         <w:rPr>
@@ -6257,9 +6220,9 @@
       </w:pPr>
       <w:r>
         <w:drawing>
-          <wp:inline distT="0" distB="0" distL="0" distR="0" wp14:anchorId="2F03FD22" wp14:editId="5E46B777">
-            <wp:extent cx="5733415" cy="3761105"/>
-            <wp:effectExtent l="0" t="0" r="8255" b="0"/>
+          <wp:inline distT="0" distB="0" distL="0" distR="0" wp14:anchorId="4FD0F3F7" wp14:editId="0D641C0B">
+            <wp:extent cx="5468705" cy="6467475"/>
+            <wp:effectExtent l="0" t="0" r="0" b="0"/>
             <wp:docPr id="1" name="Рисунок 1"/>
             <wp:cNvGraphicFramePr>
               <a:graphicFrameLocks xmlns:a="http://schemas.openxmlformats.org/drawingml/2006/main" noChangeAspect="1"/>
@@ -6280,7 +6243,7 @@
                   <pic:spPr>
                     <a:xfrm>
                       <a:off x="0" y="0"/>
-                      <a:ext cx="5733415" cy="3761105"/>
+                      <a:ext cx="5476844" cy="6477101"/>
                     </a:xfrm>
                     <a:prstGeom prst="rect">
                       <a:avLst/>
@@ -6337,20 +6300,552 @@
     </w:p>
     <w:p>
       <w:pPr>
-        <w:pStyle w:val="Image"/>
-        <w:spacing w:line="360" w:lineRule="auto"/>
-      </w:pPr>
-    </w:p>
-    <w:p>
-      <w:pPr>
-        <w:rPr>
-          <w:lang w:val="ru-RU"/>
-        </w:rPr>
-      </w:pPr>
-      <w:r>
-        <w:rPr>
-          <w:lang w:val="ru-RU"/>
-        </w:rPr>
+        <w:ind w:right="59" w:firstLine="0"/>
+        <w:rPr>
+          <w:rFonts w:eastAsia="SimSun"/>
+          <w:lang w:val="ru-RU"/>
+        </w:rPr>
+      </w:pPr>
+      <w:r>
+        <w:rPr>
+          <w:lang w:val="ru-RU"/>
+        </w:rPr>
+        <w:lastRenderedPageBreak/>
+        <w:tab/>
+      </w:r>
+      <w:r>
+        <w:rPr>
+          <w:rFonts w:eastAsia="SimSun"/>
+          <w:lang w:val="ru-RU"/>
+        </w:rPr>
+        <w:t xml:space="preserve">Класс MainForm содержит в себе два объекта (за исключением поля </w:t>
+      </w:r>
+      <w:proofErr w:type="spellStart"/>
+      <w:r>
+        <w:rPr>
+          <w:rFonts w:eastAsia="SimSun"/>
+          <w:lang w:val="ru-RU"/>
+        </w:rPr>
+        <w:t>hasErrors</w:t>
+      </w:r>
+      <w:proofErr w:type="spellEnd"/>
+      <w:r>
+        <w:rPr>
+          <w:rFonts w:eastAsia="SimSun"/>
+          <w:lang w:val="ru-RU"/>
+        </w:rPr>
+        <w:t xml:space="preserve"> типа </w:t>
+      </w:r>
+      <w:proofErr w:type="spellStart"/>
+      <w:r>
+        <w:rPr>
+          <w:rFonts w:eastAsia="SimSun"/>
+          <w:lang w:val="ru-RU"/>
+        </w:rPr>
+        <w:t>bool</w:t>
+      </w:r>
+      <w:proofErr w:type="spellEnd"/>
+      <w:r>
+        <w:rPr>
+          <w:rFonts w:eastAsia="SimSun"/>
+          <w:lang w:val="ru-RU"/>
+        </w:rPr>
+        <w:t xml:space="preserve">): объект модели </w:t>
+      </w:r>
+      <w:proofErr w:type="spellStart"/>
+      <w:r>
+        <w:rPr>
+          <w:rFonts w:eastAsia="SimSun"/>
+          <w:lang w:val="ru-RU"/>
+        </w:rPr>
+        <w:t>Builder</w:t>
+      </w:r>
+      <w:proofErr w:type="spellEnd"/>
+      <w:r>
+        <w:rPr>
+          <w:rFonts w:eastAsia="SimSun"/>
+          <w:lang w:val="ru-RU"/>
+        </w:rPr>
+        <w:t xml:space="preserve"> и объект параметров PulleyParameters. Связь между классами MainForm и Builder является агрегацией, т.к. главная форма может существовать без конкретного строителя, а связь между MainForm и PulleyParameters также является агрегацией, т.к. форма может работать с разными наборами параметров.</w:t>
+      </w:r>
+    </w:p>
+    <w:p>
+      <w:pPr>
+        <w:ind w:right="59" w:firstLine="708"/>
+        <w:rPr>
+          <w:rFonts w:eastAsia="SimSun"/>
+          <w:lang w:val="ru-RU"/>
+        </w:rPr>
+      </w:pPr>
+      <w:r>
+        <w:rPr>
+          <w:rFonts w:eastAsia="SimSun"/>
+          <w:lang w:val="ru-RU"/>
+        </w:rPr>
+        <w:t xml:space="preserve">Класс </w:t>
+      </w:r>
+      <w:proofErr w:type="spellStart"/>
+      <w:r>
+        <w:rPr>
+          <w:rFonts w:eastAsia="SimSun"/>
+          <w:lang w:val="ru-RU"/>
+        </w:rPr>
+        <w:t>Builder</w:t>
+      </w:r>
+      <w:proofErr w:type="spellEnd"/>
+      <w:r>
+        <w:rPr>
+          <w:rFonts w:eastAsia="SimSun"/>
+          <w:lang w:val="ru-RU"/>
+        </w:rPr>
+        <w:t xml:space="preserve"> </w:t>
+      </w:r>
+      <w:proofErr w:type="spellStart"/>
+      <w:r>
+        <w:rPr>
+          <w:rFonts w:eastAsia="SimSun"/>
+          <w:lang w:val="ru-RU"/>
+        </w:rPr>
+        <w:t>композирует</w:t>
+      </w:r>
+      <w:proofErr w:type="spellEnd"/>
+      <w:r>
+        <w:rPr>
+          <w:rFonts w:eastAsia="SimSun"/>
+          <w:lang w:val="ru-RU"/>
+        </w:rPr>
+        <w:t xml:space="preserve"> в себе объект PulleyParameters (связь композиции, закрашенный ромбик), т.к. параметры неразрывно связаны с процессом построения конкретной модели шкива и не могут существовать без строителя. Также класс Builder использует класс Wrapper (связь использования, пунктирная стрелка), т.к. объект враппера создаётся и используется только в момент вызова методов построения модели.</w:t>
+      </w:r>
+    </w:p>
+    <w:p>
+      <w:pPr>
+        <w:ind w:right="59" w:firstLine="708"/>
+        <w:rPr>
+          <w:rFonts w:eastAsia="SimSun"/>
+          <w:lang w:val="ru-RU"/>
+        </w:rPr>
+      </w:pPr>
+      <w:r>
+        <w:rPr>
+          <w:rFonts w:eastAsia="SimSun"/>
+          <w:lang w:val="ru-RU"/>
+        </w:rPr>
+        <w:t>Класс</w:t>
+      </w:r>
+      <w:r>
+        <w:rPr>
+          <w:rFonts w:eastAsia="SimSun"/>
+          <w:lang w:val="en-US"/>
+        </w:rPr>
+        <w:t xml:space="preserve"> </w:t>
+      </w:r>
+      <w:proofErr w:type="spellStart"/>
+      <w:r>
+        <w:rPr>
+          <w:rFonts w:eastAsia="SimSun"/>
+          <w:lang w:val="en-US"/>
+        </w:rPr>
+        <w:t>PulleyParameters</w:t>
+      </w:r>
+      <w:proofErr w:type="spellEnd"/>
+      <w:r>
+        <w:rPr>
+          <w:rFonts w:eastAsia="SimSun"/>
+          <w:lang w:val="en-US"/>
+        </w:rPr>
+        <w:t xml:space="preserve"> </w:t>
+      </w:r>
+      <w:r>
+        <w:rPr>
+          <w:rFonts w:eastAsia="SimSun"/>
+          <w:lang w:val="ru-RU"/>
+        </w:rPr>
+        <w:t>содержит</w:t>
+      </w:r>
+      <w:r>
+        <w:rPr>
+          <w:rFonts w:eastAsia="SimSun"/>
+          <w:lang w:val="en-US"/>
+        </w:rPr>
+        <w:t xml:space="preserve"> </w:t>
+      </w:r>
+      <w:r>
+        <w:rPr>
+          <w:rFonts w:eastAsia="SimSun"/>
+          <w:lang w:val="ru-RU"/>
+        </w:rPr>
+        <w:t>пять</w:t>
+      </w:r>
+      <w:r>
+        <w:rPr>
+          <w:rFonts w:eastAsia="SimSun"/>
+          <w:lang w:val="en-US"/>
+        </w:rPr>
+        <w:t xml:space="preserve"> </w:t>
+      </w:r>
+      <w:r>
+        <w:rPr>
+          <w:rFonts w:eastAsia="SimSun"/>
+          <w:lang w:val="ru-RU"/>
+        </w:rPr>
+        <w:t>свойств</w:t>
+      </w:r>
+      <w:r>
+        <w:rPr>
+          <w:rFonts w:eastAsia="SimSun"/>
+          <w:lang w:val="en-US"/>
+        </w:rPr>
+        <w:t xml:space="preserve"> </w:t>
+      </w:r>
+      <w:r>
+        <w:rPr>
+          <w:rFonts w:eastAsia="SimSun"/>
+          <w:lang w:val="ru-RU"/>
+        </w:rPr>
+        <w:t>типа</w:t>
+      </w:r>
+      <w:r>
+        <w:rPr>
+          <w:rFonts w:eastAsia="SimSun"/>
+          <w:lang w:val="en-US"/>
+        </w:rPr>
+        <w:t xml:space="preserve"> double: </w:t>
+      </w:r>
+      <w:proofErr w:type="spellStart"/>
+      <w:r>
+        <w:rPr>
+          <w:rFonts w:eastAsia="SimSun"/>
+          <w:lang w:val="en-US"/>
+        </w:rPr>
+        <w:t>outerDiameter</w:t>
+      </w:r>
+      <w:proofErr w:type="spellEnd"/>
+      <w:r>
+        <w:rPr>
+          <w:rFonts w:eastAsia="SimSun"/>
+          <w:lang w:val="en-US"/>
+        </w:rPr>
+        <w:t xml:space="preserve">, </w:t>
+      </w:r>
+      <w:proofErr w:type="spellStart"/>
+      <w:r>
+        <w:rPr>
+          <w:rFonts w:eastAsia="SimSun"/>
+          <w:lang w:val="en-US"/>
+        </w:rPr>
+        <w:t>holeDiameter</w:t>
+      </w:r>
+      <w:proofErr w:type="spellEnd"/>
+      <w:r>
+        <w:rPr>
+          <w:rFonts w:eastAsia="SimSun"/>
+          <w:lang w:val="en-US"/>
+        </w:rPr>
+        <w:t xml:space="preserve">, thickness, </w:t>
+      </w:r>
+      <w:proofErr w:type="spellStart"/>
+      <w:r>
+        <w:rPr>
+          <w:rFonts w:eastAsia="SimSun"/>
+          <w:lang w:val="en-US"/>
+        </w:rPr>
+        <w:t>grooveWidth</w:t>
+      </w:r>
+      <w:proofErr w:type="spellEnd"/>
+      <w:r>
+        <w:rPr>
+          <w:rFonts w:eastAsia="SimSun"/>
+          <w:lang w:val="en-US"/>
+        </w:rPr>
+        <w:t xml:space="preserve"> </w:t>
+      </w:r>
+      <w:r>
+        <w:rPr>
+          <w:rFonts w:eastAsia="SimSun"/>
+          <w:lang w:val="ru-RU"/>
+        </w:rPr>
+        <w:t>и</w:t>
+      </w:r>
+      <w:r>
+        <w:rPr>
+          <w:rFonts w:eastAsia="SimSun"/>
+          <w:lang w:val="en-US"/>
+        </w:rPr>
+        <w:t xml:space="preserve"> </w:t>
+      </w:r>
+      <w:proofErr w:type="spellStart"/>
+      <w:r>
+        <w:rPr>
+          <w:rFonts w:eastAsia="SimSun"/>
+          <w:lang w:val="en-US"/>
+        </w:rPr>
+        <w:t>grooveDepth</w:t>
+      </w:r>
+      <w:proofErr w:type="spellEnd"/>
+      <w:r>
+        <w:rPr>
+          <w:rFonts w:eastAsia="SimSun"/>
+          <w:lang w:val="en-US"/>
+        </w:rPr>
+        <w:t xml:space="preserve">. </w:t>
+      </w:r>
+      <w:r>
+        <w:rPr>
+          <w:rFonts w:eastAsia="SimSun"/>
+          <w:lang w:val="ru-RU"/>
+        </w:rPr>
+        <w:t>Метод Validate() возвращает список объектов типа ValidationError (связь использования, пунктирная стрелка), т.к. объекты ошибок создаются только внутри метода валидации и не хранятся постоянно.</w:t>
+      </w:r>
+    </w:p>
+    <w:p>
+      <w:pPr>
+        <w:ind w:right="59" w:firstLine="708"/>
+        <w:rPr>
+          <w:rFonts w:eastAsia="SimSun"/>
+          <w:lang w:val="ru-RU"/>
+        </w:rPr>
+      </w:pPr>
+      <w:r>
+        <w:rPr>
+          <w:rFonts w:eastAsia="SimSun"/>
+          <w:lang w:val="ru-RU"/>
+        </w:rPr>
+        <w:t>Класс ValidationError содержит два свойства: message (текст ошибки) и source (источник ошибки). Конструктор принимает оба параметра для создания объекта ошибки.</w:t>
+      </w:r>
+    </w:p>
+    <w:p>
+      <w:pPr>
+        <w:ind w:right="59" w:firstLine="708"/>
+        <w:rPr>
+          <w:rFonts w:eastAsia="SimSun"/>
+          <w:lang w:val="ru-RU"/>
+        </w:rPr>
+      </w:pPr>
+      <w:r>
+        <w:rPr>
+          <w:rFonts w:eastAsia="SimSun"/>
+          <w:lang w:val="ru-RU"/>
+        </w:rPr>
+        <w:t xml:space="preserve">Класс </w:t>
+      </w:r>
+      <w:proofErr w:type="spellStart"/>
+      <w:r>
+        <w:rPr>
+          <w:rFonts w:eastAsia="SimSun"/>
+          <w:lang w:val="ru-RU"/>
+        </w:rPr>
+        <w:t>Wrapper</w:t>
+      </w:r>
+      <w:proofErr w:type="spellEnd"/>
+      <w:r>
+        <w:rPr>
+          <w:rFonts w:eastAsia="SimSun"/>
+          <w:lang w:val="ru-RU"/>
+        </w:rPr>
+        <w:t xml:space="preserve"> является независимым классом</w:t>
+      </w:r>
+      <w:r>
+        <w:rPr>
+          <w:rFonts w:eastAsia="SimSun"/>
+          <w:lang w:val="ru-RU"/>
+        </w:rPr>
+        <w:t xml:space="preserve"> </w:t>
+      </w:r>
+      <w:r>
+        <w:rPr>
+          <w:rFonts w:eastAsia="SimSun"/>
+          <w:lang w:val="ru-RU"/>
+        </w:rPr>
+        <w:t>и предоставляет методы для работы с API Компас-3D: CreateDocument(), BuildPulleyGeometry() и FinishModel().</w:t>
+      </w:r>
+    </w:p>
+    <w:p>
+      <w:pPr>
+        <w:ind w:right="59" w:firstLine="708"/>
+        <w:rPr>
+          <w:rFonts w:eastAsia="SimSun"/>
+          <w:lang w:val="ru-RU"/>
+        </w:rPr>
+      </w:pPr>
+      <w:r>
+        <w:rPr>
+          <w:rFonts w:eastAsia="SimSun"/>
+          <w:lang w:val="ru-RU"/>
+        </w:rPr>
+        <w:t>Архитектура плагина разделена на три логических проекта:</w:t>
+      </w:r>
+    </w:p>
+    <w:p>
+      <w:pPr>
+        <w:pStyle w:val="a0"/>
+        <w:ind w:left="0" w:firstLine="570"/>
+        <w:rPr>
+          <w:lang w:val="en-US"/>
+        </w:rPr>
+      </w:pPr>
+      <w:r>
+        <w:rPr>
+          <w:lang w:val="en-US"/>
+        </w:rPr>
+        <w:t>M</w:t>
+      </w:r>
+      <w:r>
+        <w:rPr>
+          <w:lang w:val="en-US"/>
+        </w:rPr>
+        <w:t xml:space="preserve">odel </w:t>
+      </w:r>
+      <w:r>
+        <w:rPr>
+          <w:lang w:val="en-US"/>
+        </w:rPr>
+        <w:t>-</w:t>
+      </w:r>
+      <w:r>
+        <w:rPr>
+          <w:lang w:val="en-US"/>
+        </w:rPr>
+        <w:t xml:space="preserve"> </w:t>
+      </w:r>
+      <w:r>
+        <w:t>хранит</w:t>
+      </w:r>
+      <w:r>
+        <w:rPr>
+          <w:lang w:val="en-US"/>
+        </w:rPr>
+        <w:t xml:space="preserve"> </w:t>
+      </w:r>
+      <w:r>
+        <w:t>классы</w:t>
+      </w:r>
+      <w:r>
+        <w:rPr>
+          <w:lang w:val="en-US"/>
+        </w:rPr>
+        <w:t xml:space="preserve"> </w:t>
+      </w:r>
+      <w:r>
+        <w:t>бизнес</w:t>
+      </w:r>
+      <w:r>
+        <w:rPr>
+          <w:lang w:val="en-US"/>
+        </w:rPr>
+        <w:t>-</w:t>
+      </w:r>
+      <w:r>
+        <w:t>логики</w:t>
+      </w:r>
+      <w:r>
+        <w:rPr>
+          <w:lang w:val="en-US"/>
+        </w:rPr>
+        <w:t xml:space="preserve">: </w:t>
+      </w:r>
+      <w:proofErr w:type="spellStart"/>
+      <w:r>
+        <w:rPr>
+          <w:lang w:val="en-US"/>
+        </w:rPr>
+        <w:t>PulleyParameters</w:t>
+      </w:r>
+      <w:proofErr w:type="spellEnd"/>
+      <w:r>
+        <w:rPr>
+          <w:lang w:val="en-US"/>
+        </w:rPr>
+        <w:t xml:space="preserve"> </w:t>
+      </w:r>
+      <w:r>
+        <w:t>и</w:t>
+      </w:r>
+      <w:r>
+        <w:rPr>
+          <w:lang w:val="en-US"/>
+        </w:rPr>
+        <w:t xml:space="preserve"> </w:t>
+      </w:r>
+      <w:proofErr w:type="spellStart"/>
+      <w:r>
+        <w:rPr>
+          <w:lang w:val="en-US"/>
+        </w:rPr>
+        <w:t>ValidationError</w:t>
+      </w:r>
+      <w:proofErr w:type="spellEnd"/>
+      <w:r>
+        <w:rPr>
+          <w:lang w:val="en-US"/>
+        </w:rPr>
+        <w:t>;</w:t>
+      </w:r>
+    </w:p>
+    <w:p>
+      <w:pPr>
+        <w:pStyle w:val="a0"/>
+        <w:ind w:left="0" w:firstLine="570"/>
+      </w:pPr>
+      <w:r>
+        <w:t xml:space="preserve">View </w:t>
+      </w:r>
+      <w:r>
+        <w:t>-</w:t>
+      </w:r>
+      <w:r>
+        <w:t xml:space="preserve"> хранит пользовательский интерфейс: класс </w:t>
+      </w:r>
+      <w:proofErr w:type="spellStart"/>
+      <w:r>
+        <w:t>MainForm</w:t>
+      </w:r>
+      <w:proofErr w:type="spellEnd"/>
+      <w:r>
+        <w:t>;</w:t>
+      </w:r>
+    </w:p>
+    <w:p>
+      <w:pPr>
+        <w:pStyle w:val="a0"/>
+        <w:ind w:left="0" w:firstLine="570"/>
+      </w:pPr>
+      <w:proofErr w:type="spellStart"/>
+      <w:r>
+        <w:t>Wrapper</w:t>
+      </w:r>
+      <w:proofErr w:type="spellEnd"/>
+      <w:r>
+        <w:t xml:space="preserve"> </w:t>
+      </w:r>
+      <w:r>
+        <w:t>-</w:t>
+      </w:r>
+      <w:r>
+        <w:t xml:space="preserve"> хранит обёртку над API Компас-3D (Wrapper) и класс построения модели (</w:t>
+      </w:r>
+      <w:proofErr w:type="spellStart"/>
+      <w:r>
+        <w:t>Builder</w:t>
+      </w:r>
+      <w:proofErr w:type="spellEnd"/>
+      <w:r>
+        <w:t>)</w:t>
+      </w:r>
+      <w:r>
+        <w:t>.</w:t>
+      </w:r>
+    </w:p>
+    <w:p>
+      <w:pPr>
+        <w:rPr>
+          <w:lang w:val="ru-RU"/>
+        </w:rPr>
+      </w:pPr>
+      <w:r>
+        <w:rPr>
+          <w:lang w:val="ru-RU"/>
+        </w:rPr>
+        <w:lastRenderedPageBreak/>
         <w:t xml:space="preserve">Таблица 3.1 – Свойства и методы класса </w:t>
       </w:r>
       <w:r>
@@ -6416,7 +6911,7 @@
         </w:tc>
         <w:tc>
           <w:tcPr>
-            <w:tcW w:w="3604" w:type="dxa"/>
+            <w:tcW w:w="3605" w:type="dxa"/>
           </w:tcPr>
           <w:p>
             <w:pPr>
@@ -6472,19 +6967,13 @@
                 <w:rFonts w:ascii="Times New Roman" w:hAnsi="Times New Roman" w:cs="Times New Roman"/>
               </w:rPr>
             </w:pPr>
+            <w:proofErr w:type="spellStart"/>
             <w:r>
               <w:rPr>
                 <w:rFonts w:ascii="Times New Roman" w:hAnsi="Times New Roman" w:cs="Times New Roman"/>
                 <w:lang w:val="en-US"/>
               </w:rPr>
-              <w:t>o</w:t>
-            </w:r>
-            <w:proofErr w:type="spellStart"/>
-            <w:r>
-              <w:rPr>
-                <w:rFonts w:ascii="Times New Roman" w:hAnsi="Times New Roman" w:cs="Times New Roman"/>
-              </w:rPr>
-              <w:t>uterDiameter</w:t>
+              <w:t>OuterDiameter</w:t>
             </w:r>
             <w:proofErr w:type="spellEnd"/>
           </w:p>
@@ -6509,55 +6998,19 @@
         </w:tc>
         <w:tc>
           <w:tcPr>
-            <w:tcW w:w="3604" w:type="dxa"/>
-          </w:tcPr>
-          <w:p>
-            <w:pPr>
-              <w:rPr>
-                <w:rFonts w:ascii="Times New Roman" w:hAnsi="Times New Roman" w:cs="Times New Roman"/>
-              </w:rPr>
-            </w:pPr>
-            <w:proofErr w:type="spellStart"/>
-            <w:r>
-              <w:rPr>
-                <w:rFonts w:ascii="Times New Roman" w:hAnsi="Times New Roman" w:cs="Times New Roman"/>
-              </w:rPr>
-              <w:t>Внешний</w:t>
-            </w:r>
-            <w:proofErr w:type="spellEnd"/>
-            <w:r>
-              <w:rPr>
-                <w:rFonts w:ascii="Times New Roman" w:hAnsi="Times New Roman" w:cs="Times New Roman"/>
-              </w:rPr>
-              <w:t xml:space="preserve"> </w:t>
-            </w:r>
-            <w:proofErr w:type="spellStart"/>
-            <w:r>
-              <w:rPr>
-                <w:rFonts w:ascii="Times New Roman" w:hAnsi="Times New Roman" w:cs="Times New Roman"/>
-              </w:rPr>
-              <w:t>диаметр</w:t>
-            </w:r>
-            <w:proofErr w:type="spellEnd"/>
-            <w:r>
-              <w:rPr>
-                <w:rFonts w:ascii="Times New Roman" w:hAnsi="Times New Roman" w:cs="Times New Roman"/>
-              </w:rPr>
-              <w:t xml:space="preserve"> </w:t>
-            </w:r>
-            <w:proofErr w:type="spellStart"/>
-            <w:r>
-              <w:rPr>
-                <w:rFonts w:ascii="Times New Roman" w:hAnsi="Times New Roman" w:cs="Times New Roman"/>
-              </w:rPr>
-              <w:t>шкива</w:t>
-            </w:r>
-            <w:proofErr w:type="spellEnd"/>
-            <w:r>
-              <w:rPr>
-                <w:rFonts w:ascii="Times New Roman" w:hAnsi="Times New Roman" w:cs="Times New Roman"/>
-              </w:rPr>
-              <w:t xml:space="preserve"> (D).</w:t>
+            <w:tcW w:w="3605" w:type="dxa"/>
+          </w:tcPr>
+          <w:p>
+            <w:pPr>
+              <w:rPr>
+                <w:rFonts w:ascii="Times New Roman" w:hAnsi="Times New Roman" w:cs="Times New Roman"/>
+              </w:rPr>
+            </w:pPr>
+            <w:r>
+              <w:rPr>
+                <w:rFonts w:ascii="Times New Roman" w:hAnsi="Times New Roman" w:cs="Times New Roman"/>
+              </w:rPr>
+              <w:t>Внешний диаметр шкива (D).</w:t>
             </w:r>
           </w:p>
         </w:tc>
@@ -6576,19 +7029,13 @@
                 <w:rFonts w:ascii="Times New Roman" w:hAnsi="Times New Roman" w:cs="Times New Roman"/>
               </w:rPr>
             </w:pPr>
+            <w:proofErr w:type="spellStart"/>
             <w:r>
               <w:rPr>
                 <w:rFonts w:ascii="Times New Roman" w:hAnsi="Times New Roman" w:cs="Times New Roman"/>
                 <w:lang w:val="en-US"/>
               </w:rPr>
-              <w:t>h</w:t>
-            </w:r>
-            <w:proofErr w:type="spellStart"/>
-            <w:r>
-              <w:rPr>
-                <w:rFonts w:ascii="Times New Roman" w:hAnsi="Times New Roman" w:cs="Times New Roman"/>
-              </w:rPr>
-              <w:t>oleDiameter</w:t>
+              <w:t>HoleDiameter</w:t>
             </w:r>
             <w:proofErr w:type="spellEnd"/>
           </w:p>
@@ -6613,7 +7060,7 @@
         </w:tc>
         <w:tc>
           <w:tcPr>
-            <w:tcW w:w="3604" w:type="dxa"/>
+            <w:tcW w:w="3605" w:type="dxa"/>
           </w:tcPr>
           <w:p>
             <w:pPr>
@@ -6661,16 +7108,8 @@
                 <w:rFonts w:ascii="Times New Roman" w:hAnsi="Times New Roman" w:cs="Times New Roman"/>
                 <w:lang w:val="en-US"/>
               </w:rPr>
-              <w:t>t</w:t>
-            </w:r>
-            <w:proofErr w:type="spellStart"/>
-            <w:r>
-              <w:rPr>
-                <w:rFonts w:ascii="Times New Roman" w:hAnsi="Times New Roman" w:cs="Times New Roman"/>
-              </w:rPr>
-              <w:t>hickness</w:t>
-            </w:r>
-            <w:proofErr w:type="spellEnd"/>
+              <w:t>Thickness</w:t>
+            </w:r>
           </w:p>
         </w:tc>
         <w:tc>
@@ -6693,55 +7132,19 @@
         </w:tc>
         <w:tc>
           <w:tcPr>
-            <w:tcW w:w="3604" w:type="dxa"/>
-          </w:tcPr>
-          <w:p>
-            <w:pPr>
-              <w:rPr>
-                <w:rFonts w:ascii="Times New Roman" w:hAnsi="Times New Roman" w:cs="Times New Roman"/>
-              </w:rPr>
-            </w:pPr>
-            <w:proofErr w:type="spellStart"/>
-            <w:r>
-              <w:rPr>
-                <w:rFonts w:ascii="Times New Roman" w:hAnsi="Times New Roman" w:cs="Times New Roman"/>
-              </w:rPr>
-              <w:t>Общая</w:t>
-            </w:r>
-            <w:proofErr w:type="spellEnd"/>
-            <w:r>
-              <w:rPr>
-                <w:rFonts w:ascii="Times New Roman" w:hAnsi="Times New Roman" w:cs="Times New Roman"/>
-              </w:rPr>
-              <w:t xml:space="preserve"> </w:t>
-            </w:r>
-            <w:proofErr w:type="spellStart"/>
-            <w:r>
-              <w:rPr>
-                <w:rFonts w:ascii="Times New Roman" w:hAnsi="Times New Roman" w:cs="Times New Roman"/>
-              </w:rPr>
-              <w:t>толщина</w:t>
-            </w:r>
-            <w:proofErr w:type="spellEnd"/>
-            <w:r>
-              <w:rPr>
-                <w:rFonts w:ascii="Times New Roman" w:hAnsi="Times New Roman" w:cs="Times New Roman"/>
-              </w:rPr>
-              <w:t xml:space="preserve"> </w:t>
-            </w:r>
-            <w:proofErr w:type="spellStart"/>
-            <w:r>
-              <w:rPr>
-                <w:rFonts w:ascii="Times New Roman" w:hAnsi="Times New Roman" w:cs="Times New Roman"/>
-              </w:rPr>
-              <w:t>шкива</w:t>
-            </w:r>
-            <w:proofErr w:type="spellEnd"/>
-            <w:r>
-              <w:rPr>
-                <w:rFonts w:ascii="Times New Roman" w:hAnsi="Times New Roman" w:cs="Times New Roman"/>
-              </w:rPr>
-              <w:t xml:space="preserve"> (H).</w:t>
+            <w:tcW w:w="3605" w:type="dxa"/>
+          </w:tcPr>
+          <w:p>
+            <w:pPr>
+              <w:rPr>
+                <w:rFonts w:ascii="Times New Roman" w:hAnsi="Times New Roman" w:cs="Times New Roman"/>
+              </w:rPr>
+            </w:pPr>
+            <w:r>
+              <w:rPr>
+                <w:rFonts w:ascii="Times New Roman" w:hAnsi="Times New Roman" w:cs="Times New Roman"/>
+              </w:rPr>
+              <w:t>Общая толщина шкива (H).</w:t>
             </w:r>
           </w:p>
         </w:tc>
@@ -6760,46 +7163,40 @@
                 <w:rFonts w:ascii="Times New Roman" w:hAnsi="Times New Roman" w:cs="Times New Roman"/>
               </w:rPr>
             </w:pPr>
+            <w:proofErr w:type="spellStart"/>
             <w:r>
               <w:rPr>
                 <w:rFonts w:ascii="Times New Roman" w:hAnsi="Times New Roman" w:cs="Times New Roman"/>
                 <w:lang w:val="en-US"/>
               </w:rPr>
-              <w:t>g</w:t>
-            </w:r>
+              <w:t>GrooveWidth</w:t>
+            </w:r>
+            <w:proofErr w:type="spellEnd"/>
+          </w:p>
+        </w:tc>
+        <w:tc>
+          <w:tcPr>
+            <w:tcW w:w="3238" w:type="dxa"/>
+          </w:tcPr>
+          <w:p>
+            <w:pPr>
+              <w:rPr>
+                <w:rFonts w:ascii="Times New Roman" w:hAnsi="Times New Roman" w:cs="Times New Roman"/>
+              </w:rPr>
+            </w:pPr>
             <w:proofErr w:type="spellStart"/>
             <w:r>
               <w:rPr>
                 <w:rFonts w:ascii="Times New Roman" w:hAnsi="Times New Roman" w:cs="Times New Roman"/>
               </w:rPr>
-              <w:t>rooveWidth</w:t>
+              <w:t>double</w:t>
             </w:r>
             <w:proofErr w:type="spellEnd"/>
           </w:p>
         </w:tc>
         <w:tc>
           <w:tcPr>
-            <w:tcW w:w="3238" w:type="dxa"/>
-          </w:tcPr>
-          <w:p>
-            <w:pPr>
-              <w:rPr>
-                <w:rFonts w:ascii="Times New Roman" w:hAnsi="Times New Roman" w:cs="Times New Roman"/>
-              </w:rPr>
-            </w:pPr>
-            <w:proofErr w:type="spellStart"/>
-            <w:r>
-              <w:rPr>
-                <w:rFonts w:ascii="Times New Roman" w:hAnsi="Times New Roman" w:cs="Times New Roman"/>
-              </w:rPr>
-              <w:t>double</w:t>
-            </w:r>
-            <w:proofErr w:type="spellEnd"/>
-          </w:p>
-        </w:tc>
-        <w:tc>
-          <w:tcPr>
-            <w:tcW w:w="3604" w:type="dxa"/>
+            <w:tcW w:w="3605" w:type="dxa"/>
           </w:tcPr>
           <w:p>
             <w:pPr>
@@ -6842,19 +7239,13 @@
                 <w:rFonts w:ascii="Times New Roman" w:hAnsi="Times New Roman" w:cs="Times New Roman"/>
               </w:rPr>
             </w:pPr>
+            <w:proofErr w:type="spellStart"/>
             <w:r>
               <w:rPr>
                 <w:rFonts w:ascii="Times New Roman" w:hAnsi="Times New Roman" w:cs="Times New Roman"/>
                 <w:lang w:val="en-US"/>
               </w:rPr>
-              <w:t>g</w:t>
-            </w:r>
-            <w:proofErr w:type="spellStart"/>
-            <w:r>
-              <w:rPr>
-                <w:rFonts w:ascii="Times New Roman" w:hAnsi="Times New Roman" w:cs="Times New Roman"/>
-              </w:rPr>
-              <w:t>rooveDepth</w:t>
+              <w:t>GrooveDepth</w:t>
             </w:r>
             <w:proofErr w:type="spellEnd"/>
           </w:p>
@@ -6879,7 +7270,7 @@
         </w:tc>
         <w:tc>
           <w:tcPr>
-            <w:tcW w:w="3604" w:type="dxa"/>
+            <w:tcW w:w="3605" w:type="dxa"/>
           </w:tcPr>
           <w:p>
             <w:pPr>
@@ -6936,7 +7327,6 @@
               </w:rPr>
             </w:pPr>
             <w:proofErr w:type="spellStart"/>
-            <w:proofErr w:type="gramStart"/>
             <w:r>
               <w:rPr>
                 <w:rFonts w:ascii="Times New Roman" w:hAnsi="Times New Roman" w:cs="Times New Roman"/>
@@ -6957,15 +7347,7 @@
                 <w:rFonts w:ascii="Times New Roman" w:hAnsi="Times New Roman" w:cs="Times New Roman"/>
                 <w:lang w:val="en-GB"/>
               </w:rPr>
-              <w:t>(</w:t>
-            </w:r>
-            <w:proofErr w:type="gramEnd"/>
-            <w:r>
-              <w:rPr>
-                <w:rFonts w:ascii="Times New Roman" w:hAnsi="Times New Roman" w:cs="Times New Roman"/>
-                <w:lang w:val="en-GB"/>
-              </w:rPr>
-              <w:t>)</w:t>
+              <w:t>()</w:t>
             </w:r>
           </w:p>
         </w:tc>
@@ -6989,7 +7371,7 @@
         </w:tc>
         <w:tc>
           <w:tcPr>
-            <w:tcW w:w="3604" w:type="dxa"/>
+            <w:tcW w:w="3605" w:type="dxa"/>
           </w:tcPr>
           <w:p>
             <w:pPr>
@@ -7002,6 +7384,168 @@
                 <w:rFonts w:ascii="Times New Roman" w:hAnsi="Times New Roman" w:cs="Times New Roman"/>
               </w:rPr>
               <w:t>Инициализирует модель параметров шкива значениями по умолчанию.</w:t>
+            </w:r>
+          </w:p>
+        </w:tc>
+      </w:tr>
+      <w:tr>
+        <w:tc>
+          <w:tcPr>
+            <w:tcW w:w="2385" w:type="dxa"/>
+          </w:tcPr>
+          <w:p>
+            <w:pPr>
+              <w:rPr>
+                <w:rFonts w:ascii="Times New Roman" w:hAnsi="Times New Roman" w:cs="Times New Roman"/>
+              </w:rPr>
+            </w:pPr>
+            <w:proofErr w:type="spellStart"/>
+            <w:r>
+              <w:rPr>
+                <w:rFonts w:ascii="Times New Roman" w:hAnsi="Times New Roman" w:cs="Times New Roman"/>
+              </w:rPr>
+              <w:t>V</w:t>
+            </w:r>
+            <w:r>
+              <w:rPr>
+                <w:rFonts w:ascii="Times New Roman" w:hAnsi="Times New Roman" w:cs="Times New Roman"/>
+              </w:rPr>
+              <w:t>alidate</w:t>
+            </w:r>
+            <w:proofErr w:type="spellEnd"/>
+            <w:r>
+              <w:rPr>
+                <w:rFonts w:ascii="Times New Roman" w:hAnsi="Times New Roman" w:cs="Times New Roman"/>
+              </w:rPr>
+              <w:t>()</w:t>
+            </w:r>
+          </w:p>
+        </w:tc>
+        <w:tc>
+          <w:tcPr>
+            <w:tcW w:w="3238" w:type="dxa"/>
+          </w:tcPr>
+          <w:p>
+            <w:pPr>
+              <w:rPr>
+                <w:rFonts w:ascii="Times New Roman" w:hAnsi="Times New Roman" w:cs="Times New Roman"/>
+              </w:rPr>
+            </w:pPr>
+            <w:proofErr w:type="spellStart"/>
+            <w:r>
+              <w:rPr>
+                <w:rFonts w:ascii="Times New Roman" w:hAnsi="Times New Roman" w:cs="Times New Roman"/>
+              </w:rPr>
+              <w:t>IReadOnlyList</w:t>
+            </w:r>
+            <w:proofErr w:type="spellEnd"/>
+            <w:r>
+              <w:rPr>
+                <w:rFonts w:ascii="Times New Roman" w:hAnsi="Times New Roman" w:cs="Times New Roman"/>
+              </w:rPr>
+              <w:t>&lt;</w:t>
+            </w:r>
+            <w:proofErr w:type="spellStart"/>
+            <w:r>
+              <w:rPr>
+                <w:rFonts w:ascii="Times New Roman" w:hAnsi="Times New Roman" w:cs="Times New Roman"/>
+              </w:rPr>
+              <w:t>ValidationError</w:t>
+            </w:r>
+            <w:proofErr w:type="spellEnd"/>
+            <w:r>
+              <w:rPr>
+                <w:rFonts w:ascii="Times New Roman" w:hAnsi="Times New Roman" w:cs="Times New Roman"/>
+              </w:rPr>
+              <w:t>&gt;</w:t>
+            </w:r>
+          </w:p>
+        </w:tc>
+        <w:tc>
+          <w:tcPr>
+            <w:tcW w:w="3605" w:type="dxa"/>
+          </w:tcPr>
+          <w:p>
+            <w:pPr>
+              <w:rPr>
+                <w:rFonts w:ascii="Times New Roman" w:hAnsi="Times New Roman" w:cs="Times New Roman"/>
+              </w:rPr>
+            </w:pPr>
+            <w:r>
+              <w:rPr>
+                <w:rFonts w:ascii="Times New Roman" w:hAnsi="Times New Roman" w:cs="Times New Roman"/>
+              </w:rPr>
+              <w:t>Выполняет проверку параметров шкива и возвращает список ошибок валидации.</w:t>
+            </w:r>
+          </w:p>
+        </w:tc>
+      </w:tr>
+      <w:tr>
+        <w:tc>
+          <w:tcPr>
+            <w:tcW w:w="2385" w:type="dxa"/>
+          </w:tcPr>
+          <w:p>
+            <w:pPr>
+              <w:rPr>
+                <w:rFonts w:ascii="Times New Roman" w:hAnsi="Times New Roman" w:cs="Times New Roman"/>
+              </w:rPr>
+            </w:pPr>
+            <w:proofErr w:type="spellStart"/>
+            <w:r>
+              <w:rPr>
+                <w:rFonts w:ascii="Times New Roman" w:hAnsi="Times New Roman" w:cs="Times New Roman"/>
+              </w:rPr>
+              <w:t>S</w:t>
+            </w:r>
+            <w:r>
+              <w:rPr>
+                <w:rFonts w:ascii="Times New Roman" w:hAnsi="Times New Roman" w:cs="Times New Roman"/>
+              </w:rPr>
+              <w:t>etDefault</w:t>
+            </w:r>
+            <w:proofErr w:type="spellEnd"/>
+            <w:r>
+              <w:rPr>
+                <w:rFonts w:ascii="Times New Roman" w:hAnsi="Times New Roman" w:cs="Times New Roman"/>
+              </w:rPr>
+              <w:t>()</w:t>
+            </w:r>
+          </w:p>
+        </w:tc>
+        <w:tc>
+          <w:tcPr>
+            <w:tcW w:w="3238" w:type="dxa"/>
+          </w:tcPr>
+          <w:p>
+            <w:pPr>
+              <w:rPr>
+                <w:rFonts w:ascii="Times New Roman" w:hAnsi="Times New Roman" w:cs="Times New Roman"/>
+              </w:rPr>
+            </w:pPr>
+            <w:r>
+              <w:rPr>
+                <w:rFonts w:ascii="Times New Roman" w:hAnsi="Times New Roman" w:cs="Times New Roman"/>
+              </w:rPr>
+              <w:t>void</w:t>
+            </w:r>
+          </w:p>
+        </w:tc>
+        <w:tc>
+          <w:tcPr>
+            <w:tcW w:w="3605" w:type="dxa"/>
+          </w:tcPr>
+          <w:p>
+            <w:pPr>
+              <w:rPr>
+                <w:rFonts w:ascii="Times New Roman" w:hAnsi="Times New Roman" w:cs="Times New Roman"/>
+              </w:rPr>
+            </w:pPr>
+            <w:r>
+              <w:rPr>
+                <w:rFonts w:ascii="Times New Roman" w:hAnsi="Times New Roman" w:cs="Times New Roman"/>
+              </w:rPr>
+              <w:t>Устанавливает значения параметров по умолчанию.</w:t>
             </w:r>
           </w:p>
         </w:tc>
@@ -7009,296 +7553,9 @@
     </w:tbl>
     <w:p>
       <w:pPr>
-        <w:rPr>
-          <w:lang w:val="ru-RU"/>
-        </w:rPr>
-      </w:pPr>
-      <w:r>
-        <w:rPr>
-          <w:lang w:val="ru-RU"/>
-        </w:rPr>
-        <w:t>Окончание т</w:t>
-      </w:r>
-      <w:r>
-        <w:rPr>
-          <w:lang w:val="ru-RU"/>
-        </w:rPr>
-        <w:t>аблиц</w:t>
-      </w:r>
-      <w:r>
-        <w:rPr>
-          <w:lang w:val="ru-RU"/>
-        </w:rPr>
-        <w:t>ы</w:t>
-      </w:r>
-      <w:r>
-        <w:rPr>
-          <w:lang w:val="ru-RU"/>
-        </w:rPr>
-        <w:t xml:space="preserve"> 3.1 – Свойства и методы класса </w:t>
-      </w:r>
-      <w:r>
+        <w:ind w:firstLine="0"/>
         <w:rPr>
           <w:lang w:val="en-US"/>
-        </w:rPr>
-        <w:t>Pulley</w:t>
-      </w:r>
-      <w:r>
-        <w:t>Parameters</w:t>
-      </w:r>
-    </w:p>
-    <w:tbl>
-      <w:tblPr>
-        <w:tblStyle w:val="afd"/>
-        <w:tblW w:w="5000" w:type="pct"/>
-        <w:tblLook w:val="04A0" w:firstRow="1" w:lastRow="0" w:firstColumn="1" w:lastColumn="0" w:noHBand="0" w:noVBand="1"/>
-      </w:tblPr>
-      <w:tblGrid>
-        <w:gridCol w:w="2331"/>
-        <w:gridCol w:w="3165"/>
-        <w:gridCol w:w="3523"/>
-      </w:tblGrid>
-      <w:tr>
-        <w:tc>
-          <w:tcPr>
-            <w:tcW w:w="2331" w:type="dxa"/>
-          </w:tcPr>
-          <w:p>
-            <w:pPr>
-              <w:rPr>
-                <w:rFonts w:ascii="Times New Roman" w:hAnsi="Times New Roman" w:cs="Times New Roman"/>
-              </w:rPr>
-            </w:pPr>
-            <w:r>
-              <w:rPr>
-                <w:rFonts w:ascii="Times New Roman" w:hAnsi="Times New Roman" w:cs="Times New Roman"/>
-              </w:rPr>
-              <w:t>Имя</w:t>
-            </w:r>
-          </w:p>
-        </w:tc>
-        <w:tc>
-          <w:tcPr>
-            <w:tcW w:w="3165" w:type="dxa"/>
-          </w:tcPr>
-          <w:p>
-            <w:pPr>
-              <w:rPr>
-                <w:rFonts w:ascii="Times New Roman" w:hAnsi="Times New Roman" w:cs="Times New Roman"/>
-              </w:rPr>
-            </w:pPr>
-            <w:r>
-              <w:rPr>
-                <w:rFonts w:ascii="Times New Roman" w:hAnsi="Times New Roman" w:cs="Times New Roman"/>
-              </w:rPr>
-              <w:t>Тип</w:t>
-            </w:r>
-          </w:p>
-        </w:tc>
-        <w:tc>
-          <w:tcPr>
-            <w:tcW w:w="3523" w:type="dxa"/>
-          </w:tcPr>
-          <w:p>
-            <w:pPr>
-              <w:rPr>
-                <w:rFonts w:ascii="Times New Roman" w:hAnsi="Times New Roman" w:cs="Times New Roman"/>
-              </w:rPr>
-            </w:pPr>
-            <w:r>
-              <w:rPr>
-                <w:rFonts w:ascii="Times New Roman" w:hAnsi="Times New Roman" w:cs="Times New Roman"/>
-              </w:rPr>
-              <w:t>Назначение</w:t>
-            </w:r>
-          </w:p>
-        </w:tc>
-      </w:tr>
-      <w:tr>
-        <w:tc>
-          <w:tcPr>
-            <w:tcW w:w="2331" w:type="dxa"/>
-          </w:tcPr>
-          <w:p>
-            <w:pPr>
-              <w:rPr>
-                <w:rFonts w:ascii="Times New Roman" w:hAnsi="Times New Roman" w:cs="Times New Roman"/>
-              </w:rPr>
-            </w:pPr>
-            <w:proofErr w:type="spellStart"/>
-            <w:proofErr w:type="gramStart"/>
-            <w:r>
-              <w:rPr>
-                <w:rFonts w:ascii="Times New Roman" w:hAnsi="Times New Roman" w:cs="Times New Roman"/>
-              </w:rPr>
-              <w:t>V</w:t>
-            </w:r>
-            <w:r>
-              <w:rPr>
-                <w:rFonts w:ascii="Times New Roman" w:hAnsi="Times New Roman" w:cs="Times New Roman"/>
-              </w:rPr>
-              <w:t>alidate</w:t>
-            </w:r>
-            <w:proofErr w:type="spellEnd"/>
-            <w:r>
-              <w:rPr>
-                <w:rFonts w:ascii="Times New Roman" w:hAnsi="Times New Roman" w:cs="Times New Roman"/>
-              </w:rPr>
-              <w:t>(</w:t>
-            </w:r>
-            <w:proofErr w:type="gramEnd"/>
-            <w:r>
-              <w:rPr>
-                <w:rFonts w:ascii="Times New Roman" w:hAnsi="Times New Roman" w:cs="Times New Roman"/>
-              </w:rPr>
-              <w:t>)</w:t>
-            </w:r>
-          </w:p>
-        </w:tc>
-        <w:tc>
-          <w:tcPr>
-            <w:tcW w:w="3165" w:type="dxa"/>
-          </w:tcPr>
-          <w:p>
-            <w:pPr>
-              <w:rPr>
-                <w:rFonts w:ascii="Times New Roman" w:hAnsi="Times New Roman" w:cs="Times New Roman"/>
-              </w:rPr>
-            </w:pPr>
-            <w:proofErr w:type="spellStart"/>
-            <w:proofErr w:type="gramStart"/>
-            <w:r>
-              <w:rPr>
-                <w:rFonts w:ascii="Times New Roman" w:hAnsi="Times New Roman" w:cs="Times New Roman"/>
-              </w:rPr>
-              <w:t>IReadOnlyList</w:t>
-            </w:r>
-            <w:proofErr w:type="spellEnd"/>
-            <w:r>
-              <w:rPr>
-                <w:rFonts w:ascii="Times New Roman" w:hAnsi="Times New Roman" w:cs="Times New Roman"/>
-              </w:rPr>
-              <w:t>&lt;</w:t>
-            </w:r>
-            <w:proofErr w:type="spellStart"/>
-            <w:proofErr w:type="gramEnd"/>
-            <w:r>
-              <w:rPr>
-                <w:rFonts w:ascii="Times New Roman" w:hAnsi="Times New Roman" w:cs="Times New Roman"/>
-              </w:rPr>
-              <w:t>ValidationError</w:t>
-            </w:r>
-            <w:proofErr w:type="spellEnd"/>
-            <w:r>
-              <w:rPr>
-                <w:rFonts w:ascii="Times New Roman" w:hAnsi="Times New Roman" w:cs="Times New Roman"/>
-              </w:rPr>
-              <w:t>&gt;</w:t>
-            </w:r>
-          </w:p>
-        </w:tc>
-        <w:tc>
-          <w:tcPr>
-            <w:tcW w:w="3523" w:type="dxa"/>
-          </w:tcPr>
-          <w:p>
-            <w:pPr>
-              <w:rPr>
-                <w:rFonts w:ascii="Times New Roman" w:hAnsi="Times New Roman" w:cs="Times New Roman"/>
-              </w:rPr>
-            </w:pPr>
-            <w:r>
-              <w:rPr>
-                <w:rFonts w:ascii="Times New Roman" w:hAnsi="Times New Roman" w:cs="Times New Roman"/>
-              </w:rPr>
-              <w:t>Выполняет проверку параметров шкива и возвращает список ошибок валидации.</w:t>
-            </w:r>
-          </w:p>
-        </w:tc>
-      </w:tr>
-      <w:tr>
-        <w:tc>
-          <w:tcPr>
-            <w:tcW w:w="2331" w:type="dxa"/>
-          </w:tcPr>
-          <w:p>
-            <w:pPr>
-              <w:rPr>
-                <w:rFonts w:ascii="Times New Roman" w:hAnsi="Times New Roman" w:cs="Times New Roman"/>
-              </w:rPr>
-            </w:pPr>
-            <w:proofErr w:type="spellStart"/>
-            <w:proofErr w:type="gramStart"/>
-            <w:r>
-              <w:rPr>
-                <w:rFonts w:ascii="Times New Roman" w:hAnsi="Times New Roman" w:cs="Times New Roman"/>
-              </w:rPr>
-              <w:t>S</w:t>
-            </w:r>
-            <w:r>
-              <w:rPr>
-                <w:rFonts w:ascii="Times New Roman" w:hAnsi="Times New Roman" w:cs="Times New Roman"/>
-              </w:rPr>
-              <w:t>etDefault</w:t>
-            </w:r>
-            <w:proofErr w:type="spellEnd"/>
-            <w:r>
-              <w:rPr>
-                <w:rFonts w:ascii="Times New Roman" w:hAnsi="Times New Roman" w:cs="Times New Roman"/>
-              </w:rPr>
-              <w:t>(</w:t>
-            </w:r>
-            <w:proofErr w:type="gramEnd"/>
-            <w:r>
-              <w:rPr>
-                <w:rFonts w:ascii="Times New Roman" w:hAnsi="Times New Roman" w:cs="Times New Roman"/>
-              </w:rPr>
-              <w:t>)</w:t>
-            </w:r>
-          </w:p>
-        </w:tc>
-        <w:tc>
-          <w:tcPr>
-            <w:tcW w:w="3165" w:type="dxa"/>
-          </w:tcPr>
-          <w:p>
-            <w:pPr>
-              <w:rPr>
-                <w:rFonts w:ascii="Times New Roman" w:hAnsi="Times New Roman" w:cs="Times New Roman"/>
-              </w:rPr>
-            </w:pPr>
-            <w:r>
-              <w:rPr>
-                <w:rFonts w:ascii="Times New Roman" w:hAnsi="Times New Roman" w:cs="Times New Roman"/>
-              </w:rPr>
-              <w:t>void</w:t>
-            </w:r>
-          </w:p>
-        </w:tc>
-        <w:tc>
-          <w:tcPr>
-            <w:tcW w:w="3523" w:type="dxa"/>
-          </w:tcPr>
-          <w:p>
-            <w:pPr>
-              <w:rPr>
-                <w:rFonts w:ascii="Times New Roman" w:hAnsi="Times New Roman" w:cs="Times New Roman"/>
-              </w:rPr>
-            </w:pPr>
-            <w:r>
-              <w:rPr>
-                <w:rFonts w:ascii="Times New Roman" w:hAnsi="Times New Roman" w:cs="Times New Roman"/>
-              </w:rPr>
-              <w:t>Устанавливает значения параметров по умолчанию.</w:t>
-            </w:r>
-          </w:p>
-        </w:tc>
-      </w:tr>
-    </w:tbl>
-    <w:p>
-      <w:pPr>
-        <w:rPr>
-          <w:lang w:val="ru-RU"/>
         </w:rPr>
       </w:pPr>
     </w:p>
@@ -7425,16 +7682,8 @@
                 <w:rFonts w:ascii="Times New Roman" w:hAnsi="Times New Roman" w:cs="Times New Roman"/>
                 <w:lang w:val="en-US"/>
               </w:rPr>
-              <w:t>m</w:t>
-            </w:r>
-            <w:proofErr w:type="spellStart"/>
-            <w:r>
-              <w:rPr>
-                <w:rFonts w:ascii="Times New Roman" w:hAnsi="Times New Roman" w:cs="Times New Roman"/>
-              </w:rPr>
-              <w:t>essage</w:t>
-            </w:r>
-            <w:proofErr w:type="spellEnd"/>
+              <w:t>Message</w:t>
+            </w:r>
           </w:p>
         </w:tc>
         <w:tc>
@@ -7490,16 +7739,8 @@
                 <w:rFonts w:ascii="Times New Roman" w:hAnsi="Times New Roman" w:cs="Times New Roman"/>
                 <w:lang w:val="en-US"/>
               </w:rPr>
-              <w:t>s</w:t>
-            </w:r>
-            <w:proofErr w:type="spellStart"/>
-            <w:r>
-              <w:rPr>
-                <w:rFonts w:ascii="Times New Roman" w:hAnsi="Times New Roman" w:cs="Times New Roman"/>
-              </w:rPr>
-              <w:t>ource</w:t>
-            </w:r>
-            <w:proofErr w:type="spellEnd"/>
+              <w:t>Source</w:t>
+            </w:r>
           </w:p>
         </w:tc>
         <w:tc>
@@ -7574,7 +7815,6 @@
               </w:rPr>
             </w:pPr>
             <w:proofErr w:type="spellStart"/>
-            <w:proofErr w:type="gramStart"/>
             <w:r>
               <w:rPr>
                 <w:rFonts w:ascii="Times New Roman" w:hAnsi="Times New Roman" w:cs="Times New Roman"/>
@@ -7595,15 +7835,7 @@
                 <w:rFonts w:ascii="Times New Roman" w:hAnsi="Times New Roman" w:cs="Times New Roman"/>
                 <w:lang w:val="en-US"/>
               </w:rPr>
-              <w:t>(</w:t>
-            </w:r>
-            <w:proofErr w:type="gramEnd"/>
-            <w:r>
-              <w:rPr>
-                <w:rFonts w:ascii="Times New Roman" w:hAnsi="Times New Roman" w:cs="Times New Roman"/>
-                <w:lang w:val="en-US"/>
-              </w:rPr>
-              <w:t>string source, string message)</w:t>
+              <w:t>(string source, string message)</w:t>
             </w:r>
           </w:p>
         </w:tc>
@@ -7775,16 +8007,8 @@
                 <w:rFonts w:ascii="Times New Roman" w:hAnsi="Times New Roman" w:cs="Times New Roman"/>
                 <w:lang w:val="en-US"/>
               </w:rPr>
-              <w:t>b</w:t>
-            </w:r>
-            <w:proofErr w:type="spellStart"/>
-            <w:r>
-              <w:rPr>
-                <w:rFonts w:ascii="Times New Roman" w:hAnsi="Times New Roman" w:cs="Times New Roman"/>
-              </w:rPr>
-              <w:t>uilder</w:t>
-            </w:r>
-            <w:proofErr w:type="spellEnd"/>
+              <w:t>Builder</w:t>
+            </w:r>
           </w:p>
         </w:tc>
         <w:tc>
@@ -7847,19 +8071,13 @@
                 <w:rFonts w:ascii="Times New Roman" w:hAnsi="Times New Roman" w:cs="Times New Roman"/>
               </w:rPr>
             </w:pPr>
+            <w:proofErr w:type="spellStart"/>
             <w:r>
               <w:rPr>
                 <w:rFonts w:ascii="Times New Roman" w:hAnsi="Times New Roman" w:cs="Times New Roman"/>
                 <w:lang w:val="en-US"/>
               </w:rPr>
-              <w:t>h</w:t>
-            </w:r>
-            <w:proofErr w:type="spellStart"/>
-            <w:r>
-              <w:rPr>
-                <w:rFonts w:ascii="Times New Roman" w:hAnsi="Times New Roman" w:cs="Times New Roman"/>
-              </w:rPr>
-              <w:t>asErrors</w:t>
+              <w:t>HasErrors</w:t>
             </w:r>
             <w:proofErr w:type="spellEnd"/>
           </w:p>
@@ -7934,7 +8152,6 @@
                 <w:rFonts w:ascii="Times New Roman" w:hAnsi="Times New Roman" w:cs="Times New Roman"/>
               </w:rPr>
             </w:pPr>
-            <w:proofErr w:type="gramStart"/>
             <w:r>
               <w:rPr>
                 <w:rFonts w:ascii="Times New Roman" w:hAnsi="Times New Roman" w:cs="Times New Roman"/>
@@ -7954,14 +8171,7 @@
               <w:rPr>
                 <w:rFonts w:ascii="Times New Roman" w:hAnsi="Times New Roman" w:cs="Times New Roman"/>
               </w:rPr>
-              <w:t>(</w:t>
-            </w:r>
-            <w:proofErr w:type="gramEnd"/>
-            <w:r>
-              <w:rPr>
-                <w:rFonts w:ascii="Times New Roman" w:hAnsi="Times New Roman" w:cs="Times New Roman"/>
-              </w:rPr>
-              <w:t>)</w:t>
+              <w:t>()</w:t>
             </w:r>
           </w:p>
         </w:tc>
@@ -8014,7 +8224,6 @@
               </w:rPr>
             </w:pPr>
             <w:proofErr w:type="spellStart"/>
-            <w:proofErr w:type="gramStart"/>
             <w:r>
               <w:rPr>
                 <w:rFonts w:ascii="Times New Roman" w:hAnsi="Times New Roman" w:cs="Times New Roman"/>
@@ -8032,14 +8241,7 @@
               <w:rPr>
                 <w:rFonts w:ascii="Times New Roman" w:hAnsi="Times New Roman" w:cs="Times New Roman"/>
               </w:rPr>
-              <w:t>(</w:t>
-            </w:r>
-            <w:proofErr w:type="gramEnd"/>
-            <w:r>
-              <w:rPr>
-                <w:rFonts w:ascii="Times New Roman" w:hAnsi="Times New Roman" w:cs="Times New Roman"/>
-              </w:rPr>
-              <w:t>)</w:t>
+              <w:t>()</w:t>
             </w:r>
           </w:p>
         </w:tc>
@@ -8094,7 +8296,6 @@
               </w:rPr>
             </w:pPr>
             <w:proofErr w:type="spellStart"/>
-            <w:proofErr w:type="gramStart"/>
             <w:r>
               <w:rPr>
                 <w:rFonts w:ascii="Times New Roman" w:hAnsi="Times New Roman" w:cs="Times New Roman"/>
@@ -8112,14 +8313,7 @@
               <w:rPr>
                 <w:rFonts w:ascii="Times New Roman" w:hAnsi="Times New Roman" w:cs="Times New Roman"/>
               </w:rPr>
-              <w:t>(</w:t>
-            </w:r>
-            <w:proofErr w:type="gramEnd"/>
-            <w:r>
-              <w:rPr>
-                <w:rFonts w:ascii="Times New Roman" w:hAnsi="Times New Roman" w:cs="Times New Roman"/>
-              </w:rPr>
-              <w:t>)</w:t>
+              <w:t>()</w:t>
             </w:r>
           </w:p>
         </w:tc>
@@ -8172,6 +8366,127 @@
                 <w:rFonts w:ascii="Times New Roman" w:hAnsi="Times New Roman" w:cs="Times New Roman"/>
               </w:rPr>
               <w:t>.</w:t>
+            </w:r>
+          </w:p>
+        </w:tc>
+      </w:tr>
+    </w:tbl>
+    <w:p>
+      <w:pPr>
+        <w:rPr>
+          <w:lang w:val="ru-RU"/>
+        </w:rPr>
+      </w:pPr>
+      <w:r>
+        <w:rPr>
+          <w:lang w:val="ru-RU"/>
+        </w:rPr>
+        <w:lastRenderedPageBreak/>
+        <w:t>Окончание т</w:t>
+      </w:r>
+      <w:r>
+        <w:rPr>
+          <w:lang w:val="ru-RU"/>
+        </w:rPr>
+        <w:t>аблиц</w:t>
+      </w:r>
+      <w:r>
+        <w:rPr>
+          <w:lang w:val="ru-RU"/>
+        </w:rPr>
+        <w:t>ы</w:t>
+      </w:r>
+      <w:r>
+        <w:rPr>
+          <w:lang w:val="ru-RU"/>
+        </w:rPr>
+        <w:t xml:space="preserve"> 3.1 – Свойства и методы класса </w:t>
+      </w:r>
+      <w:proofErr w:type="spellStart"/>
+      <w:r>
+        <w:t>MainForm</w:t>
+      </w:r>
+      <w:proofErr w:type="spellEnd"/>
+    </w:p>
+    <w:tbl>
+      <w:tblPr>
+        <w:tblStyle w:val="afd"/>
+        <w:tblW w:w="5000" w:type="pct"/>
+        <w:tblLook w:val="04A0" w:firstRow="1" w:lastRow="0" w:firstColumn="1" w:lastColumn="0" w:noHBand="0" w:noVBand="1"/>
+      </w:tblPr>
+      <w:tblGrid>
+        <w:gridCol w:w="2660"/>
+        <w:gridCol w:w="2825"/>
+        <w:gridCol w:w="3534"/>
+      </w:tblGrid>
+      <w:tr>
+        <w:tc>
+          <w:tcPr>
+            <w:tcW w:w="1475" w:type="pct"/>
+          </w:tcPr>
+          <w:p>
+            <w:pPr>
+              <w:rPr>
+                <w:rFonts w:ascii="Times New Roman" w:hAnsi="Times New Roman" w:cs="Times New Roman"/>
+              </w:rPr>
+            </w:pPr>
+            <w:proofErr w:type="spellStart"/>
+            <w:r>
+              <w:rPr>
+                <w:rFonts w:ascii="Times New Roman" w:hAnsi="Times New Roman" w:cs="Times New Roman"/>
+              </w:rPr>
+              <w:t>V</w:t>
+            </w:r>
+            <w:r>
+              <w:rPr>
+                <w:rFonts w:ascii="Times New Roman" w:hAnsi="Times New Roman" w:cs="Times New Roman"/>
+              </w:rPr>
+              <w:t>alidateAllParameters</w:t>
+            </w:r>
+            <w:proofErr w:type="spellEnd"/>
+            <w:r>
+              <w:rPr>
+                <w:rFonts w:ascii="Times New Roman" w:hAnsi="Times New Roman" w:cs="Times New Roman"/>
+              </w:rPr>
+              <w:t>()</w:t>
+            </w:r>
+          </w:p>
+        </w:tc>
+        <w:tc>
+          <w:tcPr>
+            <w:tcW w:w="1566" w:type="pct"/>
+          </w:tcPr>
+          <w:p>
+            <w:pPr>
+              <w:rPr>
+                <w:rFonts w:ascii="Times New Roman" w:hAnsi="Times New Roman" w:cs="Times New Roman"/>
+              </w:rPr>
+            </w:pPr>
+            <w:proofErr w:type="spellStart"/>
+            <w:r>
+              <w:rPr>
+                <w:rFonts w:ascii="Times New Roman" w:hAnsi="Times New Roman" w:cs="Times New Roman"/>
+              </w:rPr>
+              <w:t>void</w:t>
+            </w:r>
+            <w:proofErr w:type="spellEnd"/>
+          </w:p>
+        </w:tc>
+        <w:tc>
+          <w:tcPr>
+            <w:tcW w:w="1959" w:type="pct"/>
+          </w:tcPr>
+          <w:p>
+            <w:pPr>
+              <w:rPr>
+                <w:rFonts w:ascii="Times New Roman" w:hAnsi="Times New Roman" w:cs="Times New Roman"/>
+              </w:rPr>
+            </w:pPr>
+            <w:r>
+              <w:rPr>
+                <w:rFonts w:ascii="Times New Roman" w:hAnsi="Times New Roman" w:cs="Times New Roman"/>
+              </w:rPr>
+              <w:t>Строит модель из интерфейса, запускает валидацию и отображает ошибки на контролах.</w:t>
             </w:r>
           </w:p>
         </w:tc>
@@ -8188,32 +8503,19 @@
               </w:rPr>
             </w:pPr>
             <w:proofErr w:type="spellStart"/>
-            <w:proofErr w:type="gramStart"/>
-            <w:r>
-              <w:rPr>
-                <w:rFonts w:ascii="Times New Roman" w:hAnsi="Times New Roman" w:cs="Times New Roman"/>
-              </w:rPr>
-              <w:t>V</w:t>
-            </w:r>
-            <w:r>
-              <w:rPr>
-                <w:rFonts w:ascii="Times New Roman" w:hAnsi="Times New Roman" w:cs="Times New Roman"/>
-              </w:rPr>
-              <w:t>alidateAllParameters</w:t>
+            <w:r>
+              <w:rPr>
+                <w:rFonts w:ascii="Times New Roman" w:hAnsi="Times New Roman" w:cs="Times New Roman"/>
+                <w:lang w:val="en-US"/>
+              </w:rPr>
+              <w:t>BuildModel</w:t>
             </w:r>
             <w:proofErr w:type="spellEnd"/>
             <w:r>
               <w:rPr>
                 <w:rFonts w:ascii="Times New Roman" w:hAnsi="Times New Roman" w:cs="Times New Roman"/>
               </w:rPr>
-              <w:t>(</w:t>
-            </w:r>
-            <w:proofErr w:type="gramEnd"/>
-            <w:r>
-              <w:rPr>
-                <w:rFonts w:ascii="Times New Roman" w:hAnsi="Times New Roman" w:cs="Times New Roman"/>
-              </w:rPr>
-              <w:t>)</w:t>
+              <w:t>()</w:t>
             </w:r>
           </w:p>
         </w:tc>
@@ -8227,82 +8529,14 @@
                 <w:rFonts w:ascii="Times New Roman" w:hAnsi="Times New Roman" w:cs="Times New Roman"/>
               </w:rPr>
             </w:pPr>
+            <w:proofErr w:type="spellStart"/>
             <w:r>
               <w:rPr>
                 <w:rFonts w:ascii="Times New Roman" w:hAnsi="Times New Roman" w:cs="Times New Roman"/>
               </w:rPr>
               <w:t>void</w:t>
             </w:r>
-          </w:p>
-        </w:tc>
-        <w:tc>
-          <w:tcPr>
-            <w:tcW w:w="1959" w:type="pct"/>
-          </w:tcPr>
-          <w:p>
-            <w:pPr>
-              <w:rPr>
-                <w:rFonts w:ascii="Times New Roman" w:hAnsi="Times New Roman" w:cs="Times New Roman"/>
-              </w:rPr>
-            </w:pPr>
-            <w:r>
-              <w:rPr>
-                <w:rFonts w:ascii="Times New Roman" w:hAnsi="Times New Roman" w:cs="Times New Roman"/>
-              </w:rPr>
-              <w:t>Строит модель из интерфейса, запускает валидацию и отображает ошибки на контролах.</w:t>
-            </w:r>
-          </w:p>
-        </w:tc>
-      </w:tr>
-      <w:tr>
-        <w:tc>
-          <w:tcPr>
-            <w:tcW w:w="1475" w:type="pct"/>
-          </w:tcPr>
-          <w:p>
-            <w:pPr>
-              <w:rPr>
-                <w:rFonts w:ascii="Times New Roman" w:hAnsi="Times New Roman" w:cs="Times New Roman"/>
-              </w:rPr>
-            </w:pPr>
-            <w:proofErr w:type="gramStart"/>
-            <w:r>
-              <w:rPr>
-                <w:rFonts w:ascii="Times New Roman" w:hAnsi="Times New Roman" w:cs="Times New Roman"/>
-              </w:rPr>
-              <w:t>D</w:t>
-            </w:r>
-            <w:r>
-              <w:rPr>
-                <w:rFonts w:ascii="Times New Roman" w:hAnsi="Times New Roman" w:cs="Times New Roman"/>
-              </w:rPr>
-              <w:t>esign(</w:t>
-            </w:r>
-            <w:proofErr w:type="gramEnd"/>
-            <w:r>
-              <w:rPr>
-                <w:rFonts w:ascii="Times New Roman" w:hAnsi="Times New Roman" w:cs="Times New Roman"/>
-              </w:rPr>
-              <w:t>)</w:t>
-            </w:r>
-          </w:p>
-        </w:tc>
-        <w:tc>
-          <w:tcPr>
-            <w:tcW w:w="1566" w:type="pct"/>
-          </w:tcPr>
-          <w:p>
-            <w:pPr>
-              <w:rPr>
-                <w:rFonts w:ascii="Times New Roman" w:hAnsi="Times New Roman" w:cs="Times New Roman"/>
-              </w:rPr>
-            </w:pPr>
-            <w:r>
-              <w:rPr>
-                <w:rFonts w:ascii="Times New Roman" w:hAnsi="Times New Roman" w:cs="Times New Roman"/>
-              </w:rPr>
-              <w:t>void</w:t>
-            </w:r>
+            <w:proofErr w:type="spellEnd"/>
           </w:p>
         </w:tc>
         <w:tc>
@@ -8327,20 +8561,7 @@
     </w:tbl>
     <w:p>
       <w:pPr>
-        <w:rPr>
-          <w:lang w:val="en-US"/>
-        </w:rPr>
-      </w:pPr>
-    </w:p>
-    <w:p>
-      <w:pPr>
-        <w:rPr>
-          <w:lang w:val="en-US"/>
-        </w:rPr>
-      </w:pPr>
-    </w:p>
-    <w:p>
-      <w:pPr>
+        <w:ind w:firstLine="0"/>
         <w:rPr>
           <w:lang w:val="en-US"/>
         </w:rPr>
@@ -8465,17 +8686,19 @@
             <w:r>
               <w:rPr>
                 <w:rFonts w:ascii="Times New Roman" w:hAnsi="Times New Roman" w:cs="Times New Roman"/>
+                <w:lang w:val="en-US"/>
+              </w:rPr>
+              <w:t>P</w:t>
+            </w:r>
+            <w:proofErr w:type="spellStart"/>
+            <w:r>
+              <w:rPr>
+                <w:rFonts w:ascii="Times New Roman" w:hAnsi="Times New Roman" w:cs="Times New Roman"/>
                 <w:lang w:val="en-GB"/>
               </w:rPr>
-              <w:t>p</w:t>
-            </w:r>
-            <w:r>
-              <w:rPr>
-                <w:rFonts w:ascii="Times New Roman" w:hAnsi="Times New Roman" w:cs="Times New Roman"/>
-                <w:lang w:val="en-GB"/>
-              </w:rPr>
               <w:t>arameters</w:t>
             </w:r>
+            <w:proofErr w:type="spellEnd"/>
           </w:p>
         </w:tc>
         <w:tc>
@@ -8493,7 +8716,7 @@
               <w:rPr>
                 <w:rFonts w:ascii="Times New Roman" w:hAnsi="Times New Roman" w:cs="Times New Roman"/>
               </w:rPr>
-              <w:t>string</w:t>
+              <w:t>PulleyParameters</w:t>
             </w:r>
             <w:proofErr w:type="spellEnd"/>
           </w:p>
@@ -8512,7 +8735,7 @@
               <w:rPr>
                 <w:rFonts w:ascii="Times New Roman" w:hAnsi="Times New Roman" w:cs="Times New Roman"/>
               </w:rPr>
-              <w:t>Текст сообщения об ошибке валидации.</w:t>
+              <w:t>Параметры шкива для построения модели.</w:t>
             </w:r>
           </w:p>
         </w:tc>
@@ -8528,18 +8751,19 @@
                 <w:rFonts w:ascii="Times New Roman" w:hAnsi="Times New Roman" w:cs="Times New Roman"/>
               </w:rPr>
             </w:pPr>
+            <w:r>
+              <w:rPr>
+                <w:rFonts w:ascii="Times New Roman" w:hAnsi="Times New Roman" w:cs="Times New Roman"/>
+                <w:lang w:val="en-US"/>
+              </w:rPr>
+              <w:t>W</w:t>
+            </w:r>
             <w:proofErr w:type="spellStart"/>
             <w:r>
               <w:rPr>
                 <w:rFonts w:ascii="Times New Roman" w:hAnsi="Times New Roman" w:cs="Times New Roman"/>
               </w:rPr>
-              <w:t>s</w:t>
-            </w:r>
-            <w:r>
-              <w:rPr>
-                <w:rFonts w:ascii="Times New Roman" w:hAnsi="Times New Roman" w:cs="Times New Roman"/>
-              </w:rPr>
-              <w:t>ource</w:t>
+              <w:t>rapper</w:t>
             </w:r>
             <w:proofErr w:type="spellEnd"/>
           </w:p>
@@ -8554,14 +8778,13 @@
                 <w:rFonts w:ascii="Times New Roman" w:hAnsi="Times New Roman" w:cs="Times New Roman"/>
               </w:rPr>
             </w:pPr>
-            <w:proofErr w:type="spellStart"/>
-            <w:r>
-              <w:rPr>
-                <w:rFonts w:ascii="Times New Roman" w:hAnsi="Times New Roman" w:cs="Times New Roman"/>
-              </w:rPr>
-              <w:t>string</w:t>
-            </w:r>
-            <w:proofErr w:type="spellEnd"/>
+            <w:r>
+              <w:rPr>
+                <w:rFonts w:ascii="Times New Roman" w:hAnsi="Times New Roman" w:cs="Times New Roman"/>
+                <w:lang w:val="en-GB"/>
+              </w:rPr>
+              <w:t>Wrapper</w:t>
+            </w:r>
           </w:p>
         </w:tc>
         <w:tc>
@@ -8578,7 +8801,33 @@
               <w:rPr>
                 <w:rFonts w:ascii="Times New Roman" w:hAnsi="Times New Roman" w:cs="Times New Roman"/>
               </w:rPr>
-              <w:t>Идентификатор источника ошибки (имя поля или параметра).</w:t>
+              <w:t xml:space="preserve">Объект для работы с </w:t>
+            </w:r>
+            <w:r>
+              <w:rPr>
+                <w:rFonts w:ascii="Times New Roman" w:hAnsi="Times New Roman" w:cs="Times New Roman"/>
+                <w:lang w:val="en-GB"/>
+              </w:rPr>
+              <w:t>API</w:t>
+            </w:r>
+            <w:r>
+              <w:rPr>
+                <w:rFonts w:ascii="Times New Roman" w:hAnsi="Times New Roman" w:cs="Times New Roman"/>
+              </w:rPr>
+              <w:t xml:space="preserve"> Компас-3</w:t>
+            </w:r>
+            <w:r>
+              <w:rPr>
+                <w:rFonts w:ascii="Times New Roman" w:hAnsi="Times New Roman" w:cs="Times New Roman"/>
+                <w:lang w:val="en-GB"/>
+              </w:rPr>
+              <w:t>D</w:t>
+            </w:r>
+            <w:r>
+              <w:rPr>
+                <w:rFonts w:ascii="Times New Roman" w:hAnsi="Times New Roman" w:cs="Times New Roman"/>
+              </w:rPr>
+              <w:t>.</w:t>
             </w:r>
           </w:p>
         </w:tc>
@@ -8611,7 +8860,6 @@
                 <w:lang w:val="en-US"/>
               </w:rPr>
             </w:pPr>
-            <w:proofErr w:type="gramStart"/>
             <w:r>
               <w:rPr>
                 <w:rFonts w:ascii="Times New Roman" w:hAnsi="Times New Roman" w:cs="Times New Roman"/>
@@ -8626,8 +8874,14 @@
               </w:rPr>
               <w:t>uilder(</w:t>
             </w:r>
+            <w:r>
+              <w:rPr>
+                <w:rFonts w:ascii="Times New Roman" w:hAnsi="Times New Roman" w:cs="Times New Roman"/>
+                <w:lang w:val="en-US"/>
+              </w:rPr>
+              <w:t xml:space="preserve">parameters: </w:t>
+            </w:r>
             <w:proofErr w:type="spellStart"/>
-            <w:proofErr w:type="gramEnd"/>
             <w:r>
               <w:rPr>
                 <w:rFonts w:ascii="Times New Roman" w:hAnsi="Times New Roman" w:cs="Times New Roman"/>
@@ -8641,27 +8895,14 @@
                 <w:rFonts w:ascii="Times New Roman" w:hAnsi="Times New Roman" w:cs="Times New Roman"/>
                 <w:lang w:val="en-US"/>
               </w:rPr>
-              <w:t>, Wrapper</w:t>
+              <w:t>, wrapper: Wrapper</w:t>
             </w:r>
             <w:r>
               <w:rPr>
                 <w:rFonts w:ascii="Times New Roman" w:hAnsi="Times New Roman" w:cs="Times New Roman"/>
                 <w:lang w:val="en-US"/>
               </w:rPr>
-              <w:t xml:space="preserve"> </w:t>
-            </w:r>
-            <w:r>
-              <w:rPr>
-                <w:rFonts w:ascii="Times New Roman" w:hAnsi="Times New Roman" w:cs="Times New Roman"/>
-              </w:rPr>
-              <w:t>:</w:t>
-            </w:r>
-            <w:r>
-              <w:rPr>
-                <w:rFonts w:ascii="Times New Roman" w:hAnsi="Times New Roman" w:cs="Times New Roman"/>
-                <w:lang w:val="en-US"/>
-              </w:rPr>
-              <w:t xml:space="preserve"> wrapper)</w:t>
+              <w:t>)</w:t>
             </w:r>
           </w:p>
         </w:tc>
@@ -8728,7 +8969,6 @@
               </w:rPr>
             </w:pPr>
             <w:proofErr w:type="spellStart"/>
-            <w:proofErr w:type="gramStart"/>
             <w:r>
               <w:rPr>
                 <w:rFonts w:ascii="Times New Roman" w:hAnsi="Times New Roman" w:cs="Times New Roman"/>
@@ -8746,14 +8986,7 @@
               <w:rPr>
                 <w:rFonts w:ascii="Times New Roman" w:hAnsi="Times New Roman" w:cs="Times New Roman"/>
               </w:rPr>
-              <w:t>(</w:t>
-            </w:r>
-            <w:proofErr w:type="gramEnd"/>
-            <w:r>
-              <w:rPr>
-                <w:rFonts w:ascii="Times New Roman" w:hAnsi="Times New Roman" w:cs="Times New Roman"/>
-              </w:rPr>
-              <w:t>)</w:t>
+              <w:t>()</w:t>
             </w:r>
           </w:p>
         </w:tc>
@@ -8806,7 +9039,6 @@
               </w:rPr>
             </w:pPr>
             <w:proofErr w:type="spellStart"/>
-            <w:proofErr w:type="gramStart"/>
             <w:r>
               <w:rPr>
                 <w:rFonts w:ascii="Times New Roman" w:hAnsi="Times New Roman" w:cs="Times New Roman"/>
@@ -8827,7 +9059,6 @@
               <w:t>(</w:t>
             </w:r>
             <w:proofErr w:type="spellStart"/>
-            <w:proofErr w:type="gramEnd"/>
             <w:r>
               <w:rPr>
                 <w:rFonts w:ascii="Times New Roman" w:hAnsi="Times New Roman" w:cs="Times New Roman"/>
@@ -9019,7 +9250,6 @@
               </w:rPr>
             </w:pPr>
             <w:proofErr w:type="spellStart"/>
-            <w:proofErr w:type="gramStart"/>
             <w:r>
               <w:rPr>
                 <w:rFonts w:ascii="Times New Roman" w:hAnsi="Times New Roman" w:cs="Times New Roman"/>
@@ -9033,15 +9263,7 @@
                 <w:rFonts w:ascii="Times New Roman" w:hAnsi="Times New Roman" w:cs="Times New Roman"/>
                 <w:lang w:val="en-GB"/>
               </w:rPr>
-              <w:t>(</w:t>
-            </w:r>
-            <w:proofErr w:type="gramEnd"/>
-            <w:r>
-              <w:rPr>
-                <w:rFonts w:ascii="Times New Roman" w:hAnsi="Times New Roman" w:cs="Times New Roman"/>
-                <w:lang w:val="en-GB"/>
-              </w:rPr>
-              <w:t>)</w:t>
+              <w:t>()</w:t>
             </w:r>
           </w:p>
         </w:tc>
@@ -9121,7 +9343,6 @@
               </w:rPr>
             </w:pPr>
             <w:proofErr w:type="spellStart"/>
-            <w:proofErr w:type="gramStart"/>
             <w:r>
               <w:rPr>
                 <w:rFonts w:ascii="Times New Roman" w:hAnsi="Times New Roman" w:cs="Times New Roman"/>
@@ -9138,7 +9359,6 @@
               <w:t>(</w:t>
             </w:r>
             <w:proofErr w:type="spellStart"/>
-            <w:proofErr w:type="gramEnd"/>
             <w:r>
               <w:rPr>
                 <w:rFonts w:ascii="Times New Roman" w:hAnsi="Times New Roman" w:cs="Times New Roman"/>
@@ -9206,7 +9426,6 @@
               </w:rPr>
             </w:pPr>
             <w:proofErr w:type="spellStart"/>
-            <w:proofErr w:type="gramStart"/>
             <w:r>
               <w:rPr>
                 <w:rFonts w:ascii="Times New Roman" w:hAnsi="Times New Roman" w:cs="Times New Roman"/>
@@ -9220,15 +9439,7 @@
                 <w:rFonts w:ascii="Times New Roman" w:hAnsi="Times New Roman" w:cs="Times New Roman"/>
                 <w:lang w:val="en-GB"/>
               </w:rPr>
-              <w:t>(</w:t>
-            </w:r>
-            <w:proofErr w:type="gramEnd"/>
-            <w:r>
-              <w:rPr>
-                <w:rFonts w:ascii="Times New Roman" w:hAnsi="Times New Roman" w:cs="Times New Roman"/>
-                <w:lang w:val="en-GB"/>
-              </w:rPr>
-              <w:t>)</w:t>
+              <w:t>()</w:t>
             </w:r>
           </w:p>
         </w:tc>
@@ -9288,12 +9499,85 @@
     <w:p>
       <w:pPr>
         <w:rPr>
+          <w:lang w:val="ru-RU"/>
+        </w:rPr>
+      </w:pPr>
+    </w:p>
+    <w:p>
+      <w:pPr>
+        <w:rPr>
+          <w:lang w:val="ru-RU"/>
+        </w:rPr>
+      </w:pPr>
+    </w:p>
+    <w:p>
+      <w:pPr>
+        <w:rPr>
+          <w:lang w:val="ru-RU"/>
+        </w:rPr>
+      </w:pPr>
+    </w:p>
+    <w:p>
+      <w:pPr>
+        <w:rPr>
+          <w:lang w:val="ru-RU"/>
+        </w:rPr>
+      </w:pPr>
+    </w:p>
+    <w:p>
+      <w:pPr>
+        <w:rPr>
+          <w:lang w:val="ru-RU"/>
+        </w:rPr>
+      </w:pPr>
+    </w:p>
+    <w:p>
+      <w:pPr>
+        <w:rPr>
+          <w:lang w:val="ru-RU"/>
+        </w:rPr>
+      </w:pPr>
+    </w:p>
+    <w:p>
+      <w:pPr>
+        <w:rPr>
+          <w:lang w:val="ru-RU"/>
+        </w:rPr>
+      </w:pPr>
+    </w:p>
+    <w:p>
+      <w:pPr>
+        <w:rPr>
+          <w:lang w:val="ru-RU"/>
+        </w:rPr>
+      </w:pPr>
+    </w:p>
+    <w:p>
+      <w:pPr>
+        <w:ind w:firstLine="0"/>
+        <w:rPr>
           <w:lang w:val="en-US"/>
         </w:rPr>
       </w:pPr>
     </w:p>
     <w:p>
       <w:pPr>
+        <w:pStyle w:val="2"/>
+        <w:rPr>
+          <w:lang w:val="ru-RU"/>
+        </w:rPr>
+      </w:pPr>
+      <w:r>
+        <w:rPr>
+          <w:lang w:val="ru-RU"/>
+        </w:rPr>
+        <w:lastRenderedPageBreak/>
+        <w:t>3.2 Макеты пользовательского интерфейса</w:t>
+      </w:r>
+    </w:p>
+    <w:p>
+      <w:pPr>
+        <w:ind w:firstLine="0"/>
         <w:rPr>
           <w:lang w:val="en-US"/>
         </w:rPr>
@@ -9302,100 +9586,220 @@
     <w:p>
       <w:pPr>
         <w:rPr>
+          <w:lang w:val="ru-RU"/>
+        </w:rPr>
+      </w:pPr>
+      <w:r>
+        <w:rPr>
           <w:lang w:val="en-US"/>
         </w:rPr>
-      </w:pPr>
-    </w:p>
-    <w:p>
-      <w:pPr>
-        <w:rPr>
-          <w:lang w:val="en-US"/>
-        </w:rPr>
-      </w:pPr>
-    </w:p>
-    <w:p>
-      <w:pPr>
-        <w:rPr>
-          <w:lang w:val="en-US"/>
-        </w:rPr>
-      </w:pPr>
-    </w:p>
-    <w:p>
-      <w:pPr>
-        <w:rPr>
-          <w:lang w:val="en-US"/>
-        </w:rPr>
-      </w:pPr>
-    </w:p>
-    <w:p>
-      <w:pPr>
-        <w:rPr>
-          <w:lang w:val="en-US"/>
-        </w:rPr>
-      </w:pPr>
-    </w:p>
-    <w:p>
-      <w:pPr>
-        <w:rPr>
-          <w:lang w:val="en-US"/>
-        </w:rPr>
-      </w:pPr>
-    </w:p>
-    <w:p>
-      <w:pPr>
-        <w:rPr>
-          <w:lang w:val="en-US"/>
-        </w:rPr>
-      </w:pPr>
-    </w:p>
-    <w:p>
-      <w:pPr>
-        <w:rPr>
-          <w:lang w:val="en-US"/>
-        </w:rPr>
-      </w:pPr>
-    </w:p>
-    <w:p>
-      <w:pPr>
-        <w:rPr>
-          <w:lang w:val="en-US"/>
-        </w:rPr>
-      </w:pPr>
-    </w:p>
-    <w:p>
-      <w:pPr>
-        <w:rPr>
-          <w:lang w:val="en-US"/>
-        </w:rPr>
-      </w:pPr>
-    </w:p>
-    <w:p>
-      <w:pPr>
-        <w:rPr>
-          <w:lang w:val="en-US"/>
-        </w:rPr>
-      </w:pPr>
-    </w:p>
-    <w:p>
-      <w:pPr>
-        <w:pStyle w:val="2"/>
-        <w:rPr>
-          <w:lang w:val="ru-RU"/>
-        </w:rPr>
-      </w:pPr>
-      <w:r>
-        <w:rPr>
-          <w:lang w:val="ru-RU"/>
-        </w:rPr>
-        <w:t>3.2 Макеты пользовательского интерфейса</w:t>
-      </w:r>
-    </w:p>
-    <w:p>
-      <w:pPr>
-        <w:rPr>
-          <w:lang w:val="en-US"/>
-        </w:rPr>
-      </w:pPr>
+        <w:tab/>
+      </w:r>
+      <w:r>
+        <w:rPr>
+          <w:lang w:val="ru-RU"/>
+        </w:rPr>
+        <w:t>На рисунк</w:t>
+      </w:r>
+      <w:r>
+        <w:rPr>
+          <w:lang w:val="ru-RU"/>
+        </w:rPr>
+        <w:t>е</w:t>
+      </w:r>
+      <w:r>
+        <w:rPr>
+          <w:lang w:val="ru-RU"/>
+        </w:rPr>
+        <w:t xml:space="preserve"> 3.2 представлен ввод параметров с допустимыми диапазонами значений</w:t>
+      </w:r>
+      <w:r>
+        <w:rPr>
+          <w:lang w:val="ru-RU"/>
+        </w:rPr>
+        <w:t xml:space="preserve">, </w:t>
+      </w:r>
+      <w:r>
+        <w:rPr>
+          <w:lang w:val="ru-RU"/>
+        </w:rPr>
+        <w:t>единицами измерений</w:t>
+      </w:r>
+      <w:r>
+        <w:rPr>
+          <w:lang w:val="ru-RU"/>
+        </w:rPr>
+        <w:t>, кнопкой «Построить»</w:t>
+      </w:r>
+      <w:r>
+        <w:rPr>
+          <w:lang w:val="ru-RU"/>
+        </w:rPr>
+        <w:t xml:space="preserve"> и строкой состояния. </w:t>
+      </w:r>
+      <w:r>
+        <w:rPr>
+          <w:lang w:val="ru-RU"/>
+        </w:rPr>
+        <w:t>На рисунке 3.3 представлена ошибка валидации и подсвечивание поля с ошибкой, в строке состояния выводится количество ошибок и пояснения к ним.</w:t>
+      </w:r>
+    </w:p>
+    <w:p>
+      <w:pPr>
+        <w:spacing w:line="240" w:lineRule="auto"/>
+        <w:ind w:firstLine="567"/>
+        <w:jc w:val="center"/>
+        <w:rPr>
+          <w:lang w:val="ru-RU"/>
+        </w:rPr>
+      </w:pPr>
+      <w:r>
+        <w:rPr>
+          <w:lang w:val="ru-RU"/>
+        </w:rPr>
+        <w:drawing>
+          <wp:inline distT="0" distB="0" distL="0" distR="0" wp14:anchorId="7CE637E6" wp14:editId="22C52179">
+            <wp:extent cx="3466465" cy="2948489"/>
+            <wp:effectExtent l="0" t="0" r="635" b="4445"/>
+            <wp:docPr id="2" name="Рисунок 2"/>
+            <wp:cNvGraphicFramePr>
+              <a:graphicFrameLocks xmlns:a="http://schemas.openxmlformats.org/drawingml/2006/main" noChangeAspect="1"/>
+            </wp:cNvGraphicFramePr>
+            <a:graphic xmlns:a="http://schemas.openxmlformats.org/drawingml/2006/main">
+              <a:graphicData uri="http://schemas.openxmlformats.org/drawingml/2006/picture">
+                <pic:pic xmlns:pic="http://schemas.openxmlformats.org/drawingml/2006/picture">
+                  <pic:nvPicPr>
+                    <pic:cNvPr id="1" name=""/>
+                    <pic:cNvPicPr/>
+                  </pic:nvPicPr>
+                  <pic:blipFill>
+                    <a:blip r:embed="rId12"/>
+                    <a:stretch>
+                      <a:fillRect/>
+                    </a:stretch>
+                  </pic:blipFill>
+                  <pic:spPr>
+                    <a:xfrm>
+                      <a:off x="0" y="0"/>
+                      <a:ext cx="3539079" cy="3010253"/>
+                    </a:xfrm>
+                    <a:prstGeom prst="rect">
+                      <a:avLst/>
+                    </a:prstGeom>
+                  </pic:spPr>
+                </pic:pic>
+              </a:graphicData>
+            </a:graphic>
+          </wp:inline>
+        </w:drawing>
+      </w:r>
+    </w:p>
+    <w:p>
+      <w:pPr>
+        <w:ind w:firstLine="567"/>
+        <w:jc w:val="center"/>
+        <w:rPr>
+          <w:lang w:val="ru-RU"/>
+        </w:rPr>
+      </w:pPr>
+      <w:r>
+        <w:rPr>
+          <w:lang w:val="ru-RU"/>
+        </w:rPr>
+        <w:t xml:space="preserve">Рисунок 3.2 – Макет пользовательского интерфейса </w:t>
+      </w:r>
+    </w:p>
+    <w:p>
+      <w:pPr>
+        <w:ind w:firstLine="567"/>
+        <w:jc w:val="center"/>
+        <w:rPr>
+          <w:lang w:val="ru-RU"/>
+        </w:rPr>
+      </w:pPr>
+    </w:p>
+    <w:p>
+      <w:pPr>
+        <w:spacing w:line="240" w:lineRule="auto"/>
+        <w:jc w:val="center"/>
+        <w:rPr>
+          <w:lang w:val="ru-RU"/>
+        </w:rPr>
+      </w:pPr>
+      <w:r>
+        <w:rPr>
+          <w:lang w:val="ru-RU"/>
+        </w:rPr>
+        <w:drawing>
+          <wp:inline distT="0" distB="0" distL="0" distR="0" wp14:anchorId="48C5B77B" wp14:editId="2A3DC227">
+            <wp:extent cx="3419475" cy="2937747"/>
+            <wp:effectExtent l="0" t="0" r="0" b="0"/>
+            <wp:docPr id="4" name="Рисунок 4"/>
+            <wp:cNvGraphicFramePr>
+              <a:graphicFrameLocks xmlns:a="http://schemas.openxmlformats.org/drawingml/2006/main" noChangeAspect="1"/>
+            </wp:cNvGraphicFramePr>
+            <a:graphic xmlns:a="http://schemas.openxmlformats.org/drawingml/2006/main">
+              <a:graphicData uri="http://schemas.openxmlformats.org/drawingml/2006/picture">
+                <pic:pic xmlns:pic="http://schemas.openxmlformats.org/drawingml/2006/picture">
+                  <pic:nvPicPr>
+                    <pic:cNvPr id="1" name=""/>
+                    <pic:cNvPicPr/>
+                  </pic:nvPicPr>
+                  <pic:blipFill>
+                    <a:blip r:embed="rId13"/>
+                    <a:stretch>
+                      <a:fillRect/>
+                    </a:stretch>
+                  </pic:blipFill>
+                  <pic:spPr>
+                    <a:xfrm>
+                      <a:off x="0" y="0"/>
+                      <a:ext cx="3455599" cy="2968782"/>
+                    </a:xfrm>
+                    <a:prstGeom prst="rect">
+                      <a:avLst/>
+                    </a:prstGeom>
+                  </pic:spPr>
+                </pic:pic>
+              </a:graphicData>
+            </a:graphic>
+          </wp:inline>
+        </w:drawing>
+      </w:r>
+    </w:p>
+    <w:p>
+      <w:pPr>
+        <w:spacing w:line="240" w:lineRule="auto"/>
+        <w:ind w:firstLine="567"/>
+        <w:jc w:val="center"/>
+        <w:rPr>
+          <w:lang w:val="ru-RU"/>
+        </w:rPr>
+      </w:pPr>
+      <w:r>
+        <w:rPr>
+          <w:lang w:val="ru-RU"/>
+        </w:rPr>
+        <w:t>Рисунок 3.</w:t>
+      </w:r>
+      <w:r>
+        <w:rPr>
+          <w:lang w:val="ru-RU"/>
+        </w:rPr>
+        <w:t>3</w:t>
+      </w:r>
+      <w:r>
+        <w:rPr>
+          <w:lang w:val="ru-RU"/>
+        </w:rPr>
+        <w:t xml:space="preserve"> – Макет </w:t>
+      </w:r>
+      <w:r>
+        <w:rPr>
+          <w:lang w:val="ru-RU"/>
+        </w:rPr>
+        <w:t>ошибки валидации</w:t>
+      </w:r>
       <w:r>
         <w:rPr>
           <w:lang w:val="ru-RU"/>
@@ -9422,6 +9826,7 @@
           <w:bCs/>
           <w:lang w:val="ru-RU"/>
         </w:rPr>
+        <w:lastRenderedPageBreak/>
         <w:t>Список</w:t>
       </w:r>
       <w:r>
@@ -9789,14 +10194,12 @@
       <w:r>
         <w:t xml:space="preserve"> </w:t>
       </w:r>
-      <w:proofErr w:type="gramStart"/>
       <w:r>
         <w:rPr>
           <w:lang w:val="en-US"/>
         </w:rPr>
         <w:t>For</w:t>
       </w:r>
-      <w:proofErr w:type="gramEnd"/>
       <w:r>
         <w:t xml:space="preserve"> </w:t>
       </w:r>
@@ -10003,6 +10406,29 @@
         <w:pStyle w:val="a"/>
       </w:pPr>
       <w:r>
+        <w:t>Детали машин</w:t>
+      </w:r>
+      <w:r>
+        <w:t xml:space="preserve"> </w:t>
+      </w:r>
+      <w:r>
+        <w:t>[Электронный ресурс]. − Режим доступа</w:t>
+      </w:r>
+      <w:r>
+        <w:t xml:space="preserve"> </w:t>
+      </w:r>
+      <w:r>
+        <w:t>https://kbriko.ru/files/TEORIA/[Reshetov]_Detal_masch_Atlas_konstr_1_1992.pdf</w:t>
+      </w:r>
+      <w:r>
+        <w:t xml:space="preserve"> (дата обращения 07.10.2026)</w:t>
+      </w:r>
+    </w:p>
+    <w:p>
+      <w:pPr>
+        <w:pStyle w:val="a"/>
+      </w:pPr>
+      <w:r>
         <w:t>UML</w:t>
       </w:r>
       <w:r>
@@ -10066,8 +10492,8 @@
       </w:pPr>
     </w:p>
     <w:sectPr>
-      <w:footerReference w:type="default" r:id="rId12"/>
-      <w:footerReference w:type="first" r:id="rId13"/>
+      <w:footerReference w:type="default" r:id="rId14"/>
+      <w:footerReference w:type="first" r:id="rId15"/>
       <w:pgSz w:w="11909" w:h="16834" w:code="9"/>
       <w:pgMar w:top="1440" w:right="1440" w:bottom="1440" w:left="1440" w:header="720" w:footer="720" w:gutter="0"/>
       <w:cols w:space="720"/>
@@ -10450,6 +10876,119 @@
     </w:lvl>
   </w:abstractNum>
   <w:abstractNum w:abstractNumId="2" w15:restartNumberingAfterBreak="0">
+    <w:nsid w:val="2E662D70"/>
+    <w:multiLevelType w:val="hybridMultilevel"/>
+    <w:tmpl w:val="BC3E38CC"/>
+    <w:lvl w:ilvl="0" w:tplc="04190001">
+      <w:start w:val="1"/>
+      <w:numFmt w:val="bullet"/>
+      <w:lvlText w:val=""/>
+      <w:lvlJc w:val="left"/>
+      <w:pPr>
+        <w:ind w:left="720" w:hanging="360"/>
+      </w:pPr>
+      <w:rPr>
+        <w:rFonts w:ascii="Symbol" w:hAnsi="Symbol" w:hint="default"/>
+      </w:rPr>
+    </w:lvl>
+    <w:lvl w:ilvl="1" w:tplc="04190003" w:tentative="1">
+      <w:start w:val="1"/>
+      <w:numFmt w:val="bullet"/>
+      <w:lvlText w:val="o"/>
+      <w:lvlJc w:val="left"/>
+      <w:pPr>
+        <w:ind w:left="1440" w:hanging="360"/>
+      </w:pPr>
+      <w:rPr>
+        <w:rFonts w:ascii="Courier New" w:hAnsi="Courier New" w:cs="Courier New" w:hint="default"/>
+      </w:rPr>
+    </w:lvl>
+    <w:lvl w:ilvl="2" w:tplc="04190005" w:tentative="1">
+      <w:start w:val="1"/>
+      <w:numFmt w:val="bullet"/>
+      <w:lvlText w:val=""/>
+      <w:lvlJc w:val="left"/>
+      <w:pPr>
+        <w:ind w:left="2160" w:hanging="360"/>
+      </w:pPr>
+      <w:rPr>
+        <w:rFonts w:ascii="Wingdings" w:hAnsi="Wingdings" w:hint="default"/>
+      </w:rPr>
+    </w:lvl>
+    <w:lvl w:ilvl="3" w:tplc="04190001" w:tentative="1">
+      <w:start w:val="1"/>
+      <w:numFmt w:val="bullet"/>
+      <w:lvlText w:val=""/>
+      <w:lvlJc w:val="left"/>
+      <w:pPr>
+        <w:ind w:left="2880" w:hanging="360"/>
+      </w:pPr>
+      <w:rPr>
+        <w:rFonts w:ascii="Symbol" w:hAnsi="Symbol" w:hint="default"/>
+      </w:rPr>
+    </w:lvl>
+    <w:lvl w:ilvl="4" w:tplc="04190003" w:tentative="1">
+      <w:start w:val="1"/>
+      <w:numFmt w:val="bullet"/>
+      <w:lvlText w:val="o"/>
+      <w:lvlJc w:val="left"/>
+      <w:pPr>
+        <w:ind w:left="3600" w:hanging="360"/>
+      </w:pPr>
+      <w:rPr>
+        <w:rFonts w:ascii="Courier New" w:hAnsi="Courier New" w:cs="Courier New" w:hint="default"/>
+      </w:rPr>
+    </w:lvl>
+    <w:lvl w:ilvl="5" w:tplc="04190005" w:tentative="1">
+      <w:start w:val="1"/>
+      <w:numFmt w:val="bullet"/>
+      <w:lvlText w:val=""/>
+      <w:lvlJc w:val="left"/>
+      <w:pPr>
+        <w:ind w:left="4320" w:hanging="360"/>
+      </w:pPr>
+      <w:rPr>
+        <w:rFonts w:ascii="Wingdings" w:hAnsi="Wingdings" w:hint="default"/>
+      </w:rPr>
+    </w:lvl>
+    <w:lvl w:ilvl="6" w:tplc="04190001" w:tentative="1">
+      <w:start w:val="1"/>
+      <w:numFmt w:val="bullet"/>
+      <w:lvlText w:val=""/>
+      <w:lvlJc w:val="left"/>
+      <w:pPr>
+        <w:ind w:left="5040" w:hanging="360"/>
+      </w:pPr>
+      <w:rPr>
+        <w:rFonts w:ascii="Symbol" w:hAnsi="Symbol" w:hint="default"/>
+      </w:rPr>
+    </w:lvl>
+    <w:lvl w:ilvl="7" w:tplc="04190003" w:tentative="1">
+      <w:start w:val="1"/>
+      <w:numFmt w:val="bullet"/>
+      <w:lvlText w:val="o"/>
+      <w:lvlJc w:val="left"/>
+      <w:pPr>
+        <w:ind w:left="5760" w:hanging="360"/>
+      </w:pPr>
+      <w:rPr>
+        <w:rFonts w:ascii="Courier New" w:hAnsi="Courier New" w:cs="Courier New" w:hint="default"/>
+      </w:rPr>
+    </w:lvl>
+    <w:lvl w:ilvl="8" w:tplc="04190005" w:tentative="1">
+      <w:start w:val="1"/>
+      <w:numFmt w:val="bullet"/>
+      <w:lvlText w:val=""/>
+      <w:lvlJc w:val="left"/>
+      <w:pPr>
+        <w:ind w:left="6480" w:hanging="360"/>
+      </w:pPr>
+      <w:rPr>
+        <w:rFonts w:ascii="Wingdings" w:hAnsi="Wingdings" w:hint="default"/>
+      </w:rPr>
+    </w:lvl>
+  </w:abstractNum>
+  <w:abstractNum w:abstractNumId="3" w15:restartNumberingAfterBreak="0">
     <w:nsid w:val="30AF57D7"/>
     <w:multiLevelType w:val="singleLevel"/>
     <w:tmpl w:val="30AF57D7"/>
@@ -10464,7 +11003,7 @@
       </w:pPr>
     </w:lvl>
   </w:abstractNum>
-  <w:abstractNum w:abstractNumId="3" w15:restartNumberingAfterBreak="0">
+  <w:abstractNum w:abstractNumId="4" w15:restartNumberingAfterBreak="0">
     <w:nsid w:val="43025BBF"/>
     <w:multiLevelType w:val="hybridMultilevel"/>
     <w:tmpl w:val="3A0AEDCA"/>
@@ -10555,7 +11094,156 @@
       </w:pPr>
     </w:lvl>
   </w:abstractNum>
-  <w:abstractNum w:abstractNumId="4" w15:restartNumberingAfterBreak="0">
+  <w:abstractNum w:abstractNumId="5" w15:restartNumberingAfterBreak="0">
+    <w:nsid w:val="4F03590E"/>
+    <w:multiLevelType w:val="multilevel"/>
+    <w:tmpl w:val="61F435C4"/>
+    <w:lvl w:ilvl="0">
+      <w:start w:val="1"/>
+      <w:numFmt w:val="bullet"/>
+      <w:lvlText w:val=""/>
+      <w:lvlJc w:val="left"/>
+      <w:pPr>
+        <w:tabs>
+          <w:tab w:val="num" w:pos="720"/>
+        </w:tabs>
+        <w:ind w:left="720" w:hanging="360"/>
+      </w:pPr>
+      <w:rPr>
+        <w:rFonts w:ascii="Symbol" w:hAnsi="Symbol" w:hint="default"/>
+        <w:sz w:val="20"/>
+      </w:rPr>
+    </w:lvl>
+    <w:lvl w:ilvl="1" w:tentative="1">
+      <w:start w:val="1"/>
+      <w:numFmt w:val="bullet"/>
+      <w:lvlText w:val="o"/>
+      <w:lvlJc w:val="left"/>
+      <w:pPr>
+        <w:tabs>
+          <w:tab w:val="num" w:pos="1440"/>
+        </w:tabs>
+        <w:ind w:left="1440" w:hanging="360"/>
+      </w:pPr>
+      <w:rPr>
+        <w:rFonts w:ascii="Courier New" w:hAnsi="Courier New" w:hint="default"/>
+        <w:sz w:val="20"/>
+      </w:rPr>
+    </w:lvl>
+    <w:lvl w:ilvl="2" w:tentative="1">
+      <w:start w:val="1"/>
+      <w:numFmt w:val="bullet"/>
+      <w:lvlText w:val=""/>
+      <w:lvlJc w:val="left"/>
+      <w:pPr>
+        <w:tabs>
+          <w:tab w:val="num" w:pos="2160"/>
+        </w:tabs>
+        <w:ind w:left="2160" w:hanging="360"/>
+      </w:pPr>
+      <w:rPr>
+        <w:rFonts w:ascii="Wingdings" w:hAnsi="Wingdings" w:hint="default"/>
+        <w:sz w:val="20"/>
+      </w:rPr>
+    </w:lvl>
+    <w:lvl w:ilvl="3" w:tentative="1">
+      <w:start w:val="1"/>
+      <w:numFmt w:val="bullet"/>
+      <w:lvlText w:val=""/>
+      <w:lvlJc w:val="left"/>
+      <w:pPr>
+        <w:tabs>
+          <w:tab w:val="num" w:pos="2880"/>
+        </w:tabs>
+        <w:ind w:left="2880" w:hanging="360"/>
+      </w:pPr>
+      <w:rPr>
+        <w:rFonts w:ascii="Wingdings" w:hAnsi="Wingdings" w:hint="default"/>
+        <w:sz w:val="20"/>
+      </w:rPr>
+    </w:lvl>
+    <w:lvl w:ilvl="4" w:tentative="1">
+      <w:start w:val="1"/>
+      <w:numFmt w:val="bullet"/>
+      <w:lvlText w:val=""/>
+      <w:lvlJc w:val="left"/>
+      <w:pPr>
+        <w:tabs>
+          <w:tab w:val="num" w:pos="3600"/>
+        </w:tabs>
+        <w:ind w:left="3600" w:hanging="360"/>
+      </w:pPr>
+      <w:rPr>
+        <w:rFonts w:ascii="Wingdings" w:hAnsi="Wingdings" w:hint="default"/>
+        <w:sz w:val="20"/>
+      </w:rPr>
+    </w:lvl>
+    <w:lvl w:ilvl="5" w:tentative="1">
+      <w:start w:val="1"/>
+      <w:numFmt w:val="bullet"/>
+      <w:lvlText w:val=""/>
+      <w:lvlJc w:val="left"/>
+      <w:pPr>
+        <w:tabs>
+          <w:tab w:val="num" w:pos="4320"/>
+        </w:tabs>
+        <w:ind w:left="4320" w:hanging="360"/>
+      </w:pPr>
+      <w:rPr>
+        <w:rFonts w:ascii="Wingdings" w:hAnsi="Wingdings" w:hint="default"/>
+        <w:sz w:val="20"/>
+      </w:rPr>
+    </w:lvl>
+    <w:lvl w:ilvl="6" w:tentative="1">
+      <w:start w:val="1"/>
+      <w:numFmt w:val="bullet"/>
+      <w:lvlText w:val=""/>
+      <w:lvlJc w:val="left"/>
+      <w:pPr>
+        <w:tabs>
+          <w:tab w:val="num" w:pos="5040"/>
+        </w:tabs>
+        <w:ind w:left="5040" w:hanging="360"/>
+      </w:pPr>
+      <w:rPr>
+        <w:rFonts w:ascii="Wingdings" w:hAnsi="Wingdings" w:hint="default"/>
+        <w:sz w:val="20"/>
+      </w:rPr>
+    </w:lvl>
+    <w:lvl w:ilvl="7" w:tentative="1">
+      <w:start w:val="1"/>
+      <w:numFmt w:val="bullet"/>
+      <w:lvlText w:val=""/>
+      <w:lvlJc w:val="left"/>
+      <w:pPr>
+        <w:tabs>
+          <w:tab w:val="num" w:pos="5760"/>
+        </w:tabs>
+        <w:ind w:left="5760" w:hanging="360"/>
+      </w:pPr>
+      <w:rPr>
+        <w:rFonts w:ascii="Wingdings" w:hAnsi="Wingdings" w:hint="default"/>
+        <w:sz w:val="20"/>
+      </w:rPr>
+    </w:lvl>
+    <w:lvl w:ilvl="8" w:tentative="1">
+      <w:start w:val="1"/>
+      <w:numFmt w:val="bullet"/>
+      <w:lvlText w:val=""/>
+      <w:lvlJc w:val="left"/>
+      <w:pPr>
+        <w:tabs>
+          <w:tab w:val="num" w:pos="6480"/>
+        </w:tabs>
+        <w:ind w:left="6480" w:hanging="360"/>
+      </w:pPr>
+      <w:rPr>
+        <w:rFonts w:ascii="Wingdings" w:hAnsi="Wingdings" w:hint="default"/>
+        <w:sz w:val="20"/>
+      </w:rPr>
+    </w:lvl>
+  </w:abstractNum>
+  <w:abstractNum w:abstractNumId="6" w15:restartNumberingAfterBreak="0">
     <w:nsid w:val="55061659"/>
     <w:multiLevelType w:val="multilevel"/>
     <w:tmpl w:val="A94667C0"/>
@@ -10679,7 +11367,7 @@
       </w:rPr>
     </w:lvl>
   </w:abstractNum>
-  <w:abstractNum w:abstractNumId="5" w15:restartNumberingAfterBreak="0">
+  <w:abstractNum w:abstractNumId="7" w15:restartNumberingAfterBreak="0">
     <w:nsid w:val="66017483"/>
     <w:multiLevelType w:val="multilevel"/>
     <w:tmpl w:val="518AAE74"/>
@@ -10828,7 +11516,7 @@
       </w:rPr>
     </w:lvl>
   </w:abstractNum>
-  <w:abstractNum w:abstractNumId="6" w15:restartNumberingAfterBreak="0">
+  <w:abstractNum w:abstractNumId="8" w15:restartNumberingAfterBreak="0">
     <w:nsid w:val="79797685"/>
     <w:multiLevelType w:val="multilevel"/>
     <w:tmpl w:val="4AE6B434"/>
@@ -10953,10 +11641,10 @@
     </w:lvl>
   </w:abstractNum>
   <w:num w:numId="1" w16cid:durableId="307127349">
-    <w:abstractNumId w:val="4"/>
+    <w:abstractNumId w:val="6"/>
   </w:num>
   <w:num w:numId="2" w16cid:durableId="1285306252">
-    <w:abstractNumId w:val="3"/>
+    <w:abstractNumId w:val="4"/>
   </w:num>
   <w:num w:numId="3" w16cid:durableId="1275746151">
     <w:abstractNumId w:val="1"/>
@@ -10965,19 +11653,28 @@
     <w:abstractNumId w:val="0"/>
   </w:num>
   <w:num w:numId="5" w16cid:durableId="1447964209">
+    <w:abstractNumId w:val="3"/>
+  </w:num>
+  <w:num w:numId="6" w16cid:durableId="73363659">
+    <w:abstractNumId w:val="7"/>
+  </w:num>
+  <w:num w:numId="7" w16cid:durableId="1744988518">
+    <w:abstractNumId w:val="6"/>
+  </w:num>
+  <w:num w:numId="8" w16cid:durableId="1401562995">
+    <w:abstractNumId w:val="8"/>
+  </w:num>
+  <w:num w:numId="9" w16cid:durableId="566960777">
+    <w:abstractNumId w:val="6"/>
+  </w:num>
+  <w:num w:numId="10" w16cid:durableId="11492635">
+    <w:abstractNumId w:val="5"/>
+  </w:num>
+  <w:num w:numId="11" w16cid:durableId="698362403">
     <w:abstractNumId w:val="2"/>
   </w:num>
-  <w:num w:numId="6" w16cid:durableId="73363659">
-    <w:abstractNumId w:val="5"/>
-  </w:num>
-  <w:num w:numId="7" w16cid:durableId="1744988518">
-    <w:abstractNumId w:val="4"/>
-  </w:num>
-  <w:num w:numId="8" w16cid:durableId="1401562995">
+  <w:num w:numId="12" w16cid:durableId="1335569972">
     <w:abstractNumId w:val="6"/>
-  </w:num>
-  <w:num w:numId="9" w16cid:durableId="566960777">
-    <w:abstractNumId w:val="4"/>
   </w:num>
   <w:numIdMacAtCleanup w:val="5"/>
 </w:numbering>

--- a/docs/s_proj_lab3.docx
+++ b/docs/s_proj_lab3.docx
@@ -1,6 +1,6 @@
 
 <file path=word/document.xml><?xml version="1.0" encoding="utf-8"?>
-<w:document xmlns:wpc="http://schemas.microsoft.com/office/word/2010/wordprocessingCanvas" xmlns:cx="http://schemas.microsoft.com/office/drawing/2014/chartex" xmlns:cx1="http://schemas.microsoft.com/office/drawing/2015/9/8/chartex" xmlns:cx2="http://schemas.microsoft.com/office/drawing/2015/10/21/chartex" xmlns:cx3="http://schemas.microsoft.com/office/drawing/2016/5/9/chartex" xmlns:cx4="http://schemas.microsoft.com/office/drawing/2016/5/10/chartex" xmlns:cx5="http://schemas.microsoft.com/office/drawing/2016/5/11/chartex" xmlns:cx6="http://schemas.microsoft.com/office/drawing/2016/5/12/chartex" xmlns:cx7="http://schemas.microsoft.com/office/drawing/2016/5/13/chartex" xmlns:cx8="http://schemas.microsoft.com/office/drawing/2016/5/14/chartex" xmlns:mc="http://schemas.openxmlformats.org/markup-compatibility/2006" xmlns:aink="http://schemas.microsoft.com/office/drawing/2016/ink" xmlns:am3d="http://schemas.microsoft.com/office/drawing/2017/model3d" xmlns:o="urn:schemas-microsoft-com:office:office" xmlns:oel="http://schemas.microsoft.com/office/2019/extlst" xmlns:r="http://schemas.openxmlformats.org/officeDocument/2006/relationships" xmlns:m="http://schemas.openxmlformats.org/officeDocument/2006/math" xmlns:v="urn:schemas-microsoft-com:vml" xmlns:wp14="http://schemas.microsoft.com/office/word/2010/wordprocessingDrawing" xmlns:wp="http://schemas.openxmlformats.org/drawingml/2006/wordprocessingDrawing" xmlns:w10="urn:schemas-microsoft-com:office:word" xmlns:w="http://schemas.openxmlformats.org/wordprocessingml/2006/main" xmlns:w14="http://schemas.microsoft.com/office/word/2010/wordml" xmlns:w15="http://schemas.microsoft.com/office/word/2012/wordml" xmlns:w16cex="http://schemas.microsoft.com/office/word/2018/wordml/cex" xmlns:w16cid="http://schemas.microsoft.com/office/word/2016/wordml/cid" xmlns:w16="http://schemas.microsoft.com/office/word/2018/wordml" xmlns:w16sdtdh="http://schemas.microsoft.com/office/word/2020/wordml/sdtdatahash" xmlns:w16se="http://schemas.microsoft.com/office/word/2015/wordml/symex" xmlns:wpg="http://schemas.microsoft.com/office/word/2010/wordprocessingGroup" xmlns:wpi="http://schemas.microsoft.com/office/word/2010/wordprocessingInk" xmlns:wne="http://schemas.microsoft.com/office/word/2006/wordml" xmlns:wps="http://schemas.microsoft.com/office/word/2010/wordprocessingShape" mc:Ignorable="w14 w15 w16se w16cid w16 w16cex w16sdtdh wp14">
+<w:document xmlns:wpc="http://schemas.microsoft.com/office/word/2010/wordprocessingCanvas" xmlns:cx="http://schemas.microsoft.com/office/drawing/2014/chartex" xmlns:cx1="http://schemas.microsoft.com/office/drawing/2015/9/8/chartex" xmlns:cx2="http://schemas.microsoft.com/office/drawing/2015/10/21/chartex" xmlns:cx3="http://schemas.microsoft.com/office/drawing/2016/5/9/chartex" xmlns:cx4="http://schemas.microsoft.com/office/drawing/2016/5/10/chartex" xmlns:cx5="http://schemas.microsoft.com/office/drawing/2016/5/11/chartex" xmlns:cx6="http://schemas.microsoft.com/office/drawing/2016/5/12/chartex" xmlns:cx7="http://schemas.microsoft.com/office/drawing/2016/5/13/chartex" xmlns:cx8="http://schemas.microsoft.com/office/drawing/2016/5/14/chartex" xmlns:mc="http://schemas.openxmlformats.org/markup-compatibility/2006" xmlns:aink="http://schemas.microsoft.com/office/drawing/2016/ink" xmlns:am3d="http://schemas.microsoft.com/office/drawing/2017/model3d" xmlns:o="urn:schemas-microsoft-com:office:office" xmlns:oel="http://schemas.microsoft.com/office/2019/extlst" xmlns:r="http://schemas.openxmlformats.org/officeDocument/2006/relationships" xmlns:m="http://schemas.openxmlformats.org/officeDocument/2006/math" xmlns:v="urn:schemas-microsoft-com:vml" xmlns:wp14="http://schemas.microsoft.com/office/word/2010/wordprocessingDrawing" xmlns:wp="http://schemas.openxmlformats.org/drawingml/2006/wordprocessingDrawing" xmlns:w10="urn:schemas-microsoft-com:office:word" xmlns:w="http://schemas.openxmlformats.org/wordprocessingml/2006/main" xmlns:w14="http://schemas.microsoft.com/office/word/2010/wordml" xmlns:w15="http://schemas.microsoft.com/office/word/2012/wordml" xmlns:w16cex="http://schemas.microsoft.com/office/word/2018/wordml/cex" xmlns:w16cid="http://schemas.microsoft.com/office/word/2016/wordml/cid" xmlns:w16="http://schemas.microsoft.com/office/word/2018/wordml" xmlns:w16du="http://schemas.microsoft.com/office/word/2023/wordml/word16du" xmlns:w16sdtdh="http://schemas.microsoft.com/office/word/2020/wordml/sdtdatahash" xmlns:w16sdtfl="http://schemas.microsoft.com/office/word/2024/wordml/sdtformatlock" xmlns:w16se="http://schemas.microsoft.com/office/word/2015/wordml/symex" xmlns:wpg="http://schemas.microsoft.com/office/word/2010/wordprocessingGroup" xmlns:wpi="http://schemas.microsoft.com/office/word/2010/wordprocessingInk" xmlns:wne="http://schemas.microsoft.com/office/word/2006/wordml" xmlns:wps="http://schemas.microsoft.com/office/word/2010/wordprocessingShape" mc:Ignorable="w14 w15 w16se w16cid w16 w16cex w16sdtdh w16sdtfl w16du wp14">
   <w:body>
     <w:p>
       <w:pPr>
@@ -346,7 +346,6 @@
         </w:rPr>
         <w:t xml:space="preserve">______________ </w:t>
       </w:r>
-      <w:proofErr w:type="spellStart"/>
       <w:r>
         <w:rPr>
           <w:lang w:val="ru-RU"/>
@@ -359,7 +358,6 @@
         </w:rPr>
         <w:t>ыльникова</w:t>
       </w:r>
-      <w:proofErr w:type="spellEnd"/>
       <w:r>
         <w:rPr>
           <w:lang w:val="ru-RU"/>
@@ -464,21 +462,7 @@
         <w:rPr>
           <w:lang w:val="ru-RU"/>
         </w:rPr>
-        <w:t xml:space="preserve">______________ </w:t>
-      </w:r>
-      <w:proofErr w:type="spellStart"/>
-      <w:r>
-        <w:rPr>
-          <w:lang w:val="ru-RU"/>
-        </w:rPr>
-        <w:t>Калентьев</w:t>
-      </w:r>
-      <w:proofErr w:type="spellEnd"/>
-      <w:r>
-        <w:rPr>
-          <w:lang w:val="ru-RU"/>
-        </w:rPr>
-        <w:t xml:space="preserve"> А.А.</w:t>
+        <w:t>______________ Калентьев А.А.</w:t>
       </w:r>
     </w:p>
     <w:p>
@@ -1199,14 +1183,12 @@
         </w:rPr>
         <w:t>Зарегистрировать библиотеку в системе КОМПАС (а именно реализовать статический метод типа .</w:t>
       </w:r>
-      <w:proofErr w:type="spellStart"/>
       <w:r>
         <w:rPr>
           <w:lang w:val="en-US"/>
         </w:rPr>
         <w:t>htmSample</w:t>
       </w:r>
-      <w:proofErr w:type="spellEnd"/>
       <w:r>
         <w:rPr>
           <w:lang w:val="ru-RU"/>
@@ -1232,14 +1214,12 @@
         </w:rPr>
         <w:t xml:space="preserve">Зарегистрировать библиотеку на компьютере пользователя, воспользовавшись утилитой </w:t>
       </w:r>
-      <w:proofErr w:type="spellStart"/>
       <w:r>
         <w:rPr>
           <w:lang w:val="en-US"/>
         </w:rPr>
         <w:t>RegAsm</w:t>
       </w:r>
-      <w:proofErr w:type="spellEnd"/>
       <w:r>
         <w:rPr>
           <w:lang w:val="ru-RU"/>
@@ -1374,14 +1354,12 @@
                 <w:rFonts w:ascii="Times New Roman" w:hAnsi="Times New Roman" w:cs="Times New Roman"/>
               </w:rPr>
             </w:pPr>
-            <w:proofErr w:type="spellStart"/>
             <w:r>
               <w:rPr>
                 <w:rFonts w:ascii="Times New Roman" w:hAnsi="Times New Roman" w:cs="Times New Roman"/>
               </w:rPr>
               <w:t>KompasObject</w:t>
             </w:r>
-            <w:proofErr w:type="spellEnd"/>
           </w:p>
         </w:tc>
         <w:tc>
@@ -1419,14 +1397,12 @@
                 <w:rFonts w:ascii="Times New Roman" w:hAnsi="Times New Roman" w:cs="Times New Roman"/>
               </w:rPr>
             </w:pPr>
-            <w:proofErr w:type="spellStart"/>
             <w:r>
               <w:rPr>
                 <w:rFonts w:ascii="Times New Roman" w:hAnsi="Times New Roman" w:cs="Times New Roman"/>
               </w:rPr>
               <w:t>ksEntity</w:t>
             </w:r>
-            <w:proofErr w:type="spellEnd"/>
           </w:p>
         </w:tc>
         <w:tc>
@@ -1507,14 +1483,12 @@
                 <w:rFonts w:ascii="Times New Roman" w:hAnsi="Times New Roman" w:cs="Times New Roman"/>
               </w:rPr>
             </w:pPr>
-            <w:proofErr w:type="spellStart"/>
             <w:r>
               <w:rPr>
                 <w:rFonts w:ascii="Times New Roman" w:hAnsi="Times New Roman" w:cs="Times New Roman"/>
               </w:rPr>
               <w:t>ksSketchDefinition</w:t>
             </w:r>
-            <w:proofErr w:type="spellEnd"/>
           </w:p>
         </w:tc>
         <w:tc>
@@ -1595,14 +1569,12 @@
                 <w:rFonts w:ascii="Times New Roman" w:hAnsi="Times New Roman" w:cs="Times New Roman"/>
               </w:rPr>
             </w:pPr>
-            <w:proofErr w:type="spellStart"/>
             <w:r>
               <w:rPr>
                 <w:rFonts w:ascii="Times New Roman" w:hAnsi="Times New Roman" w:cs="Times New Roman"/>
               </w:rPr>
               <w:t>ksPart</w:t>
             </w:r>
-            <w:proofErr w:type="spellEnd"/>
           </w:p>
         </w:tc>
         <w:tc>
@@ -1640,14 +1612,12 @@
                 <w:rFonts w:ascii="Times New Roman" w:hAnsi="Times New Roman" w:cs="Times New Roman"/>
               </w:rPr>
             </w:pPr>
-            <w:proofErr w:type="spellStart"/>
             <w:r>
               <w:rPr>
                 <w:rFonts w:ascii="Times New Roman" w:hAnsi="Times New Roman" w:cs="Times New Roman"/>
               </w:rPr>
               <w:t>ksBaseExtrusionDefinition</w:t>
             </w:r>
-            <w:proofErr w:type="spellEnd"/>
           </w:p>
         </w:tc>
         <w:tc>
@@ -1685,14 +1655,12 @@
                 <w:rFonts w:ascii="Times New Roman" w:hAnsi="Times New Roman" w:cs="Times New Roman"/>
               </w:rPr>
             </w:pPr>
-            <w:proofErr w:type="spellStart"/>
             <w:r>
               <w:rPr>
                 <w:rFonts w:ascii="Times New Roman" w:hAnsi="Times New Roman" w:cs="Times New Roman"/>
               </w:rPr>
               <w:t>ksBossRotatedDefinition</w:t>
             </w:r>
-            <w:proofErr w:type="spellEnd"/>
           </w:p>
         </w:tc>
         <w:tc>
@@ -1730,14 +1698,12 @@
                 <w:rFonts w:ascii="Times New Roman" w:hAnsi="Times New Roman" w:cs="Times New Roman"/>
               </w:rPr>
             </w:pPr>
-            <w:proofErr w:type="spellStart"/>
             <w:r>
               <w:rPr>
                 <w:rFonts w:ascii="Times New Roman" w:hAnsi="Times New Roman" w:cs="Times New Roman"/>
               </w:rPr>
               <w:t>ksCutExtrusionDefinition</w:t>
             </w:r>
-            <w:proofErr w:type="spellEnd"/>
           </w:p>
         </w:tc>
         <w:tc>
@@ -1821,13 +1787,8 @@
         <w:t>Методы интерфейса</w:t>
       </w:r>
       <w:r>
-        <w:t xml:space="preserve"> </w:t>
-      </w:r>
-      <w:proofErr w:type="spellStart"/>
-      <w:r>
-        <w:t>KompasObject</w:t>
-      </w:r>
-      <w:proofErr w:type="spellEnd"/>
+        <w:t xml:space="preserve"> KompasObject</w:t>
+      </w:r>
     </w:p>
     <w:tbl>
       <w:tblPr>
@@ -1976,19 +1937,11 @@
                 <w:rFonts w:ascii="Times New Roman" w:hAnsi="Times New Roman" w:cs="Times New Roman"/>
               </w:rPr>
             </w:pPr>
-            <w:proofErr w:type="spellStart"/>
-            <w:r>
-              <w:rPr>
-                <w:rFonts w:ascii="Times New Roman" w:hAnsi="Times New Roman" w:cs="Times New Roman"/>
-              </w:rPr>
-              <w:t>ActivateControllerAPI</w:t>
-            </w:r>
-            <w:proofErr w:type="spellEnd"/>
-            <w:r>
-              <w:rPr>
-                <w:rFonts w:ascii="Times New Roman" w:hAnsi="Times New Roman" w:cs="Times New Roman"/>
-              </w:rPr>
-              <w:t>()</w:t>
+            <w:r>
+              <w:rPr>
+                <w:rFonts w:ascii="Times New Roman" w:hAnsi="Times New Roman" w:cs="Times New Roman"/>
+              </w:rPr>
+              <w:t>ActivateControllerAPI()</w:t>
             </w:r>
           </w:p>
         </w:tc>
@@ -2003,14 +1956,12 @@
                 <w:rFonts w:ascii="Times New Roman" w:hAnsi="Times New Roman" w:cs="Times New Roman"/>
               </w:rPr>
             </w:pPr>
-            <w:proofErr w:type="spellStart"/>
             <w:r>
               <w:rPr>
                 <w:rFonts w:ascii="Times New Roman" w:hAnsi="Times New Roman" w:cs="Times New Roman"/>
               </w:rPr>
               <w:t>bool</w:t>
             </w:r>
-            <w:proofErr w:type="spellEnd"/>
           </w:p>
         </w:tc>
         <w:tc>
@@ -2045,19 +1996,11 @@
                 <w:rFonts w:ascii="Times New Roman" w:hAnsi="Times New Roman" w:cs="Times New Roman"/>
               </w:rPr>
             </w:pPr>
-            <w:proofErr w:type="spellStart"/>
-            <w:r>
-              <w:rPr>
-                <w:rFonts w:ascii="Times New Roman" w:hAnsi="Times New Roman" w:cs="Times New Roman"/>
-              </w:rPr>
-              <w:t>Visible</w:t>
-            </w:r>
-            <w:proofErr w:type="spellEnd"/>
-            <w:r>
-              <w:rPr>
-                <w:rFonts w:ascii="Times New Roman" w:hAnsi="Times New Roman" w:cs="Times New Roman"/>
-              </w:rPr>
-              <w:t>()</w:t>
+            <w:r>
+              <w:rPr>
+                <w:rFonts w:ascii="Times New Roman" w:hAnsi="Times New Roman" w:cs="Times New Roman"/>
+              </w:rPr>
+              <w:t>Visible()</w:t>
             </w:r>
           </w:p>
         </w:tc>
@@ -2072,14 +2015,12 @@
                 <w:rFonts w:ascii="Times New Roman" w:hAnsi="Times New Roman" w:cs="Times New Roman"/>
               </w:rPr>
             </w:pPr>
-            <w:proofErr w:type="spellStart"/>
             <w:r>
               <w:rPr>
                 <w:rFonts w:ascii="Times New Roman" w:hAnsi="Times New Roman" w:cs="Times New Roman"/>
               </w:rPr>
               <w:t>bool</w:t>
             </w:r>
-            <w:proofErr w:type="spellEnd"/>
           </w:p>
         </w:tc>
         <w:tc>
@@ -2137,11 +2078,9 @@
       <w:r>
         <w:t xml:space="preserve"> </w:t>
       </w:r>
-      <w:proofErr w:type="spellStart"/>
       <w:r>
         <w:t>ksEntity</w:t>
       </w:r>
-      <w:proofErr w:type="spellEnd"/>
     </w:p>
     <w:tbl>
       <w:tblPr>
@@ -2231,19 +2170,11 @@
                 <w:rFonts w:ascii="Times New Roman" w:hAnsi="Times New Roman" w:cs="Times New Roman"/>
               </w:rPr>
             </w:pPr>
-            <w:proofErr w:type="spellStart"/>
-            <w:r>
-              <w:rPr>
-                <w:rFonts w:ascii="Times New Roman" w:hAnsi="Times New Roman" w:cs="Times New Roman"/>
-              </w:rPr>
-              <w:t>Create</w:t>
-            </w:r>
-            <w:proofErr w:type="spellEnd"/>
-            <w:r>
-              <w:rPr>
-                <w:rFonts w:ascii="Times New Roman" w:hAnsi="Times New Roman" w:cs="Times New Roman"/>
-              </w:rPr>
-              <w:t>()</w:t>
+            <w:r>
+              <w:rPr>
+                <w:rFonts w:ascii="Times New Roman" w:hAnsi="Times New Roman" w:cs="Times New Roman"/>
+              </w:rPr>
+              <w:t>Create()</w:t>
             </w:r>
           </w:p>
         </w:tc>
@@ -2258,14 +2189,12 @@
                 <w:rFonts w:ascii="Times New Roman" w:hAnsi="Times New Roman" w:cs="Times New Roman"/>
               </w:rPr>
             </w:pPr>
-            <w:proofErr w:type="spellStart"/>
             <w:r>
               <w:rPr>
                 <w:rFonts w:ascii="Times New Roman" w:hAnsi="Times New Roman" w:cs="Times New Roman"/>
               </w:rPr>
               <w:t>bool</w:t>
             </w:r>
-            <w:proofErr w:type="spellEnd"/>
           </w:p>
         </w:tc>
         <w:tc>
@@ -2300,19 +2229,11 @@
                 <w:rFonts w:ascii="Times New Roman" w:hAnsi="Times New Roman" w:cs="Times New Roman"/>
               </w:rPr>
             </w:pPr>
-            <w:proofErr w:type="spellStart"/>
-            <w:r>
-              <w:rPr>
-                <w:rFonts w:ascii="Times New Roman" w:hAnsi="Times New Roman" w:cs="Times New Roman"/>
-              </w:rPr>
-              <w:t>GetDefinition</w:t>
-            </w:r>
-            <w:proofErr w:type="spellEnd"/>
-            <w:r>
-              <w:rPr>
-                <w:rFonts w:ascii="Times New Roman" w:hAnsi="Times New Roman" w:cs="Times New Roman"/>
-              </w:rPr>
-              <w:t>()</w:t>
+            <w:r>
+              <w:rPr>
+                <w:rFonts w:ascii="Times New Roman" w:hAnsi="Times New Roman" w:cs="Times New Roman"/>
+              </w:rPr>
+              <w:t>GetDefinition()</w:t>
             </w:r>
           </w:p>
         </w:tc>
@@ -2327,14 +2248,12 @@
                 <w:rFonts w:ascii="Times New Roman" w:hAnsi="Times New Roman" w:cs="Times New Roman"/>
               </w:rPr>
             </w:pPr>
-            <w:proofErr w:type="spellStart"/>
             <w:r>
               <w:rPr>
                 <w:rFonts w:ascii="Times New Roman" w:hAnsi="Times New Roman" w:cs="Times New Roman"/>
               </w:rPr>
               <w:t>IUnknown</w:t>
             </w:r>
-            <w:proofErr w:type="spellEnd"/>
           </w:p>
         </w:tc>
         <w:tc>
@@ -2506,37 +2425,12 @@
                 <w:lang w:val="en-US"/>
               </w:rPr>
             </w:pPr>
-            <w:proofErr w:type="spellStart"/>
             <w:r>
               <w:rPr>
                 <w:rFonts w:ascii="Times New Roman" w:hAnsi="Times New Roman" w:cs="Times New Roman"/>
                 <w:lang w:val="en-US"/>
               </w:rPr>
-              <w:t>ksCircle</w:t>
-            </w:r>
-            <w:proofErr w:type="spellEnd"/>
-            <w:r>
-              <w:rPr>
-                <w:rFonts w:ascii="Times New Roman" w:hAnsi="Times New Roman" w:cs="Times New Roman"/>
-                <w:lang w:val="en-US"/>
-              </w:rPr>
-              <w:t xml:space="preserve">(xc, </w:t>
-            </w:r>
-            <w:proofErr w:type="spellStart"/>
-            <w:r>
-              <w:rPr>
-                <w:rFonts w:ascii="Times New Roman" w:hAnsi="Times New Roman" w:cs="Times New Roman"/>
-                <w:lang w:val="en-US"/>
-              </w:rPr>
-              <w:t>yc</w:t>
-            </w:r>
-            <w:proofErr w:type="spellEnd"/>
-            <w:r>
-              <w:rPr>
-                <w:rFonts w:ascii="Times New Roman" w:hAnsi="Times New Roman" w:cs="Times New Roman"/>
-                <w:lang w:val="en-US"/>
-              </w:rPr>
-              <w:t>, rad, style)</w:t>
+              <w:t>ksCircle(xc, yc, rad, style)</w:t>
             </w:r>
           </w:p>
         </w:tc>
@@ -2551,14 +2445,12 @@
                 <w:rFonts w:ascii="Times New Roman" w:hAnsi="Times New Roman" w:cs="Times New Roman"/>
               </w:rPr>
             </w:pPr>
-            <w:proofErr w:type="spellStart"/>
             <w:r>
               <w:rPr>
                 <w:rFonts w:ascii="Times New Roman" w:hAnsi="Times New Roman" w:cs="Times New Roman"/>
               </w:rPr>
               <w:t>int</w:t>
             </w:r>
-            <w:proofErr w:type="spellEnd"/>
           </w:p>
         </w:tc>
         <w:tc>
@@ -2572,33 +2464,11 @@
                 <w:rFonts w:ascii="Times New Roman" w:hAnsi="Times New Roman" w:cs="Times New Roman"/>
               </w:rPr>
             </w:pPr>
-            <w:proofErr w:type="spellStart"/>
-            <w:r>
-              <w:rPr>
-                <w:rFonts w:ascii="Times New Roman" w:hAnsi="Times New Roman" w:cs="Times New Roman"/>
-              </w:rPr>
-              <w:t>xc</w:t>
-            </w:r>
-            <w:proofErr w:type="spellEnd"/>
-            <w:r>
-              <w:rPr>
-                <w:rFonts w:ascii="Times New Roman" w:hAnsi="Times New Roman" w:cs="Times New Roman"/>
-              </w:rPr>
-              <w:t>, </w:t>
-            </w:r>
-            <w:proofErr w:type="spellStart"/>
-            <w:r>
-              <w:rPr>
-                <w:rFonts w:ascii="Times New Roman" w:hAnsi="Times New Roman" w:cs="Times New Roman"/>
-              </w:rPr>
-              <w:t>yc</w:t>
-            </w:r>
-            <w:proofErr w:type="spellEnd"/>
-            <w:r>
-              <w:rPr>
-                <w:rFonts w:ascii="Times New Roman" w:hAnsi="Times New Roman" w:cs="Times New Roman"/>
-              </w:rPr>
-              <w:t xml:space="preserve"> – координаты центра; </w:t>
+            <w:r>
+              <w:rPr>
+                <w:rFonts w:ascii="Times New Roman" w:hAnsi="Times New Roman" w:cs="Times New Roman"/>
+              </w:rPr>
+              <w:t xml:space="preserve">xc, yc – координаты центра; </w:t>
             </w:r>
           </w:p>
           <w:p>
@@ -2608,33 +2478,11 @@
                 <w:rFonts w:ascii="Times New Roman" w:hAnsi="Times New Roman" w:cs="Times New Roman"/>
               </w:rPr>
             </w:pPr>
-            <w:proofErr w:type="spellStart"/>
-            <w:r>
-              <w:rPr>
-                <w:rFonts w:ascii="Times New Roman" w:hAnsi="Times New Roman" w:cs="Times New Roman"/>
-              </w:rPr>
-              <w:t>rad</w:t>
-            </w:r>
-            <w:proofErr w:type="spellEnd"/>
-            <w:r>
-              <w:rPr>
-                <w:rFonts w:ascii="Times New Roman" w:hAnsi="Times New Roman" w:cs="Times New Roman"/>
-              </w:rPr>
-              <w:t xml:space="preserve"> – радиус; </w:t>
-            </w:r>
-            <w:proofErr w:type="spellStart"/>
-            <w:r>
-              <w:rPr>
-                <w:rFonts w:ascii="Times New Roman" w:hAnsi="Times New Roman" w:cs="Times New Roman"/>
-              </w:rPr>
-              <w:t>style</w:t>
-            </w:r>
-            <w:proofErr w:type="spellEnd"/>
-            <w:r>
-              <w:rPr>
-                <w:rFonts w:ascii="Times New Roman" w:hAnsi="Times New Roman" w:cs="Times New Roman"/>
-              </w:rPr>
-              <w:t> – стиль линии</w:t>
+            <w:r>
+              <w:rPr>
+                <w:rFonts w:ascii="Times New Roman" w:hAnsi="Times New Roman" w:cs="Times New Roman"/>
+              </w:rPr>
+              <w:t>rad – радиус; style – стиль линии</w:t>
             </w:r>
           </w:p>
         </w:tc>
@@ -2686,21 +2534,12 @@
                 <w:lang w:val="en-US"/>
               </w:rPr>
             </w:pPr>
-            <w:proofErr w:type="spellStart"/>
             <w:r>
               <w:rPr>
                 <w:rFonts w:ascii="Times New Roman" w:hAnsi="Times New Roman" w:cs="Times New Roman"/>
                 <w:lang w:val="en-US"/>
               </w:rPr>
-              <w:t>ksLineSeg</w:t>
-            </w:r>
-            <w:proofErr w:type="spellEnd"/>
-            <w:r>
-              <w:rPr>
-                <w:rFonts w:ascii="Times New Roman" w:hAnsi="Times New Roman" w:cs="Times New Roman"/>
-                <w:lang w:val="en-US"/>
-              </w:rPr>
-              <w:t>(x1, y1, x2, y2, style)</w:t>
+              <w:t>ksLineSeg(x1, y1, x2, y2, style)</w:t>
             </w:r>
           </w:p>
         </w:tc>
@@ -2790,11 +2629,9 @@
       <w:r>
         <w:t xml:space="preserve"> </w:t>
       </w:r>
-      <w:proofErr w:type="spellStart"/>
       <w:r>
         <w:t>ksSketchDefinition</w:t>
       </w:r>
-      <w:proofErr w:type="spellEnd"/>
     </w:p>
     <w:tbl>
       <w:tblPr>
@@ -2884,19 +2721,11 @@
                 <w:rFonts w:ascii="Times New Roman" w:hAnsi="Times New Roman" w:cs="Times New Roman"/>
               </w:rPr>
             </w:pPr>
-            <w:proofErr w:type="spellStart"/>
-            <w:r>
-              <w:rPr>
-                <w:rFonts w:ascii="Times New Roman" w:hAnsi="Times New Roman" w:cs="Times New Roman"/>
-              </w:rPr>
-              <w:t>BeginEdit</w:t>
-            </w:r>
-            <w:proofErr w:type="spellEnd"/>
-            <w:r>
-              <w:rPr>
-                <w:rFonts w:ascii="Times New Roman" w:hAnsi="Times New Roman" w:cs="Times New Roman"/>
-              </w:rPr>
-              <w:t>()</w:t>
+            <w:r>
+              <w:rPr>
+                <w:rFonts w:ascii="Times New Roman" w:hAnsi="Times New Roman" w:cs="Times New Roman"/>
+              </w:rPr>
+              <w:t>BeginEdit()</w:t>
             </w:r>
           </w:p>
         </w:tc>
@@ -2911,14 +2740,12 @@
                 <w:rFonts w:ascii="Times New Roman" w:hAnsi="Times New Roman" w:cs="Times New Roman"/>
               </w:rPr>
             </w:pPr>
-            <w:proofErr w:type="spellStart"/>
             <w:r>
               <w:rPr>
                 <w:rFonts w:ascii="Times New Roman" w:hAnsi="Times New Roman" w:cs="Times New Roman"/>
               </w:rPr>
               <w:t>bool</w:t>
             </w:r>
-            <w:proofErr w:type="spellEnd"/>
           </w:p>
         </w:tc>
         <w:tc>
@@ -2953,19 +2780,11 @@
                 <w:rFonts w:ascii="Times New Roman" w:hAnsi="Times New Roman" w:cs="Times New Roman"/>
               </w:rPr>
             </w:pPr>
-            <w:proofErr w:type="spellStart"/>
-            <w:r>
-              <w:rPr>
-                <w:rFonts w:ascii="Times New Roman" w:hAnsi="Times New Roman" w:cs="Times New Roman"/>
-              </w:rPr>
-              <w:t>EndEdit</w:t>
-            </w:r>
-            <w:proofErr w:type="spellEnd"/>
-            <w:r>
-              <w:rPr>
-                <w:rFonts w:ascii="Times New Roman" w:hAnsi="Times New Roman" w:cs="Times New Roman"/>
-              </w:rPr>
-              <w:t>()</w:t>
+            <w:r>
+              <w:rPr>
+                <w:rFonts w:ascii="Times New Roman" w:hAnsi="Times New Roman" w:cs="Times New Roman"/>
+              </w:rPr>
+              <w:t>EndEdit()</w:t>
             </w:r>
           </w:p>
         </w:tc>
@@ -2980,14 +2799,12 @@
                 <w:rFonts w:ascii="Times New Roman" w:hAnsi="Times New Roman" w:cs="Times New Roman"/>
               </w:rPr>
             </w:pPr>
-            <w:proofErr w:type="spellStart"/>
             <w:r>
               <w:rPr>
                 <w:rFonts w:ascii="Times New Roman" w:hAnsi="Times New Roman" w:cs="Times New Roman"/>
               </w:rPr>
               <w:t>bool</w:t>
             </w:r>
-            <w:proofErr w:type="spellEnd"/>
           </w:p>
         </w:tc>
         <w:tc>
@@ -3156,47 +2973,11 @@
                 <w:rFonts w:ascii="Times New Roman" w:hAnsi="Times New Roman" w:cs="Times New Roman"/>
               </w:rPr>
             </w:pPr>
-            <w:proofErr w:type="spellStart"/>
-            <w:r>
-              <w:rPr>
-                <w:rFonts w:ascii="Times New Roman" w:hAnsi="Times New Roman" w:cs="Times New Roman"/>
-              </w:rPr>
-              <w:t>Create</w:t>
-            </w:r>
-            <w:proofErr w:type="spellEnd"/>
-            <w:r>
-              <w:rPr>
-                <w:rFonts w:ascii="Times New Roman" w:hAnsi="Times New Roman" w:cs="Times New Roman"/>
-              </w:rPr>
-              <w:t>(</w:t>
-            </w:r>
-            <w:proofErr w:type="spellStart"/>
-            <w:r>
-              <w:rPr>
-                <w:rFonts w:ascii="Times New Roman" w:hAnsi="Times New Roman" w:cs="Times New Roman"/>
-              </w:rPr>
-              <w:t>invisible</w:t>
-            </w:r>
-            <w:proofErr w:type="spellEnd"/>
-            <w:r>
-              <w:rPr>
-                <w:rFonts w:ascii="Times New Roman" w:hAnsi="Times New Roman" w:cs="Times New Roman"/>
-              </w:rPr>
-              <w:t xml:space="preserve">, </w:t>
-            </w:r>
-            <w:proofErr w:type="spellStart"/>
-            <w:r>
-              <w:rPr>
-                <w:rFonts w:ascii="Times New Roman" w:hAnsi="Times New Roman" w:cs="Times New Roman"/>
-              </w:rPr>
-              <w:t>typeDoc</w:t>
-            </w:r>
-            <w:proofErr w:type="spellEnd"/>
-            <w:r>
-              <w:rPr>
-                <w:rFonts w:ascii="Times New Roman" w:hAnsi="Times New Roman" w:cs="Times New Roman"/>
-              </w:rPr>
-              <w:t>)</w:t>
+            <w:r>
+              <w:rPr>
+                <w:rFonts w:ascii="Times New Roman" w:hAnsi="Times New Roman" w:cs="Times New Roman"/>
+              </w:rPr>
+              <w:t>Create(invisible, typeDoc)</w:t>
             </w:r>
           </w:p>
         </w:tc>
@@ -3211,14 +2992,12 @@
                 <w:rFonts w:ascii="Times New Roman" w:hAnsi="Times New Roman" w:cs="Times New Roman"/>
               </w:rPr>
             </w:pPr>
-            <w:proofErr w:type="spellStart"/>
             <w:r>
               <w:rPr>
                 <w:rFonts w:ascii="Times New Roman" w:hAnsi="Times New Roman" w:cs="Times New Roman"/>
               </w:rPr>
               <w:t>bool</w:t>
             </w:r>
-            <w:proofErr w:type="spellEnd"/>
           </w:p>
         </w:tc>
         <w:tc>
@@ -3232,7 +3011,6 @@
                 <w:rFonts w:ascii="Times New Roman" w:hAnsi="Times New Roman" w:cs="Times New Roman"/>
               </w:rPr>
             </w:pPr>
-            <w:proofErr w:type="spellStart"/>
             <w:r>
               <w:rPr>
                 <w:rFonts w:ascii="Times New Roman" w:hAnsi="Times New Roman" w:cs="Times New Roman"/>
@@ -3244,28 +3022,7 @@
               <w:rPr>
                 <w:rFonts w:ascii="Times New Roman" w:hAnsi="Times New Roman" w:cs="Times New Roman"/>
               </w:rPr>
-              <w:t>nvisible</w:t>
-            </w:r>
-            <w:proofErr w:type="spellEnd"/>
-            <w:r>
-              <w:rPr>
-                <w:rFonts w:ascii="Times New Roman" w:hAnsi="Times New Roman" w:cs="Times New Roman"/>
-              </w:rPr>
-              <w:t xml:space="preserve"> – скрытый режим; </w:t>
-            </w:r>
-            <w:proofErr w:type="spellStart"/>
-            <w:r>
-              <w:rPr>
-                <w:rFonts w:ascii="Times New Roman" w:hAnsi="Times New Roman" w:cs="Times New Roman"/>
-              </w:rPr>
-              <w:t>typeDoc</w:t>
-            </w:r>
-            <w:proofErr w:type="spellEnd"/>
-            <w:r>
-              <w:rPr>
-                <w:rFonts w:ascii="Times New Roman" w:hAnsi="Times New Roman" w:cs="Times New Roman"/>
-              </w:rPr>
-              <w:t> – тип документа (деталь/сборка)</w:t>
+              <w:t>nvisible – скрытый режим; typeDoc – тип документа (деталь/сборка)</w:t>
             </w:r>
           </w:p>
         </w:tc>
@@ -3301,33 +3058,11 @@
                 <w:rFonts w:ascii="Times New Roman" w:hAnsi="Times New Roman" w:cs="Times New Roman"/>
               </w:rPr>
             </w:pPr>
-            <w:proofErr w:type="spellStart"/>
-            <w:r>
-              <w:rPr>
-                <w:rFonts w:ascii="Times New Roman" w:hAnsi="Times New Roman" w:cs="Times New Roman"/>
-              </w:rPr>
-              <w:t>GetPart</w:t>
-            </w:r>
-            <w:proofErr w:type="spellEnd"/>
-            <w:r>
-              <w:rPr>
-                <w:rFonts w:ascii="Times New Roman" w:hAnsi="Times New Roman" w:cs="Times New Roman"/>
-              </w:rPr>
-              <w:t>(</w:t>
-            </w:r>
-            <w:proofErr w:type="spellStart"/>
-            <w:r>
-              <w:rPr>
-                <w:rFonts w:ascii="Times New Roman" w:hAnsi="Times New Roman" w:cs="Times New Roman"/>
-              </w:rPr>
-              <w:t>type</w:t>
-            </w:r>
-            <w:proofErr w:type="spellEnd"/>
-            <w:r>
-              <w:rPr>
-                <w:rFonts w:ascii="Times New Roman" w:hAnsi="Times New Roman" w:cs="Times New Roman"/>
-              </w:rPr>
-              <w:t>)</w:t>
+            <w:r>
+              <w:rPr>
+                <w:rFonts w:ascii="Times New Roman" w:hAnsi="Times New Roman" w:cs="Times New Roman"/>
+              </w:rPr>
+              <w:t>GetPart(type)</w:t>
             </w:r>
           </w:p>
         </w:tc>
@@ -3342,14 +3077,12 @@
                 <w:rFonts w:ascii="Times New Roman" w:hAnsi="Times New Roman" w:cs="Times New Roman"/>
               </w:rPr>
             </w:pPr>
-            <w:proofErr w:type="spellStart"/>
             <w:r>
               <w:rPr>
                 <w:rFonts w:ascii="Times New Roman" w:hAnsi="Times New Roman" w:cs="Times New Roman"/>
               </w:rPr>
               <w:t>ksPart</w:t>
             </w:r>
-            <w:proofErr w:type="spellEnd"/>
           </w:p>
         </w:tc>
         <w:tc>
@@ -3363,33 +3096,11 @@
                 <w:rFonts w:ascii="Times New Roman" w:hAnsi="Times New Roman" w:cs="Times New Roman"/>
               </w:rPr>
             </w:pPr>
-            <w:proofErr w:type="spellStart"/>
-            <w:r>
-              <w:rPr>
-                <w:rFonts w:ascii="Times New Roman" w:hAnsi="Times New Roman" w:cs="Times New Roman"/>
-              </w:rPr>
-              <w:t>type</w:t>
-            </w:r>
-            <w:proofErr w:type="spellEnd"/>
-            <w:r>
-              <w:rPr>
-                <w:rFonts w:ascii="Times New Roman" w:hAnsi="Times New Roman" w:cs="Times New Roman"/>
-              </w:rPr>
-              <w:t> – тип части (</w:t>
-            </w:r>
-            <w:proofErr w:type="spellStart"/>
-            <w:r>
-              <w:rPr>
-                <w:rFonts w:ascii="Times New Roman" w:hAnsi="Times New Roman" w:cs="Times New Roman"/>
-              </w:rPr>
-              <w:t>pTop_Part</w:t>
-            </w:r>
-            <w:proofErr w:type="spellEnd"/>
-            <w:r>
-              <w:rPr>
-                <w:rFonts w:ascii="Times New Roman" w:hAnsi="Times New Roman" w:cs="Times New Roman"/>
-              </w:rPr>
-              <w:t xml:space="preserve"> и др.)</w:t>
+            <w:r>
+              <w:rPr>
+                <w:rFonts w:ascii="Times New Roman" w:hAnsi="Times New Roman" w:cs="Times New Roman"/>
+              </w:rPr>
+              <w:t>type – тип части (pTop_Part и др.)</w:t>
             </w:r>
           </w:p>
         </w:tc>
@@ -3449,11 +3160,9 @@
       <w:r>
         <w:t xml:space="preserve"> </w:t>
       </w:r>
-      <w:proofErr w:type="spellStart"/>
       <w:r>
         <w:t>ksPart</w:t>
       </w:r>
-      <w:proofErr w:type="spellEnd"/>
     </w:p>
     <w:tbl>
       <w:tblPr>
@@ -3565,33 +3274,11 @@
                 <w:rFonts w:ascii="Times New Roman" w:hAnsi="Times New Roman" w:cs="Times New Roman"/>
               </w:rPr>
             </w:pPr>
-            <w:proofErr w:type="spellStart"/>
-            <w:r>
-              <w:rPr>
-                <w:rFonts w:ascii="Times New Roman" w:hAnsi="Times New Roman" w:cs="Times New Roman"/>
-              </w:rPr>
-              <w:t>GetDefaultEntity</w:t>
-            </w:r>
-            <w:proofErr w:type="spellEnd"/>
-            <w:r>
-              <w:rPr>
-                <w:rFonts w:ascii="Times New Roman" w:hAnsi="Times New Roman" w:cs="Times New Roman"/>
-              </w:rPr>
-              <w:t>(</w:t>
-            </w:r>
-            <w:proofErr w:type="spellStart"/>
-            <w:r>
-              <w:rPr>
-                <w:rFonts w:ascii="Times New Roman" w:hAnsi="Times New Roman" w:cs="Times New Roman"/>
-              </w:rPr>
-              <w:t>objType</w:t>
-            </w:r>
-            <w:proofErr w:type="spellEnd"/>
-            <w:r>
-              <w:rPr>
-                <w:rFonts w:ascii="Times New Roman" w:hAnsi="Times New Roman" w:cs="Times New Roman"/>
-              </w:rPr>
-              <w:t>)</w:t>
+            <w:r>
+              <w:rPr>
+                <w:rFonts w:ascii="Times New Roman" w:hAnsi="Times New Roman" w:cs="Times New Roman"/>
+              </w:rPr>
+              <w:t>GetDefaultEntity(objType)</w:t>
             </w:r>
           </w:p>
         </w:tc>
@@ -3606,14 +3293,12 @@
                 <w:rFonts w:ascii="Times New Roman" w:hAnsi="Times New Roman" w:cs="Times New Roman"/>
               </w:rPr>
             </w:pPr>
-            <w:proofErr w:type="spellStart"/>
             <w:r>
               <w:rPr>
                 <w:rFonts w:ascii="Times New Roman" w:hAnsi="Times New Roman" w:cs="Times New Roman"/>
               </w:rPr>
               <w:t>ksEntity</w:t>
             </w:r>
-            <w:proofErr w:type="spellEnd"/>
           </w:p>
         </w:tc>
         <w:tc>
@@ -3627,19 +3312,11 @@
                 <w:rFonts w:ascii="Times New Roman" w:hAnsi="Times New Roman" w:cs="Times New Roman"/>
               </w:rPr>
             </w:pPr>
-            <w:proofErr w:type="spellStart"/>
-            <w:r>
-              <w:rPr>
-                <w:rFonts w:ascii="Times New Roman" w:hAnsi="Times New Roman" w:cs="Times New Roman"/>
-              </w:rPr>
-              <w:t>objType</w:t>
-            </w:r>
-            <w:proofErr w:type="spellEnd"/>
-            <w:r>
-              <w:rPr>
-                <w:rFonts w:ascii="Times New Roman" w:hAnsi="Times New Roman" w:cs="Times New Roman"/>
-              </w:rPr>
-              <w:t> – тип объекта</w:t>
+            <w:r>
+              <w:rPr>
+                <w:rFonts w:ascii="Times New Roman" w:hAnsi="Times New Roman" w:cs="Times New Roman"/>
+              </w:rPr>
+              <w:t>objType – тип объекта</w:t>
             </w:r>
           </w:p>
         </w:tc>
@@ -3675,33 +3352,11 @@
                 <w:rFonts w:ascii="Times New Roman" w:hAnsi="Times New Roman" w:cs="Times New Roman"/>
               </w:rPr>
             </w:pPr>
-            <w:proofErr w:type="spellStart"/>
-            <w:r>
-              <w:rPr>
-                <w:rFonts w:ascii="Times New Roman" w:hAnsi="Times New Roman" w:cs="Times New Roman"/>
-              </w:rPr>
-              <w:t>NewEntity</w:t>
-            </w:r>
-            <w:proofErr w:type="spellEnd"/>
-            <w:r>
-              <w:rPr>
-                <w:rFonts w:ascii="Times New Roman" w:hAnsi="Times New Roman" w:cs="Times New Roman"/>
-              </w:rPr>
-              <w:t>(</w:t>
-            </w:r>
-            <w:proofErr w:type="spellStart"/>
-            <w:r>
-              <w:rPr>
-                <w:rFonts w:ascii="Times New Roman" w:hAnsi="Times New Roman" w:cs="Times New Roman"/>
-              </w:rPr>
-              <w:t>objType</w:t>
-            </w:r>
-            <w:proofErr w:type="spellEnd"/>
-            <w:r>
-              <w:rPr>
-                <w:rFonts w:ascii="Times New Roman" w:hAnsi="Times New Roman" w:cs="Times New Roman"/>
-              </w:rPr>
-              <w:t>)</w:t>
+            <w:r>
+              <w:rPr>
+                <w:rFonts w:ascii="Times New Roman" w:hAnsi="Times New Roman" w:cs="Times New Roman"/>
+              </w:rPr>
+              <w:t>NewEntity(objType)</w:t>
             </w:r>
           </w:p>
         </w:tc>
@@ -3716,14 +3371,12 @@
                 <w:rFonts w:ascii="Times New Roman" w:hAnsi="Times New Roman" w:cs="Times New Roman"/>
               </w:rPr>
             </w:pPr>
-            <w:proofErr w:type="spellStart"/>
             <w:r>
               <w:rPr>
                 <w:rFonts w:ascii="Times New Roman" w:hAnsi="Times New Roman" w:cs="Times New Roman"/>
               </w:rPr>
               <w:t>ksEntity</w:t>
             </w:r>
-            <w:proofErr w:type="spellEnd"/>
           </w:p>
         </w:tc>
         <w:tc>
@@ -3737,19 +3390,11 @@
                 <w:rFonts w:ascii="Times New Roman" w:hAnsi="Times New Roman" w:cs="Times New Roman"/>
               </w:rPr>
             </w:pPr>
-            <w:proofErr w:type="spellStart"/>
-            <w:r>
-              <w:rPr>
-                <w:rFonts w:ascii="Times New Roman" w:hAnsi="Times New Roman" w:cs="Times New Roman"/>
-              </w:rPr>
-              <w:t>objType</w:t>
-            </w:r>
-            <w:proofErr w:type="spellEnd"/>
-            <w:r>
-              <w:rPr>
-                <w:rFonts w:ascii="Times New Roman" w:hAnsi="Times New Roman" w:cs="Times New Roman"/>
-              </w:rPr>
-              <w:t> – тип создаваемого объекта</w:t>
+            <w:r>
+              <w:rPr>
+                <w:rFonts w:ascii="Times New Roman" w:hAnsi="Times New Roman" w:cs="Times New Roman"/>
+              </w:rPr>
+              <w:t>objType – тип создаваемого объекта</w:t>
             </w:r>
           </w:p>
         </w:tc>
@@ -3816,11 +3461,9 @@
       <w:r>
         <w:t xml:space="preserve"> </w:t>
       </w:r>
-      <w:proofErr w:type="spellStart"/>
       <w:r>
         <w:t>ksBossRotatedDefinition</w:t>
       </w:r>
-      <w:proofErr w:type="spellEnd"/>
     </w:p>
     <w:tbl>
       <w:tblPr>
@@ -3932,33 +3575,11 @@
                 <w:rFonts w:ascii="Times New Roman" w:hAnsi="Times New Roman" w:cs="Times New Roman"/>
               </w:rPr>
             </w:pPr>
-            <w:proofErr w:type="spellStart"/>
-            <w:r>
-              <w:rPr>
-                <w:rFonts w:ascii="Times New Roman" w:hAnsi="Times New Roman" w:cs="Times New Roman"/>
-              </w:rPr>
-              <w:t>SetSketch</w:t>
-            </w:r>
-            <w:proofErr w:type="spellEnd"/>
-            <w:r>
-              <w:rPr>
-                <w:rFonts w:ascii="Times New Roman" w:hAnsi="Times New Roman" w:cs="Times New Roman"/>
-              </w:rPr>
-              <w:t>(</w:t>
-            </w:r>
-            <w:proofErr w:type="spellStart"/>
-            <w:r>
-              <w:rPr>
-                <w:rFonts w:ascii="Times New Roman" w:hAnsi="Times New Roman" w:cs="Times New Roman"/>
-              </w:rPr>
-              <w:t>sketch</w:t>
-            </w:r>
-            <w:proofErr w:type="spellEnd"/>
-            <w:r>
-              <w:rPr>
-                <w:rFonts w:ascii="Times New Roman" w:hAnsi="Times New Roman" w:cs="Times New Roman"/>
-              </w:rPr>
-              <w:t>)</w:t>
+            <w:r>
+              <w:rPr>
+                <w:rFonts w:ascii="Times New Roman" w:hAnsi="Times New Roman" w:cs="Times New Roman"/>
+              </w:rPr>
+              <w:t>SetSketch(sketch)</w:t>
             </w:r>
           </w:p>
         </w:tc>
@@ -3973,14 +3594,12 @@
                 <w:rFonts w:ascii="Times New Roman" w:hAnsi="Times New Roman" w:cs="Times New Roman"/>
               </w:rPr>
             </w:pPr>
-            <w:proofErr w:type="spellStart"/>
             <w:r>
               <w:rPr>
                 <w:rFonts w:ascii="Times New Roman" w:hAnsi="Times New Roman" w:cs="Times New Roman"/>
               </w:rPr>
               <w:t>bool</w:t>
             </w:r>
-            <w:proofErr w:type="spellEnd"/>
           </w:p>
         </w:tc>
         <w:tc>
@@ -3994,19 +3613,11 @@
                 <w:rFonts w:ascii="Times New Roman" w:hAnsi="Times New Roman" w:cs="Times New Roman"/>
               </w:rPr>
             </w:pPr>
-            <w:proofErr w:type="spellStart"/>
-            <w:r>
-              <w:rPr>
-                <w:rFonts w:ascii="Times New Roman" w:hAnsi="Times New Roman" w:cs="Times New Roman"/>
-              </w:rPr>
-              <w:t>sketch</w:t>
-            </w:r>
-            <w:proofErr w:type="spellEnd"/>
-            <w:r>
-              <w:rPr>
-                <w:rFonts w:ascii="Times New Roman" w:hAnsi="Times New Roman" w:cs="Times New Roman"/>
-              </w:rPr>
-              <w:t> – эскиз профиля</w:t>
+            <w:r>
+              <w:rPr>
+                <w:rFonts w:ascii="Times New Roman" w:hAnsi="Times New Roman" w:cs="Times New Roman"/>
+              </w:rPr>
+              <w:t>sketch – эскиз профиля</w:t>
             </w:r>
           </w:p>
         </w:tc>
@@ -4042,33 +3653,11 @@
                 <w:rFonts w:ascii="Times New Roman" w:hAnsi="Times New Roman" w:cs="Times New Roman"/>
               </w:rPr>
             </w:pPr>
-            <w:proofErr w:type="spellStart"/>
-            <w:r>
-              <w:rPr>
-                <w:rFonts w:ascii="Times New Roman" w:hAnsi="Times New Roman" w:cs="Times New Roman"/>
-              </w:rPr>
-              <w:t>SetAxis</w:t>
-            </w:r>
-            <w:proofErr w:type="spellEnd"/>
-            <w:r>
-              <w:rPr>
-                <w:rFonts w:ascii="Times New Roman" w:hAnsi="Times New Roman" w:cs="Times New Roman"/>
-              </w:rPr>
-              <w:t>(</w:t>
-            </w:r>
-            <w:proofErr w:type="spellStart"/>
-            <w:r>
-              <w:rPr>
-                <w:rFonts w:ascii="Times New Roman" w:hAnsi="Times New Roman" w:cs="Times New Roman"/>
-              </w:rPr>
-              <w:t>axis</w:t>
-            </w:r>
-            <w:proofErr w:type="spellEnd"/>
-            <w:r>
-              <w:rPr>
-                <w:rFonts w:ascii="Times New Roman" w:hAnsi="Times New Roman" w:cs="Times New Roman"/>
-              </w:rPr>
-              <w:t>)</w:t>
+            <w:r>
+              <w:rPr>
+                <w:rFonts w:ascii="Times New Roman" w:hAnsi="Times New Roman" w:cs="Times New Roman"/>
+              </w:rPr>
+              <w:t>SetAxis(axis)</w:t>
             </w:r>
           </w:p>
         </w:tc>
@@ -4083,14 +3672,12 @@
                 <w:rFonts w:ascii="Times New Roman" w:hAnsi="Times New Roman" w:cs="Times New Roman"/>
               </w:rPr>
             </w:pPr>
-            <w:proofErr w:type="spellStart"/>
             <w:r>
               <w:rPr>
                 <w:rFonts w:ascii="Times New Roman" w:hAnsi="Times New Roman" w:cs="Times New Roman"/>
               </w:rPr>
               <w:t>bool</w:t>
             </w:r>
-            <w:proofErr w:type="spellEnd"/>
           </w:p>
         </w:tc>
         <w:tc>
@@ -4104,19 +3691,11 @@
                 <w:rFonts w:ascii="Times New Roman" w:hAnsi="Times New Roman" w:cs="Times New Roman"/>
               </w:rPr>
             </w:pPr>
-            <w:proofErr w:type="spellStart"/>
-            <w:r>
-              <w:rPr>
-                <w:rFonts w:ascii="Times New Roman" w:hAnsi="Times New Roman" w:cs="Times New Roman"/>
-              </w:rPr>
-              <w:t>axis</w:t>
-            </w:r>
-            <w:proofErr w:type="spellEnd"/>
-            <w:r>
-              <w:rPr>
-                <w:rFonts w:ascii="Times New Roman" w:hAnsi="Times New Roman" w:cs="Times New Roman"/>
-              </w:rPr>
-              <w:t> – ось вращения</w:t>
+            <w:r>
+              <w:rPr>
+                <w:rFonts w:ascii="Times New Roman" w:hAnsi="Times New Roman" w:cs="Times New Roman"/>
+              </w:rPr>
+              <w:t>axis – ось вращения</w:t>
             </w:r>
           </w:p>
         </w:tc>
@@ -4152,33 +3731,11 @@
                 <w:rFonts w:ascii="Times New Roman" w:hAnsi="Times New Roman" w:cs="Times New Roman"/>
               </w:rPr>
             </w:pPr>
-            <w:proofErr w:type="spellStart"/>
-            <w:r>
-              <w:rPr>
-                <w:rFonts w:ascii="Times New Roman" w:hAnsi="Times New Roman" w:cs="Times New Roman"/>
-              </w:rPr>
-              <w:t>SetAngle</w:t>
-            </w:r>
-            <w:proofErr w:type="spellEnd"/>
-            <w:r>
-              <w:rPr>
-                <w:rFonts w:ascii="Times New Roman" w:hAnsi="Times New Roman" w:cs="Times New Roman"/>
-              </w:rPr>
-              <w:t>(</w:t>
-            </w:r>
-            <w:proofErr w:type="spellStart"/>
-            <w:r>
-              <w:rPr>
-                <w:rFonts w:ascii="Times New Roman" w:hAnsi="Times New Roman" w:cs="Times New Roman"/>
-              </w:rPr>
-              <w:t>angle</w:t>
-            </w:r>
-            <w:proofErr w:type="spellEnd"/>
-            <w:r>
-              <w:rPr>
-                <w:rFonts w:ascii="Times New Roman" w:hAnsi="Times New Roman" w:cs="Times New Roman"/>
-              </w:rPr>
-              <w:t>)</w:t>
+            <w:r>
+              <w:rPr>
+                <w:rFonts w:ascii="Times New Roman" w:hAnsi="Times New Roman" w:cs="Times New Roman"/>
+              </w:rPr>
+              <w:t>SetAngle(angle)</w:t>
             </w:r>
           </w:p>
         </w:tc>
@@ -4193,14 +3750,12 @@
                 <w:rFonts w:ascii="Times New Roman" w:hAnsi="Times New Roman" w:cs="Times New Roman"/>
               </w:rPr>
             </w:pPr>
-            <w:proofErr w:type="spellStart"/>
             <w:r>
               <w:rPr>
                 <w:rFonts w:ascii="Times New Roman" w:hAnsi="Times New Roman" w:cs="Times New Roman"/>
               </w:rPr>
               <w:t>bool</w:t>
             </w:r>
-            <w:proofErr w:type="spellEnd"/>
           </w:p>
         </w:tc>
         <w:tc>
@@ -4214,19 +3769,11 @@
                 <w:rFonts w:ascii="Times New Roman" w:hAnsi="Times New Roman" w:cs="Times New Roman"/>
               </w:rPr>
             </w:pPr>
-            <w:proofErr w:type="spellStart"/>
-            <w:r>
-              <w:rPr>
-                <w:rFonts w:ascii="Times New Roman" w:hAnsi="Times New Roman" w:cs="Times New Roman"/>
-              </w:rPr>
-              <w:t>angle</w:t>
-            </w:r>
-            <w:proofErr w:type="spellEnd"/>
-            <w:r>
-              <w:rPr>
-                <w:rFonts w:ascii="Times New Roman" w:hAnsi="Times New Roman" w:cs="Times New Roman"/>
-              </w:rPr>
-              <w:t> – угол вращения (в градусах)</w:t>
+            <w:r>
+              <w:rPr>
+                <w:rFonts w:ascii="Times New Roman" w:hAnsi="Times New Roman" w:cs="Times New Roman"/>
+              </w:rPr>
+              <w:t>angle – угол вращения (в градусах)</w:t>
             </w:r>
           </w:p>
         </w:tc>
@@ -4291,11 +3838,9 @@
       <w:r>
         <w:t xml:space="preserve"> </w:t>
       </w:r>
-      <w:proofErr w:type="spellStart"/>
       <w:r>
         <w:t>ksCutExtrusionDefinition</w:t>
       </w:r>
-      <w:proofErr w:type="spellEnd"/>
     </w:p>
     <w:tbl>
       <w:tblPr>
@@ -4407,33 +3952,11 @@
                 <w:rFonts w:ascii="Times New Roman" w:hAnsi="Times New Roman" w:cs="Times New Roman"/>
               </w:rPr>
             </w:pPr>
-            <w:proofErr w:type="spellStart"/>
-            <w:r>
-              <w:rPr>
-                <w:rFonts w:ascii="Times New Roman" w:hAnsi="Times New Roman" w:cs="Times New Roman"/>
-              </w:rPr>
-              <w:t>SetSketch</w:t>
-            </w:r>
-            <w:proofErr w:type="spellEnd"/>
-            <w:r>
-              <w:rPr>
-                <w:rFonts w:ascii="Times New Roman" w:hAnsi="Times New Roman" w:cs="Times New Roman"/>
-              </w:rPr>
-              <w:t>(</w:t>
-            </w:r>
-            <w:proofErr w:type="spellStart"/>
-            <w:r>
-              <w:rPr>
-                <w:rFonts w:ascii="Times New Roman" w:hAnsi="Times New Roman" w:cs="Times New Roman"/>
-              </w:rPr>
-              <w:t>sketch</w:t>
-            </w:r>
-            <w:proofErr w:type="spellEnd"/>
-            <w:r>
-              <w:rPr>
-                <w:rFonts w:ascii="Times New Roman" w:hAnsi="Times New Roman" w:cs="Times New Roman"/>
-              </w:rPr>
-              <w:t>)</w:t>
+            <w:r>
+              <w:rPr>
+                <w:rFonts w:ascii="Times New Roman" w:hAnsi="Times New Roman" w:cs="Times New Roman"/>
+              </w:rPr>
+              <w:t>SetSketch(sketch)</w:t>
             </w:r>
           </w:p>
         </w:tc>
@@ -4448,14 +3971,12 @@
                 <w:rFonts w:ascii="Times New Roman" w:hAnsi="Times New Roman" w:cs="Times New Roman"/>
               </w:rPr>
             </w:pPr>
-            <w:proofErr w:type="spellStart"/>
             <w:r>
               <w:rPr>
                 <w:rFonts w:ascii="Times New Roman" w:hAnsi="Times New Roman" w:cs="Times New Roman"/>
               </w:rPr>
               <w:t>bool</w:t>
             </w:r>
-            <w:proofErr w:type="spellEnd"/>
           </w:p>
         </w:tc>
         <w:tc>
@@ -4469,19 +3990,11 @@
                 <w:rFonts w:ascii="Times New Roman" w:hAnsi="Times New Roman" w:cs="Times New Roman"/>
               </w:rPr>
             </w:pPr>
-            <w:proofErr w:type="spellStart"/>
-            <w:r>
-              <w:rPr>
-                <w:rFonts w:ascii="Times New Roman" w:hAnsi="Times New Roman" w:cs="Times New Roman"/>
-              </w:rPr>
-              <w:t>sketch</w:t>
-            </w:r>
-            <w:proofErr w:type="spellEnd"/>
-            <w:r>
-              <w:rPr>
-                <w:rFonts w:ascii="Times New Roman" w:hAnsi="Times New Roman" w:cs="Times New Roman"/>
-              </w:rPr>
-              <w:t> – эскиз выреза</w:t>
+            <w:r>
+              <w:rPr>
+                <w:rFonts w:ascii="Times New Roman" w:hAnsi="Times New Roman" w:cs="Times New Roman"/>
+              </w:rPr>
+              <w:t>sketch – эскиз выреза</w:t>
             </w:r>
           </w:p>
         </w:tc>
@@ -4518,53 +4031,12 @@
                 <w:lang w:val="en-US"/>
               </w:rPr>
             </w:pPr>
-            <w:proofErr w:type="spellStart"/>
             <w:r>
               <w:rPr>
                 <w:rFonts w:ascii="Times New Roman" w:hAnsi="Times New Roman" w:cs="Times New Roman"/>
                 <w:lang w:val="en-US"/>
               </w:rPr>
-              <w:t>SetSideParam</w:t>
-            </w:r>
-            <w:proofErr w:type="spellEnd"/>
-            <w:r>
-              <w:rPr>
-                <w:rFonts w:ascii="Times New Roman" w:hAnsi="Times New Roman" w:cs="Times New Roman"/>
-                <w:lang w:val="en-US"/>
-              </w:rPr>
-              <w:t xml:space="preserve">(forward, type, depth, </w:t>
-            </w:r>
-            <w:proofErr w:type="spellStart"/>
-            <w:r>
-              <w:rPr>
-                <w:rFonts w:ascii="Times New Roman" w:hAnsi="Times New Roman" w:cs="Times New Roman"/>
-                <w:lang w:val="en-US"/>
-              </w:rPr>
-              <w:t>draftValue</w:t>
-            </w:r>
-            <w:proofErr w:type="spellEnd"/>
-            <w:r>
-              <w:rPr>
-                <w:rFonts w:ascii="Times New Roman" w:hAnsi="Times New Roman" w:cs="Times New Roman"/>
-                <w:lang w:val="en-US"/>
-              </w:rPr>
-              <w:t xml:space="preserve">, </w:t>
-            </w:r>
-            <w:proofErr w:type="spellStart"/>
-            <w:r>
-              <w:rPr>
-                <w:rFonts w:ascii="Times New Roman" w:hAnsi="Times New Roman" w:cs="Times New Roman"/>
-                <w:lang w:val="en-US"/>
-              </w:rPr>
-              <w:t>draftOutward</w:t>
-            </w:r>
-            <w:proofErr w:type="spellEnd"/>
-            <w:r>
-              <w:rPr>
-                <w:rFonts w:ascii="Times New Roman" w:hAnsi="Times New Roman" w:cs="Times New Roman"/>
-                <w:lang w:val="en-US"/>
-              </w:rPr>
-              <w:t>)</w:t>
+              <w:t>SetSideParam(forward, type, depth, draftValue, draftOutward)</w:t>
             </w:r>
           </w:p>
         </w:tc>
@@ -4579,14 +4051,12 @@
                 <w:rFonts w:ascii="Times New Roman" w:hAnsi="Times New Roman" w:cs="Times New Roman"/>
               </w:rPr>
             </w:pPr>
-            <w:proofErr w:type="spellStart"/>
             <w:r>
               <w:rPr>
                 <w:rFonts w:ascii="Times New Roman" w:hAnsi="Times New Roman" w:cs="Times New Roman"/>
               </w:rPr>
               <w:t>bool</w:t>
             </w:r>
-            <w:proofErr w:type="spellEnd"/>
           </w:p>
         </w:tc>
         <w:tc>
@@ -4600,75 +4070,11 @@
                 <w:rFonts w:ascii="Times New Roman" w:hAnsi="Times New Roman" w:cs="Times New Roman"/>
               </w:rPr>
             </w:pPr>
-            <w:proofErr w:type="spellStart"/>
-            <w:r>
-              <w:rPr>
-                <w:rFonts w:ascii="Times New Roman" w:hAnsi="Times New Roman" w:cs="Times New Roman"/>
-              </w:rPr>
-              <w:t>forward</w:t>
-            </w:r>
-            <w:proofErr w:type="spellEnd"/>
-            <w:r>
-              <w:rPr>
-                <w:rFonts w:ascii="Times New Roman" w:hAnsi="Times New Roman" w:cs="Times New Roman"/>
-              </w:rPr>
-              <w:t xml:space="preserve"> – направление; </w:t>
-            </w:r>
-            <w:proofErr w:type="spellStart"/>
-            <w:r>
-              <w:rPr>
-                <w:rFonts w:ascii="Times New Roman" w:hAnsi="Times New Roman" w:cs="Times New Roman"/>
-              </w:rPr>
-              <w:t>type</w:t>
-            </w:r>
-            <w:proofErr w:type="spellEnd"/>
-            <w:r>
-              <w:rPr>
-                <w:rFonts w:ascii="Times New Roman" w:hAnsi="Times New Roman" w:cs="Times New Roman"/>
-              </w:rPr>
-              <w:t xml:space="preserve"> – тип; </w:t>
-            </w:r>
-            <w:proofErr w:type="spellStart"/>
-            <w:r>
-              <w:rPr>
-                <w:rFonts w:ascii="Times New Roman" w:hAnsi="Times New Roman" w:cs="Times New Roman"/>
-              </w:rPr>
-              <w:t>depth</w:t>
-            </w:r>
-            <w:proofErr w:type="spellEnd"/>
-            <w:r>
-              <w:rPr>
-                <w:rFonts w:ascii="Times New Roman" w:hAnsi="Times New Roman" w:cs="Times New Roman"/>
-              </w:rPr>
-              <w:t xml:space="preserve"> – глубина; </w:t>
-            </w:r>
-            <w:proofErr w:type="spellStart"/>
-            <w:r>
-              <w:rPr>
-                <w:rFonts w:ascii="Times New Roman" w:hAnsi="Times New Roman" w:cs="Times New Roman"/>
-              </w:rPr>
-              <w:t>draftValue</w:t>
-            </w:r>
-            <w:proofErr w:type="spellEnd"/>
-            <w:r>
-              <w:rPr>
-                <w:rFonts w:ascii="Times New Roman" w:hAnsi="Times New Roman" w:cs="Times New Roman"/>
-              </w:rPr>
-              <w:t xml:space="preserve"> – уклон; </w:t>
-            </w:r>
-            <w:proofErr w:type="spellStart"/>
-            <w:r>
-              <w:rPr>
-                <w:rFonts w:ascii="Times New Roman" w:hAnsi="Times New Roman" w:cs="Times New Roman"/>
-              </w:rPr>
-              <w:t>draftOutward</w:t>
-            </w:r>
-            <w:proofErr w:type="spellEnd"/>
-            <w:r>
-              <w:rPr>
-                <w:rFonts w:ascii="Times New Roman" w:hAnsi="Times New Roman" w:cs="Times New Roman"/>
-              </w:rPr>
-              <w:t> – направление уклона</w:t>
+            <w:r>
+              <w:rPr>
+                <w:rFonts w:ascii="Times New Roman" w:hAnsi="Times New Roman" w:cs="Times New Roman"/>
+              </w:rPr>
+              <w:t>forward – направление; type – тип; depth – глубина; draftValue – уклон; draftOutward – направление уклона</w:t>
             </w:r>
           </w:p>
         </w:tc>
@@ -4759,35 +4165,7 @@
         <w:rPr>
           <w:lang w:val="ru-RU"/>
         </w:rPr>
-        <w:t>Программа параметрического построения 3D-моделей шкивов в SOLIDWORKS «</w:t>
-      </w:r>
-      <w:proofErr w:type="spellStart"/>
-      <w:r>
-        <w:rPr>
-          <w:lang w:val="ru-RU"/>
-        </w:rPr>
-        <w:t>Pulley</w:t>
-      </w:r>
-      <w:proofErr w:type="spellEnd"/>
-      <w:r>
-        <w:rPr>
-          <w:lang w:val="ru-RU"/>
-        </w:rPr>
-        <w:t xml:space="preserve"> </w:t>
-      </w:r>
-      <w:proofErr w:type="spellStart"/>
-      <w:r>
-        <w:rPr>
-          <w:lang w:val="ru-RU"/>
-        </w:rPr>
-        <w:t>Designer</w:t>
-      </w:r>
-      <w:proofErr w:type="spellEnd"/>
-      <w:r>
-        <w:rPr>
-          <w:lang w:val="ru-RU"/>
-        </w:rPr>
-        <w:t>». Автоматизация проектирования шкивов по заданным значениям. [</w:t>
+        <w:t>Программа параметрического построения 3D-моделей шкивов в SOLIDWORKS «Pulley Designer». Автоматизация проектирования шкивов по заданным значениям. [</w:t>
       </w:r>
       <w:r>
         <w:rPr>
@@ -4812,35 +4190,7 @@
         <w:rPr>
           <w:lang w:val="ru-RU"/>
         </w:rPr>
-        <w:t xml:space="preserve">Данный плагин предназначен для параметрического построения 3D-моделей шкивов различных типов в системе SOLIDWORKS. </w:t>
-      </w:r>
-      <w:proofErr w:type="spellStart"/>
-      <w:r>
-        <w:rPr>
-          <w:lang w:val="ru-RU"/>
-        </w:rPr>
-        <w:t>Pulley</w:t>
-      </w:r>
-      <w:proofErr w:type="spellEnd"/>
-      <w:r>
-        <w:rPr>
-          <w:lang w:val="ru-RU"/>
-        </w:rPr>
-        <w:t xml:space="preserve"> </w:t>
-      </w:r>
-      <w:proofErr w:type="spellStart"/>
-      <w:r>
-        <w:rPr>
-          <w:lang w:val="ru-RU"/>
-        </w:rPr>
-        <w:t>Designer</w:t>
-      </w:r>
-      <w:proofErr w:type="spellEnd"/>
-      <w:r>
-        <w:rPr>
-          <w:lang w:val="ru-RU"/>
-        </w:rPr>
-        <w:t xml:space="preserve"> позволяет формировать шкивы клиновых, плоских и зубчатых ремней на основе ввода параметров пользователем в специальном диалоговом окне.</w:t>
+        <w:t>Данный плагин предназначен для параметрического построения 3D-моделей шкивов различных типов в системе SOLIDWORKS. Pulley Designer позволяет формировать шкивы клиновых, плоских и зубчатых ремней на основе ввода параметров пользователем в специальном диалоговом окне.</w:t>
       </w:r>
     </w:p>
     <w:p>
@@ -4902,35 +4252,7 @@
         <w:rPr>
           <w:lang w:val="ru-RU"/>
         </w:rPr>
-        <w:t xml:space="preserve">На рисунке 1.1 представлен пользовательский интерфейс плагина </w:t>
-      </w:r>
-      <w:proofErr w:type="spellStart"/>
-      <w:r>
-        <w:rPr>
-          <w:lang w:val="ru-RU"/>
-        </w:rPr>
-        <w:t>Pulley</w:t>
-      </w:r>
-      <w:proofErr w:type="spellEnd"/>
-      <w:r>
-        <w:rPr>
-          <w:lang w:val="ru-RU"/>
-        </w:rPr>
-        <w:t xml:space="preserve"> </w:t>
-      </w:r>
-      <w:proofErr w:type="spellStart"/>
-      <w:r>
-        <w:rPr>
-          <w:lang w:val="ru-RU"/>
-        </w:rPr>
-        <w:t>Designer</w:t>
-      </w:r>
-      <w:proofErr w:type="spellEnd"/>
-      <w:r>
-        <w:rPr>
-          <w:lang w:val="ru-RU"/>
-        </w:rPr>
-        <w:t xml:space="preserve"> для построения шкива, содержащий поля ввода параметров и область предпросмотра модели.</w:t>
+        <w:t>На рисунке 1.1 представлен пользовательский интерфейс плагина Pulley Designer для построения шкива, содержащий поля ввода параметров и область предпросмотра модели.</w:t>
       </w:r>
     </w:p>
     <w:p>
@@ -4947,7 +4269,7 @@
           <w:noProof/>
         </w:rPr>
         <w:drawing>
-          <wp:inline distT="0" distB="0" distL="0" distR="0" wp14:anchorId="5879E923" wp14:editId="23A8AF56">
+          <wp:inline distT="0" distB="0" distL="0" distR="0" wp14:anchorId="5879E923" wp14:editId="65742703">
             <wp:extent cx="4781550" cy="2730499"/>
             <wp:effectExtent l="0" t="0" r="0" b="0"/>
             <wp:docPr id="9" name="Рисунок 9" descr="Pulley generator screenshot"/>
@@ -5244,21 +4566,7 @@
         <w:rPr>
           <w:lang w:val="ru-RU"/>
         </w:rPr>
-        <w:t xml:space="preserve"> позволяет формировать </w:t>
-      </w:r>
-      <w:proofErr w:type="spellStart"/>
-      <w:r>
-        <w:rPr>
-          <w:lang w:val="ru-RU"/>
-        </w:rPr>
-        <w:t>многодиаметрические</w:t>
-      </w:r>
-      <w:proofErr w:type="spellEnd"/>
-      <w:r>
-        <w:rPr>
-          <w:lang w:val="ru-RU"/>
-        </w:rPr>
-        <w:t xml:space="preserve"> валы на основе ввода параметров пользователем в специальном диалоговом окне.</w:t>
+        <w:t xml:space="preserve"> позволяет формировать многодиаметрические валы на основе ввода параметров пользователем в специальном диалоговом окне.</w:t>
       </w:r>
     </w:p>
     <w:p>
@@ -5602,7 +4910,7 @@
     <w:p>
       <w:pPr>
         <w:rPr>
-          <w:lang w:val="en-US"/>
+          <w:lang w:val="ru-RU"/>
         </w:rPr>
       </w:pPr>
       <w:r>
@@ -5619,7 +4927,7 @@
       </w:r>
       <w:r>
         <w:rPr>
-          <w:lang w:val="en-US"/>
+          <w:lang w:val="ru-RU"/>
         </w:rPr>
         <w:t>[5]</w:t>
       </w:r>
@@ -6094,76 +5402,87 @@
           <w:bCs/>
         </w:rPr>
       </w:pPr>
-      <w:proofErr w:type="spellStart"/>
       <w:r>
         <w:rPr>
           <w:b w:val="0"/>
           <w:bCs/>
         </w:rPr>
         <w:lastRenderedPageBreak/>
-        <w:t>Проект</w:t>
-      </w:r>
-      <w:proofErr w:type="spellEnd"/>
-      <w:r>
-        <w:rPr>
-          <w:b w:val="0"/>
+        <w:t>Проект системы</w:t>
+      </w:r>
+    </w:p>
+    <w:p>
+      <w:pPr>
+        <w:rPr>
           <w:bCs/>
         </w:rPr>
+      </w:pPr>
+    </w:p>
+    <w:p>
+      <w:pPr>
+        <w:pStyle w:val="2"/>
+      </w:pPr>
+      <w:r>
+        <w:rPr>
+          <w:lang w:val="ru-RU"/>
+        </w:rPr>
+        <w:t xml:space="preserve">3.1 </w:t>
+      </w:r>
+      <w:r>
+        <w:t>UML‑диаграмма классов</w:t>
+      </w:r>
+    </w:p>
+    <w:p/>
+    <w:p>
+      <w:pPr>
+        <w:rPr>
+          <w:lang w:val="ru-RU"/>
+        </w:rPr>
+      </w:pPr>
+      <w:r>
+        <w:t>UML</w:t>
+      </w:r>
+      <w:r>
+        <w:rPr>
+          <w:lang w:val="ru-RU"/>
+        </w:rPr>
         <w:t xml:space="preserve"> </w:t>
       </w:r>
-      <w:proofErr w:type="spellStart"/>
-      <w:r>
-        <w:rPr>
-          <w:b w:val="0"/>
-          <w:bCs/>
-        </w:rPr>
-        <w:t>системы</w:t>
-      </w:r>
-      <w:proofErr w:type="spellEnd"/>
-    </w:p>
-    <w:p>
-      <w:pPr>
-        <w:rPr>
-          <w:bCs/>
-        </w:rPr>
-      </w:pPr>
-    </w:p>
-    <w:p>
-      <w:pPr>
-        <w:pStyle w:val="2"/>
-      </w:pPr>
-      <w:r>
-        <w:rPr>
-          <w:lang w:val="ru-RU"/>
-        </w:rPr>
-        <w:t xml:space="preserve">3.1 </w:t>
-      </w:r>
-      <w:r>
-        <w:t>UML‑</w:t>
-      </w:r>
-      <w:proofErr w:type="spellStart"/>
-      <w:r>
-        <w:t>диаграмма</w:t>
-      </w:r>
-      <w:proofErr w:type="spellEnd"/>
-      <w:r>
+      <w:r>
+        <w:rPr>
+          <w:lang w:val="ru-RU"/>
+        </w:rPr>
+        <w:t>– стандартный язык визуального моделирования для спецификации, проектирования и документирования систем.</w:t>
+      </w:r>
+      <w:r>
+        <w:rPr>
+          <w:lang w:val="ru-RU"/>
+        </w:rPr>
         <w:t xml:space="preserve"> </w:t>
       </w:r>
-      <w:proofErr w:type="spellStart"/>
-      <w:r>
-        <w:t>классов</w:t>
-      </w:r>
-      <w:proofErr w:type="spellEnd"/>
-    </w:p>
-    <w:p/>
-    <w:p>
-      <w:pPr>
-        <w:rPr>
-          <w:lang w:val="ru-RU"/>
-        </w:rPr>
-      </w:pPr>
-      <w:r>
-        <w:t>UML</w:t>
+      <w:r>
+        <w:rPr>
+          <w:lang w:val="ru-RU"/>
+        </w:rPr>
+        <w:t>[</w:t>
+      </w:r>
+      <w:r>
+        <w:rPr>
+          <w:lang w:val="en-US"/>
+        </w:rPr>
+        <w:t>6</w:t>
+      </w:r>
+      <w:r>
+        <w:rPr>
+          <w:lang w:val="ru-RU"/>
+        </w:rPr>
+        <w:t xml:space="preserve">] </w:t>
+      </w:r>
+      <w:r>
+        <w:rPr>
+          <w:lang w:val="ru-RU"/>
+        </w:rPr>
+        <w:t>В проекте используется диаграмма классов для описания структуры плагина.</w:t>
       </w:r>
       <w:r>
         <w:rPr>
@@ -6171,53 +5490,12 @@
         </w:rPr>
         <w:t xml:space="preserve"> </w:t>
       </w:r>
-      <w:r>
-        <w:rPr>
-          <w:lang w:val="ru-RU"/>
-        </w:rPr>
-        <w:t>– стандартный язык визуального моделирования для спецификации, проектирования и документирования систем.</w:t>
-      </w:r>
-      <w:r>
-        <w:rPr>
-          <w:lang w:val="ru-RU"/>
-        </w:rPr>
-        <w:t xml:space="preserve"> </w:t>
-      </w:r>
-      <w:r>
-        <w:rPr>
-          <w:lang w:val="ru-RU"/>
-        </w:rPr>
-        <w:t>[</w:t>
-      </w:r>
-      <w:r>
-        <w:rPr>
-          <w:lang w:val="en-US"/>
-        </w:rPr>
-        <w:t>6</w:t>
-      </w:r>
-      <w:r>
-        <w:rPr>
-          <w:lang w:val="ru-RU"/>
-        </w:rPr>
-        <w:t xml:space="preserve">] </w:t>
-      </w:r>
-      <w:r>
-        <w:rPr>
-          <w:lang w:val="ru-RU"/>
-        </w:rPr>
-        <w:t>В проекте используется диаграмма классов для описания структуры плагина.</w:t>
-      </w:r>
-      <w:r>
-        <w:rPr>
-          <w:lang w:val="ru-RU"/>
-        </w:rPr>
-        <w:t xml:space="preserve"> </w:t>
-      </w:r>
     </w:p>
     <w:p>
       <w:pPr>
         <w:pStyle w:val="Image"/>
       </w:pPr>
+      <w:commentRangeStart w:id="1"/>
       <w:r>
         <w:drawing>
           <wp:inline distT="0" distB="0" distL="0" distR="0" wp14:anchorId="4FD0F3F7" wp14:editId="0D641C0B">
@@ -6255,11 +5533,23 @@
           </wp:inline>
         </w:drawing>
       </w:r>
+      <w:commentRangeEnd w:id="1"/>
+      <w:r>
+        <w:rPr>
+          <w:rStyle w:val="ad"/>
+          <w:sz w:val="28"/>
+          <w:szCs w:val="28"/>
+        </w:rPr>
+        <w:commentReference w:id="1"/>
+      </w:r>
     </w:p>
     <w:p>
       <w:pPr>
         <w:pStyle w:val="Image"/>
         <w:spacing w:line="360" w:lineRule="auto"/>
+        <w:rPr>
+          <w:lang w:val="ru-RU"/>
+        </w:rPr>
       </w:pPr>
       <w:r>
         <w:rPr>
@@ -6318,103 +5608,23 @@
           <w:rFonts w:eastAsia="SimSun"/>
           <w:lang w:val="ru-RU"/>
         </w:rPr>
-        <w:t xml:space="preserve">Класс MainForm содержит в себе два объекта (за исключением поля </w:t>
-      </w:r>
-      <w:proofErr w:type="spellStart"/>
-      <w:r>
+        <w:t>Класс MainForm содержит в себе два объекта (за исключением поля hasErrors типа bool): объект модели Builder и объект параметров PulleyParameters. Связь между классами MainForm и Builder является агрегацией, т.к. главная форма может существовать без конкретного строителя, а связь между MainForm и PulleyParameters также является агрегацией, т.к. форма может работать с разными наборами параметров.</w:t>
+      </w:r>
+    </w:p>
+    <w:p>
+      <w:pPr>
+        <w:ind w:right="59" w:firstLine="708"/>
         <w:rPr>
           <w:rFonts w:eastAsia="SimSun"/>
           <w:lang w:val="ru-RU"/>
         </w:rPr>
-        <w:t>hasErrors</w:t>
-      </w:r>
-      <w:proofErr w:type="spellEnd"/>
+      </w:pPr>
       <w:r>
         <w:rPr>
           <w:rFonts w:eastAsia="SimSun"/>
           <w:lang w:val="ru-RU"/>
         </w:rPr>
-        <w:t xml:space="preserve"> типа </w:t>
-      </w:r>
-      <w:proofErr w:type="spellStart"/>
-      <w:r>
-        <w:rPr>
-          <w:rFonts w:eastAsia="SimSun"/>
-          <w:lang w:val="ru-RU"/>
-        </w:rPr>
-        <w:t>bool</w:t>
-      </w:r>
-      <w:proofErr w:type="spellEnd"/>
-      <w:r>
-        <w:rPr>
-          <w:rFonts w:eastAsia="SimSun"/>
-          <w:lang w:val="ru-RU"/>
-        </w:rPr>
-        <w:t xml:space="preserve">): объект модели </w:t>
-      </w:r>
-      <w:proofErr w:type="spellStart"/>
-      <w:r>
-        <w:rPr>
-          <w:rFonts w:eastAsia="SimSun"/>
-          <w:lang w:val="ru-RU"/>
-        </w:rPr>
-        <w:t>Builder</w:t>
-      </w:r>
-      <w:proofErr w:type="spellEnd"/>
-      <w:r>
-        <w:rPr>
-          <w:rFonts w:eastAsia="SimSun"/>
-          <w:lang w:val="ru-RU"/>
-        </w:rPr>
-        <w:t xml:space="preserve"> и объект параметров PulleyParameters. Связь между классами MainForm и Builder является агрегацией, т.к. главная форма может существовать без конкретного строителя, а связь между MainForm и PulleyParameters также является агрегацией, т.к. форма может работать с разными наборами параметров.</w:t>
-      </w:r>
-    </w:p>
-    <w:p>
-      <w:pPr>
-        <w:ind w:right="59" w:firstLine="708"/>
-        <w:rPr>
-          <w:rFonts w:eastAsia="SimSun"/>
-          <w:lang w:val="ru-RU"/>
-        </w:rPr>
-      </w:pPr>
-      <w:r>
-        <w:rPr>
-          <w:rFonts w:eastAsia="SimSun"/>
-          <w:lang w:val="ru-RU"/>
-        </w:rPr>
-        <w:t xml:space="preserve">Класс </w:t>
-      </w:r>
-      <w:proofErr w:type="spellStart"/>
-      <w:r>
-        <w:rPr>
-          <w:rFonts w:eastAsia="SimSun"/>
-          <w:lang w:val="ru-RU"/>
-        </w:rPr>
-        <w:t>Builder</w:t>
-      </w:r>
-      <w:proofErr w:type="spellEnd"/>
-      <w:r>
-        <w:rPr>
-          <w:rFonts w:eastAsia="SimSun"/>
-          <w:lang w:val="ru-RU"/>
-        </w:rPr>
-        <w:t xml:space="preserve"> </w:t>
-      </w:r>
-      <w:proofErr w:type="spellStart"/>
-      <w:r>
-        <w:rPr>
-          <w:rFonts w:eastAsia="SimSun"/>
-          <w:lang w:val="ru-RU"/>
-        </w:rPr>
-        <w:t>композирует</w:t>
-      </w:r>
-      <w:proofErr w:type="spellEnd"/>
-      <w:r>
-        <w:rPr>
-          <w:rFonts w:eastAsia="SimSun"/>
-          <w:lang w:val="ru-RU"/>
-        </w:rPr>
-        <w:t xml:space="preserve"> в себе объект PulleyParameters (связь композиции, закрашенный ромбик), т.к. параметры неразрывно связаны с процессом построения конкретной модели шкива и не могут существовать без строителя. Также класс Builder использует класс Wrapper (связь использования, пунктирная стрелка), т.к. объект враппера создаётся и используется только в момент вызова методов построения модели.</w:t>
+        <w:t>Класс Builder композирует в себе объект PulleyParameters (связь композиции, закрашенный ромбик), т.к. параметры неразрывно связаны с процессом построения конкретной модели шкива и не могут существовать без строителя. Также класс Builder использует класс Wrapper (связь использования, пунктирная стрелка), т.к. объект враппера создаётся и используется только в момент вызова методов построения модели.</w:t>
       </w:r>
     </w:p>
     <w:p>
@@ -6437,17 +5647,29 @@
           <w:rFonts w:eastAsia="SimSun"/>
           <w:lang w:val="en-US"/>
         </w:rPr>
-        <w:t xml:space="preserve"> </w:t>
-      </w:r>
-      <w:proofErr w:type="spellStart"/>
+        <w:t xml:space="preserve"> PulleyParameters </w:t>
+      </w:r>
+      <w:r>
+        <w:rPr>
+          <w:rFonts w:eastAsia="SimSun"/>
+          <w:lang w:val="ru-RU"/>
+        </w:rPr>
+        <w:t>содержит</w:t>
+      </w:r>
       <w:r>
         <w:rPr>
           <w:rFonts w:eastAsia="SimSun"/>
           <w:lang w:val="en-US"/>
         </w:rPr>
-        <w:t>PulleyParameters</w:t>
-      </w:r>
-      <w:proofErr w:type="spellEnd"/>
+        <w:t xml:space="preserve"> </w:t>
+      </w:r>
+      <w:r>
+        <w:rPr>
+          <w:rFonts w:eastAsia="SimSun"/>
+          <w:lang w:val="ru-RU"/>
+        </w:rPr>
+        <w:t>пять</w:t>
+      </w:r>
       <w:r>
         <w:rPr>
           <w:rFonts w:eastAsia="SimSun"/>
@@ -6460,7 +5682,7 @@
           <w:rFonts w:eastAsia="SimSun"/>
           <w:lang w:val="ru-RU"/>
         </w:rPr>
-        <w:t>содержит</w:t>
+        <w:t>свойств</w:t>
       </w:r>
       <w:r>
         <w:rPr>
@@ -6474,189 +5696,67 @@
           <w:rFonts w:eastAsia="SimSun"/>
           <w:lang w:val="ru-RU"/>
         </w:rPr>
-        <w:t>пять</w:t>
+        <w:t>типа</w:t>
       </w:r>
       <w:r>
         <w:rPr>
           <w:rFonts w:eastAsia="SimSun"/>
           <w:lang w:val="en-US"/>
         </w:rPr>
-        <w:t xml:space="preserve"> </w:t>
+        <w:t xml:space="preserve"> double: outerDiameter, holeDiameter, thickness, grooveWidth </w:t>
       </w:r>
       <w:r>
         <w:rPr>
           <w:rFonts w:eastAsia="SimSun"/>
           <w:lang w:val="ru-RU"/>
         </w:rPr>
-        <w:t>свойств</w:t>
+        <w:t>и</w:t>
       </w:r>
       <w:r>
         <w:rPr>
           <w:rFonts w:eastAsia="SimSun"/>
           <w:lang w:val="en-US"/>
         </w:rPr>
-        <w:t xml:space="preserve"> </w:t>
+        <w:t xml:space="preserve"> grooveDepth. </w:t>
       </w:r>
       <w:r>
         <w:rPr>
           <w:rFonts w:eastAsia="SimSun"/>
           <w:lang w:val="ru-RU"/>
         </w:rPr>
-        <w:t>типа</w:t>
-      </w:r>
-      <w:r>
+        <w:t>Метод Validate() возвращает список объектов типа ValidationError (связь использования, пунктирная стрелка), т.к. объекты ошибок создаются только внутри метода валидации и не хранятся постоянно.</w:t>
+      </w:r>
+    </w:p>
+    <w:p>
+      <w:pPr>
+        <w:ind w:right="59" w:firstLine="708"/>
         <w:rPr>
           <w:rFonts w:eastAsia="SimSun"/>
-          <w:lang w:val="en-US"/>
-        </w:rPr>
-        <w:t xml:space="preserve"> double: </w:t>
-      </w:r>
-      <w:proofErr w:type="spellStart"/>
+          <w:lang w:val="ru-RU"/>
+        </w:rPr>
+      </w:pPr>
       <w:r>
         <w:rPr>
           <w:rFonts w:eastAsia="SimSun"/>
-          <w:lang w:val="en-US"/>
-        </w:rPr>
-        <w:t>outerDiameter</w:t>
-      </w:r>
-      <w:proofErr w:type="spellEnd"/>
-      <w:r>
+          <w:lang w:val="ru-RU"/>
+        </w:rPr>
+        <w:t>Класс ValidationError содержит два свойства: message (текст ошибки) и source (источник ошибки). Конструктор принимает оба параметра для создания объекта ошибки.</w:t>
+      </w:r>
+    </w:p>
+    <w:p>
+      <w:pPr>
+        <w:ind w:right="59" w:firstLine="708"/>
         <w:rPr>
           <w:rFonts w:eastAsia="SimSun"/>
-          <w:lang w:val="en-US"/>
-        </w:rPr>
-        <w:t xml:space="preserve">, </w:t>
-      </w:r>
-      <w:proofErr w:type="spellStart"/>
+          <w:lang w:val="ru-RU"/>
+        </w:rPr>
+      </w:pPr>
       <w:r>
         <w:rPr>
           <w:rFonts w:eastAsia="SimSun"/>
-          <w:lang w:val="en-US"/>
-        </w:rPr>
-        <w:t>holeDiameter</w:t>
-      </w:r>
-      <w:proofErr w:type="spellEnd"/>
-      <w:r>
-        <w:rPr>
-          <w:rFonts w:eastAsia="SimSun"/>
-          <w:lang w:val="en-US"/>
-        </w:rPr>
-        <w:t xml:space="preserve">, thickness, </w:t>
-      </w:r>
-      <w:proofErr w:type="spellStart"/>
-      <w:r>
-        <w:rPr>
-          <w:rFonts w:eastAsia="SimSun"/>
-          <w:lang w:val="en-US"/>
-        </w:rPr>
-        <w:t>grooveWidth</w:t>
-      </w:r>
-      <w:proofErr w:type="spellEnd"/>
-      <w:r>
-        <w:rPr>
-          <w:rFonts w:eastAsia="SimSun"/>
-          <w:lang w:val="en-US"/>
-        </w:rPr>
-        <w:t xml:space="preserve"> </w:t>
-      </w:r>
-      <w:r>
-        <w:rPr>
-          <w:rFonts w:eastAsia="SimSun"/>
-          <w:lang w:val="ru-RU"/>
-        </w:rPr>
-        <w:t>и</w:t>
-      </w:r>
-      <w:r>
-        <w:rPr>
-          <w:rFonts w:eastAsia="SimSun"/>
-          <w:lang w:val="en-US"/>
-        </w:rPr>
-        <w:t xml:space="preserve"> </w:t>
-      </w:r>
-      <w:proofErr w:type="spellStart"/>
-      <w:r>
-        <w:rPr>
-          <w:rFonts w:eastAsia="SimSun"/>
-          <w:lang w:val="en-US"/>
-        </w:rPr>
-        <w:t>grooveDepth</w:t>
-      </w:r>
-      <w:proofErr w:type="spellEnd"/>
-      <w:r>
-        <w:rPr>
-          <w:rFonts w:eastAsia="SimSun"/>
-          <w:lang w:val="en-US"/>
-        </w:rPr>
-        <w:t xml:space="preserve">. </w:t>
-      </w:r>
-      <w:r>
-        <w:rPr>
-          <w:rFonts w:eastAsia="SimSun"/>
-          <w:lang w:val="ru-RU"/>
-        </w:rPr>
-        <w:t>Метод Validate() возвращает список объектов типа ValidationError (связь использования, пунктирная стрелка), т.к. объекты ошибок создаются только внутри метода валидации и не хранятся постоянно.</w:t>
-      </w:r>
-    </w:p>
-    <w:p>
-      <w:pPr>
-        <w:ind w:right="59" w:firstLine="708"/>
-        <w:rPr>
-          <w:rFonts w:eastAsia="SimSun"/>
-          <w:lang w:val="ru-RU"/>
-        </w:rPr>
-      </w:pPr>
-      <w:r>
-        <w:rPr>
-          <w:rFonts w:eastAsia="SimSun"/>
-          <w:lang w:val="ru-RU"/>
-        </w:rPr>
-        <w:t>Класс ValidationError содержит два свойства: message (текст ошибки) и source (источник ошибки). Конструктор принимает оба параметра для создания объекта ошибки.</w:t>
-      </w:r>
-    </w:p>
-    <w:p>
-      <w:pPr>
-        <w:ind w:right="59" w:firstLine="708"/>
-        <w:rPr>
-          <w:rFonts w:eastAsia="SimSun"/>
-          <w:lang w:val="ru-RU"/>
-        </w:rPr>
-      </w:pPr>
-      <w:r>
-        <w:rPr>
-          <w:rFonts w:eastAsia="SimSun"/>
-          <w:lang w:val="ru-RU"/>
-        </w:rPr>
-        <w:t xml:space="preserve">Класс </w:t>
-      </w:r>
-      <w:proofErr w:type="spellStart"/>
-      <w:r>
-        <w:rPr>
-          <w:rFonts w:eastAsia="SimSun"/>
-          <w:lang w:val="ru-RU"/>
-        </w:rPr>
-        <w:t>Wrapper</w:t>
-      </w:r>
-      <w:proofErr w:type="spellEnd"/>
-      <w:r>
-        <w:rPr>
-          <w:rFonts w:eastAsia="SimSun"/>
-          <w:lang w:val="ru-RU"/>
-        </w:rPr>
-        <w:t xml:space="preserve"> является независимым классом</w:t>
-      </w:r>
-      <w:r>
-        <w:rPr>
-          <w:rFonts w:eastAsia="SimSun"/>
-          <w:lang w:val="ru-RU"/>
-        </w:rPr>
-        <w:t xml:space="preserve"> </w:t>
-      </w:r>
-      <w:r>
-        <w:rPr>
-          <w:rFonts w:eastAsia="SimSun"/>
-          <w:lang w:val="ru-RU"/>
-        </w:rPr>
-        <w:t>и предоставляет методы для работы с API Компас-3D: CreateDocument(), BuildPulleyGeometry() и FinishModel().</w:t>
+          <w:lang w:val="ru-RU"/>
+        </w:rPr>
+        <w:t>Класс Wrapper является независимым классом и предоставляет методы для работы с API Компас-3D: CreateDocument(), BuildPulleyGeometry() и FinishModel().</w:t>
       </w:r>
     </w:p>
     <w:p>
@@ -6741,39 +5841,17 @@
         <w:rPr>
           <w:lang w:val="en-US"/>
         </w:rPr>
-        <w:t xml:space="preserve">: </w:t>
-      </w:r>
-      <w:proofErr w:type="spellStart"/>
+        <w:t xml:space="preserve">: PulleyParameters </w:t>
+      </w:r>
+      <w:r>
+        <w:t>и</w:t>
+      </w:r>
       <w:r>
         <w:rPr>
           <w:lang w:val="en-US"/>
         </w:rPr>
-        <w:t>PulleyParameters</w:t>
-      </w:r>
-      <w:proofErr w:type="spellEnd"/>
-      <w:r>
-        <w:rPr>
-          <w:lang w:val="en-US"/>
-        </w:rPr>
-        <w:t xml:space="preserve"> </w:t>
-      </w:r>
-      <w:r>
-        <w:t>и</w:t>
-      </w:r>
-      <w:r>
-        <w:rPr>
-          <w:lang w:val="en-US"/>
-        </w:rPr>
-        <w:t xml:space="preserve"> </w:t>
-      </w:r>
-      <w:proofErr w:type="spellStart"/>
-      <w:r>
-        <w:rPr>
-          <w:lang w:val="en-US"/>
-        </w:rPr>
-        <w:t>ValidationError</w:t>
-      </w:r>
-      <w:proofErr w:type="spellEnd"/>
+        <w:t xml:space="preserve"> ValidationError</w:t>
+      </w:r>
       <w:r>
         <w:rPr>
           <w:lang w:val="en-US"/>
@@ -6787,21 +5865,7 @@
         <w:ind w:left="0" w:firstLine="570"/>
       </w:pPr>
       <w:r>
-        <w:t xml:space="preserve">View </w:t>
-      </w:r>
-      <w:r>
-        <w:t>-</w:t>
-      </w:r>
-      <w:r>
-        <w:t xml:space="preserve"> хранит пользовательский интерфейс: класс </w:t>
-      </w:r>
-      <w:proofErr w:type="spellStart"/>
-      <w:r>
-        <w:t>MainForm</w:t>
-      </w:r>
-      <w:proofErr w:type="spellEnd"/>
-      <w:r>
-        <w:t>;</w:t>
+        <w:t>View - хранит пользовательский интерфейс: класс MainForm;</w:t>
       </w:r>
     </w:p>
     <w:p>
@@ -6809,30 +5873,8 @@
         <w:pStyle w:val="a0"/>
         <w:ind w:left="0" w:firstLine="570"/>
       </w:pPr>
-      <w:proofErr w:type="spellStart"/>
-      <w:r>
-        <w:t>Wrapper</w:t>
-      </w:r>
-      <w:proofErr w:type="spellEnd"/>
-      <w:r>
-        <w:t xml:space="preserve"> </w:t>
-      </w:r>
-      <w:r>
-        <w:t>-</w:t>
-      </w:r>
-      <w:r>
-        <w:t xml:space="preserve"> хранит обёртку над API Компас-3D (Wrapper) и класс построения модели (</w:t>
-      </w:r>
-      <w:proofErr w:type="spellStart"/>
-      <w:r>
-        <w:t>Builder</w:t>
-      </w:r>
-      <w:proofErr w:type="spellEnd"/>
-      <w:r>
-        <w:t>)</w:t>
-      </w:r>
-      <w:r>
-        <w:t>.</w:t>
+      <w:r>
+        <w:t>Wrapper - хранит обёртку над API Компас-3D (Wrapper) и класс построения модели (Builder).</w:t>
       </w:r>
     </w:p>
     <w:p>
@@ -6967,7 +6009,6 @@
                 <w:rFonts w:ascii="Times New Roman" w:hAnsi="Times New Roman" w:cs="Times New Roman"/>
               </w:rPr>
             </w:pPr>
-            <w:proofErr w:type="spellStart"/>
             <w:r>
               <w:rPr>
                 <w:rFonts w:ascii="Times New Roman" w:hAnsi="Times New Roman" w:cs="Times New Roman"/>
@@ -6975,7 +6016,6 @@
               </w:rPr>
               <w:t>OuterDiameter</w:t>
             </w:r>
-            <w:proofErr w:type="spellEnd"/>
           </w:p>
         </w:tc>
         <w:tc>
@@ -7029,7 +6069,6 @@
                 <w:rFonts w:ascii="Times New Roman" w:hAnsi="Times New Roman" w:cs="Times New Roman"/>
               </w:rPr>
             </w:pPr>
-            <w:proofErr w:type="spellStart"/>
             <w:r>
               <w:rPr>
                 <w:rFonts w:ascii="Times New Roman" w:hAnsi="Times New Roman" w:cs="Times New Roman"/>
@@ -7037,7 +6076,6 @@
               </w:rPr>
               <w:t>HoleDiameter</w:t>
             </w:r>
-            <w:proofErr w:type="spellEnd"/>
           </w:p>
         </w:tc>
         <w:tc>
@@ -7163,7 +6201,6 @@
                 <w:rFonts w:ascii="Times New Roman" w:hAnsi="Times New Roman" w:cs="Times New Roman"/>
               </w:rPr>
             </w:pPr>
-            <w:proofErr w:type="spellStart"/>
             <w:r>
               <w:rPr>
                 <w:rFonts w:ascii="Times New Roman" w:hAnsi="Times New Roman" w:cs="Times New Roman"/>
@@ -7171,7 +6208,6 @@
               </w:rPr>
               <w:t>GrooveWidth</w:t>
             </w:r>
-            <w:proofErr w:type="spellEnd"/>
           </w:p>
         </w:tc>
         <w:tc>
@@ -7184,14 +6220,12 @@
                 <w:rFonts w:ascii="Times New Roman" w:hAnsi="Times New Roman" w:cs="Times New Roman"/>
               </w:rPr>
             </w:pPr>
-            <w:proofErr w:type="spellStart"/>
             <w:r>
               <w:rPr>
                 <w:rFonts w:ascii="Times New Roman" w:hAnsi="Times New Roman" w:cs="Times New Roman"/>
               </w:rPr>
               <w:t>double</w:t>
             </w:r>
-            <w:proofErr w:type="spellEnd"/>
           </w:p>
         </w:tc>
         <w:tc>
@@ -7239,7 +6273,6 @@
                 <w:rFonts w:ascii="Times New Roman" w:hAnsi="Times New Roman" w:cs="Times New Roman"/>
               </w:rPr>
             </w:pPr>
-            <w:proofErr w:type="spellStart"/>
             <w:r>
               <w:rPr>
                 <w:rFonts w:ascii="Times New Roman" w:hAnsi="Times New Roman" w:cs="Times New Roman"/>
@@ -7247,7 +6280,6 @@
               </w:rPr>
               <w:t>GrooveDepth</w:t>
             </w:r>
-            <w:proofErr w:type="spellEnd"/>
           </w:p>
         </w:tc>
         <w:tc>
@@ -7326,7 +6358,6 @@
                 <w:rFonts w:ascii="Times New Roman" w:hAnsi="Times New Roman" w:cs="Times New Roman"/>
               </w:rPr>
             </w:pPr>
-            <w:proofErr w:type="spellStart"/>
             <w:r>
               <w:rPr>
                 <w:rFonts w:ascii="Times New Roman" w:hAnsi="Times New Roman" w:cs="Times New Roman"/>
@@ -7339,15 +6370,7 @@
                 <w:rFonts w:ascii="Times New Roman" w:hAnsi="Times New Roman" w:cs="Times New Roman"/>
                 <w:lang w:val="en-GB"/>
               </w:rPr>
-              <w:t>ulleyParameters</w:t>
-            </w:r>
-            <w:proofErr w:type="spellEnd"/>
-            <w:r>
-              <w:rPr>
-                <w:rFonts w:ascii="Times New Roman" w:hAnsi="Times New Roman" w:cs="Times New Roman"/>
-                <w:lang w:val="en-GB"/>
-              </w:rPr>
-              <w:t>()</w:t>
+              <w:t>ulleyParameters()</w:t>
             </w:r>
           </w:p>
         </w:tc>
@@ -7399,7 +6422,6 @@
                 <w:rFonts w:ascii="Times New Roman" w:hAnsi="Times New Roman" w:cs="Times New Roman"/>
               </w:rPr>
             </w:pPr>
-            <w:proofErr w:type="spellStart"/>
             <w:r>
               <w:rPr>
                 <w:rFonts w:ascii="Times New Roman" w:hAnsi="Times New Roman" w:cs="Times New Roman"/>
@@ -7410,14 +6432,7 @@
               <w:rPr>
                 <w:rFonts w:ascii="Times New Roman" w:hAnsi="Times New Roman" w:cs="Times New Roman"/>
               </w:rPr>
-              <w:t>alidate</w:t>
-            </w:r>
-            <w:proofErr w:type="spellEnd"/>
-            <w:r>
-              <w:rPr>
-                <w:rFonts w:ascii="Times New Roman" w:hAnsi="Times New Roman" w:cs="Times New Roman"/>
-              </w:rPr>
-              <w:t>()</w:t>
+              <w:t>alidate()</w:t>
             </w:r>
           </w:p>
         </w:tc>
@@ -7431,33 +6446,11 @@
                 <w:rFonts w:ascii="Times New Roman" w:hAnsi="Times New Roman" w:cs="Times New Roman"/>
               </w:rPr>
             </w:pPr>
-            <w:proofErr w:type="spellStart"/>
-            <w:r>
-              <w:rPr>
-                <w:rFonts w:ascii="Times New Roman" w:hAnsi="Times New Roman" w:cs="Times New Roman"/>
-              </w:rPr>
-              <w:t>IReadOnlyList</w:t>
-            </w:r>
-            <w:proofErr w:type="spellEnd"/>
-            <w:r>
-              <w:rPr>
-                <w:rFonts w:ascii="Times New Roman" w:hAnsi="Times New Roman" w:cs="Times New Roman"/>
-              </w:rPr>
-              <w:t>&lt;</w:t>
-            </w:r>
-            <w:proofErr w:type="spellStart"/>
-            <w:r>
-              <w:rPr>
-                <w:rFonts w:ascii="Times New Roman" w:hAnsi="Times New Roman" w:cs="Times New Roman"/>
-              </w:rPr>
-              <w:t>ValidationError</w:t>
-            </w:r>
-            <w:proofErr w:type="spellEnd"/>
-            <w:r>
-              <w:rPr>
-                <w:rFonts w:ascii="Times New Roman" w:hAnsi="Times New Roman" w:cs="Times New Roman"/>
-              </w:rPr>
-              <w:t>&gt;</w:t>
+            <w:r>
+              <w:rPr>
+                <w:rFonts w:ascii="Times New Roman" w:hAnsi="Times New Roman" w:cs="Times New Roman"/>
+              </w:rPr>
+              <w:t>IReadOnlyList&lt;ValidationError&gt;</w:t>
             </w:r>
           </w:p>
         </w:tc>
@@ -7491,7 +6484,6 @@
                 <w:rFonts w:ascii="Times New Roman" w:hAnsi="Times New Roman" w:cs="Times New Roman"/>
               </w:rPr>
             </w:pPr>
-            <w:proofErr w:type="spellStart"/>
             <w:r>
               <w:rPr>
                 <w:rFonts w:ascii="Times New Roman" w:hAnsi="Times New Roman" w:cs="Times New Roman"/>
@@ -7502,14 +6494,7 @@
               <w:rPr>
                 <w:rFonts w:ascii="Times New Roman" w:hAnsi="Times New Roman" w:cs="Times New Roman"/>
               </w:rPr>
-              <w:t>etDefault</w:t>
-            </w:r>
-            <w:proofErr w:type="spellEnd"/>
-            <w:r>
-              <w:rPr>
-                <w:rFonts w:ascii="Times New Roman" w:hAnsi="Times New Roman" w:cs="Times New Roman"/>
-              </w:rPr>
-              <w:t>()</w:t>
+              <w:t>etDefault()</w:t>
             </w:r>
           </w:p>
         </w:tc>
@@ -7555,7 +6540,7 @@
       <w:pPr>
         <w:ind w:firstLine="0"/>
         <w:rPr>
-          <w:lang w:val="en-US"/>
+          <w:lang w:val="ru-RU"/>
         </w:rPr>
       </w:pPr>
     </w:p>
@@ -7571,11 +6556,9 @@
         </w:rPr>
         <w:t xml:space="preserve">Таблица 3.2 – Свойства и методы класса </w:t>
       </w:r>
-      <w:proofErr w:type="spellStart"/>
       <w:r>
         <w:t>ValidationError</w:t>
       </w:r>
-      <w:proofErr w:type="spellEnd"/>
     </w:p>
     <w:tbl>
       <w:tblPr>
@@ -7814,7 +6797,6 @@
                 <w:lang w:val="en-US"/>
               </w:rPr>
             </w:pPr>
-            <w:proofErr w:type="spellStart"/>
             <w:r>
               <w:rPr>
                 <w:rFonts w:ascii="Times New Roman" w:hAnsi="Times New Roman" w:cs="Times New Roman"/>
@@ -7827,15 +6809,7 @@
                 <w:rFonts w:ascii="Times New Roman" w:hAnsi="Times New Roman" w:cs="Times New Roman"/>
                 <w:lang w:val="en-US"/>
               </w:rPr>
-              <w:t>alidationError</w:t>
-            </w:r>
-            <w:proofErr w:type="spellEnd"/>
-            <w:r>
-              <w:rPr>
-                <w:rFonts w:ascii="Times New Roman" w:hAnsi="Times New Roman" w:cs="Times New Roman"/>
-                <w:lang w:val="en-US"/>
-              </w:rPr>
-              <w:t>(string source, string message)</w:t>
+              <w:t>alidationError(string source, string message)</w:t>
             </w:r>
           </w:p>
         </w:tc>
@@ -7896,11 +6870,9 @@
         </w:rPr>
         <w:t xml:space="preserve">Таблица 3.3 – Свойства и методы класса </w:t>
       </w:r>
-      <w:proofErr w:type="spellStart"/>
       <w:r>
         <w:t>MainForm</w:t>
       </w:r>
-      <w:proofErr w:type="spellEnd"/>
     </w:p>
     <w:tbl>
       <w:tblPr>
@@ -8071,7 +7043,6 @@
                 <w:rFonts w:ascii="Times New Roman" w:hAnsi="Times New Roman" w:cs="Times New Roman"/>
               </w:rPr>
             </w:pPr>
-            <w:proofErr w:type="spellStart"/>
             <w:r>
               <w:rPr>
                 <w:rFonts w:ascii="Times New Roman" w:hAnsi="Times New Roman" w:cs="Times New Roman"/>
@@ -8079,7 +7050,6 @@
               </w:rPr>
               <w:t>HasErrors</w:t>
             </w:r>
-            <w:proofErr w:type="spellEnd"/>
           </w:p>
         </w:tc>
         <w:tc>
@@ -8159,19 +7129,11 @@
               </w:rPr>
               <w:t>M</w:t>
             </w:r>
-            <w:proofErr w:type="spellStart"/>
-            <w:r>
-              <w:rPr>
-                <w:rFonts w:ascii="Times New Roman" w:hAnsi="Times New Roman" w:cs="Times New Roman"/>
-              </w:rPr>
-              <w:t>ainForm</w:t>
-            </w:r>
-            <w:proofErr w:type="spellEnd"/>
-            <w:r>
-              <w:rPr>
-                <w:rFonts w:ascii="Times New Roman" w:hAnsi="Times New Roman" w:cs="Times New Roman"/>
-              </w:rPr>
-              <w:t>()</w:t>
+            <w:r>
+              <w:rPr>
+                <w:rFonts w:ascii="Times New Roman" w:hAnsi="Times New Roman" w:cs="Times New Roman"/>
+              </w:rPr>
+              <w:t>ainForm()</w:t>
             </w:r>
           </w:p>
         </w:tc>
@@ -8223,7 +7185,6 @@
                 <w:rFonts w:ascii="Times New Roman" w:hAnsi="Times New Roman" w:cs="Times New Roman"/>
               </w:rPr>
             </w:pPr>
-            <w:proofErr w:type="spellStart"/>
             <w:r>
               <w:rPr>
                 <w:rFonts w:ascii="Times New Roman" w:hAnsi="Times New Roman" w:cs="Times New Roman"/>
@@ -8234,14 +7195,7 @@
               <w:rPr>
                 <w:rFonts w:ascii="Times New Roman" w:hAnsi="Times New Roman" w:cs="Times New Roman"/>
               </w:rPr>
-              <w:t>nyParametersChanged</w:t>
-            </w:r>
-            <w:proofErr w:type="spellEnd"/>
-            <w:r>
-              <w:rPr>
-                <w:rFonts w:ascii="Times New Roman" w:hAnsi="Times New Roman" w:cs="Times New Roman"/>
-              </w:rPr>
-              <w:t>()</w:t>
+              <w:t>nyParametersChanged()</w:t>
             </w:r>
           </w:p>
         </w:tc>
@@ -8255,14 +7209,12 @@
                 <w:rFonts w:ascii="Times New Roman" w:hAnsi="Times New Roman" w:cs="Times New Roman"/>
               </w:rPr>
             </w:pPr>
-            <w:proofErr w:type="spellStart"/>
             <w:r>
               <w:rPr>
                 <w:rFonts w:ascii="Times New Roman" w:hAnsi="Times New Roman" w:cs="Times New Roman"/>
               </w:rPr>
               <w:t>void</w:t>
             </w:r>
-            <w:proofErr w:type="spellEnd"/>
           </w:p>
         </w:tc>
         <w:tc>
@@ -8295,7 +7247,6 @@
                 <w:rFonts w:ascii="Times New Roman" w:hAnsi="Times New Roman" w:cs="Times New Roman"/>
               </w:rPr>
             </w:pPr>
-            <w:proofErr w:type="spellStart"/>
             <w:r>
               <w:rPr>
                 <w:rFonts w:ascii="Times New Roman" w:hAnsi="Times New Roman" w:cs="Times New Roman"/>
@@ -8306,14 +7257,7 @@
               <w:rPr>
                 <w:rFonts w:ascii="Times New Roman" w:hAnsi="Times New Roman" w:cs="Times New Roman"/>
               </w:rPr>
-              <w:t>uildModelFromControls</w:t>
-            </w:r>
-            <w:proofErr w:type="spellEnd"/>
-            <w:r>
-              <w:rPr>
-                <w:rFonts w:ascii="Times New Roman" w:hAnsi="Times New Roman" w:cs="Times New Roman"/>
-              </w:rPr>
-              <w:t>()</w:t>
+              <w:t>uildModelFromControls()</w:t>
             </w:r>
           </w:p>
         </w:tc>
@@ -8327,14 +7271,12 @@
                 <w:rFonts w:ascii="Times New Roman" w:hAnsi="Times New Roman" w:cs="Times New Roman"/>
               </w:rPr>
             </w:pPr>
-            <w:proofErr w:type="spellStart"/>
             <w:r>
               <w:rPr>
                 <w:rFonts w:ascii="Times New Roman" w:hAnsi="Times New Roman" w:cs="Times New Roman"/>
               </w:rPr>
               <w:t>PulleyParameters</w:t>
             </w:r>
-            <w:proofErr w:type="spellEnd"/>
           </w:p>
         </w:tc>
         <w:tc>
@@ -8351,21 +7293,7 @@
               <w:rPr>
                 <w:rFonts w:ascii="Times New Roman" w:hAnsi="Times New Roman" w:cs="Times New Roman"/>
               </w:rPr>
-              <w:t xml:space="preserve">Считывает значения со всех контролов и формирует модель </w:t>
-            </w:r>
-            <w:proofErr w:type="spellStart"/>
-            <w:r>
-              <w:rPr>
-                <w:rFonts w:ascii="Times New Roman" w:hAnsi="Times New Roman" w:cs="Times New Roman"/>
-              </w:rPr>
-              <w:t>PulleyParameters</w:t>
-            </w:r>
-            <w:proofErr w:type="spellEnd"/>
-            <w:r>
-              <w:rPr>
-                <w:rFonts w:ascii="Times New Roman" w:hAnsi="Times New Roman" w:cs="Times New Roman"/>
-              </w:rPr>
-              <w:t>.</w:t>
+              <w:t>Считывает значения со всех контролов и формирует модель PulleyParameters.</w:t>
             </w:r>
           </w:p>
         </w:tc>
@@ -8402,11 +7330,9 @@
         </w:rPr>
         <w:t xml:space="preserve"> 3.1 – Свойства и методы класса </w:t>
       </w:r>
-      <w:proofErr w:type="spellStart"/>
       <w:r>
         <w:t>MainForm</w:t>
       </w:r>
-      <w:proofErr w:type="spellEnd"/>
     </w:p>
     <w:tbl>
       <w:tblPr>
@@ -8430,7 +7356,6 @@
                 <w:rFonts w:ascii="Times New Roman" w:hAnsi="Times New Roman" w:cs="Times New Roman"/>
               </w:rPr>
             </w:pPr>
-            <w:proofErr w:type="spellStart"/>
             <w:r>
               <w:rPr>
                 <w:rFonts w:ascii="Times New Roman" w:hAnsi="Times New Roman" w:cs="Times New Roman"/>
@@ -8441,14 +7366,7 @@
               <w:rPr>
                 <w:rFonts w:ascii="Times New Roman" w:hAnsi="Times New Roman" w:cs="Times New Roman"/>
               </w:rPr>
-              <w:t>alidateAllParameters</w:t>
-            </w:r>
-            <w:proofErr w:type="spellEnd"/>
-            <w:r>
-              <w:rPr>
-                <w:rFonts w:ascii="Times New Roman" w:hAnsi="Times New Roman" w:cs="Times New Roman"/>
-              </w:rPr>
-              <w:t>()</w:t>
+              <w:t>alidateAllParameters()</w:t>
             </w:r>
           </w:p>
         </w:tc>
@@ -8462,14 +7380,12 @@
                 <w:rFonts w:ascii="Times New Roman" w:hAnsi="Times New Roman" w:cs="Times New Roman"/>
               </w:rPr>
             </w:pPr>
-            <w:proofErr w:type="spellStart"/>
             <w:r>
               <w:rPr>
                 <w:rFonts w:ascii="Times New Roman" w:hAnsi="Times New Roman" w:cs="Times New Roman"/>
               </w:rPr>
               <w:t>void</w:t>
             </w:r>
-            <w:proofErr w:type="spellEnd"/>
           </w:p>
         </w:tc>
         <w:tc>
@@ -8502,7 +7418,6 @@
                 <w:rFonts w:ascii="Times New Roman" w:hAnsi="Times New Roman" w:cs="Times New Roman"/>
               </w:rPr>
             </w:pPr>
-            <w:proofErr w:type="spellStart"/>
             <w:r>
               <w:rPr>
                 <w:rFonts w:ascii="Times New Roman" w:hAnsi="Times New Roman" w:cs="Times New Roman"/>
@@ -8510,7 +7425,6 @@
               </w:rPr>
               <w:t>BuildModel</w:t>
             </w:r>
-            <w:proofErr w:type="spellEnd"/>
             <w:r>
               <w:rPr>
                 <w:rFonts w:ascii="Times New Roman" w:hAnsi="Times New Roman" w:cs="Times New Roman"/>
@@ -8529,14 +7443,12 @@
                 <w:rFonts w:ascii="Times New Roman" w:hAnsi="Times New Roman" w:cs="Times New Roman"/>
               </w:rPr>
             </w:pPr>
-            <w:proofErr w:type="spellStart"/>
             <w:r>
               <w:rPr>
                 <w:rFonts w:ascii="Times New Roman" w:hAnsi="Times New Roman" w:cs="Times New Roman"/>
               </w:rPr>
               <w:t>void</w:t>
             </w:r>
-            <w:proofErr w:type="spellEnd"/>
           </w:p>
         </w:tc>
         <w:tc>
@@ -8563,7 +7475,7 @@
       <w:pPr>
         <w:ind w:firstLine="0"/>
         <w:rPr>
-          <w:lang w:val="en-US"/>
+          <w:lang w:val="ru-RU"/>
         </w:rPr>
       </w:pPr>
     </w:p>
@@ -8690,7 +7602,6 @@
               </w:rPr>
               <w:t>P</w:t>
             </w:r>
-            <w:proofErr w:type="spellStart"/>
             <w:r>
               <w:rPr>
                 <w:rFonts w:ascii="Times New Roman" w:hAnsi="Times New Roman" w:cs="Times New Roman"/>
@@ -8698,7 +7609,6 @@
               </w:rPr>
               <w:t>arameters</w:t>
             </w:r>
-            <w:proofErr w:type="spellEnd"/>
           </w:p>
         </w:tc>
         <w:tc>
@@ -8711,14 +7621,12 @@
                 <w:rFonts w:ascii="Times New Roman" w:hAnsi="Times New Roman" w:cs="Times New Roman"/>
               </w:rPr>
             </w:pPr>
-            <w:proofErr w:type="spellStart"/>
             <w:r>
               <w:rPr>
                 <w:rFonts w:ascii="Times New Roman" w:hAnsi="Times New Roman" w:cs="Times New Roman"/>
               </w:rPr>
               <w:t>PulleyParameters</w:t>
             </w:r>
-            <w:proofErr w:type="spellEnd"/>
           </w:p>
         </w:tc>
         <w:tc>
@@ -8758,14 +7666,12 @@
               </w:rPr>
               <w:t>W</w:t>
             </w:r>
-            <w:proofErr w:type="spellStart"/>
             <w:r>
               <w:rPr>
                 <w:rFonts w:ascii="Times New Roman" w:hAnsi="Times New Roman" w:cs="Times New Roman"/>
               </w:rPr>
               <w:t>rapper</w:t>
             </w:r>
-            <w:proofErr w:type="spellEnd"/>
           </w:p>
         </w:tc>
         <w:tc>
@@ -8879,29 +7785,13 @@
                 <w:rFonts w:ascii="Times New Roman" w:hAnsi="Times New Roman" w:cs="Times New Roman"/>
                 <w:lang w:val="en-US"/>
               </w:rPr>
-              <w:t xml:space="preserve">parameters: </w:t>
-            </w:r>
-            <w:proofErr w:type="spellStart"/>
+              <w:t>parameters: PulleyParameters, wrapper: Wrapper</w:t>
+            </w:r>
             <w:r>
               <w:rPr>
                 <w:rFonts w:ascii="Times New Roman" w:hAnsi="Times New Roman" w:cs="Times New Roman"/>
                 <w:lang w:val="en-US"/>
               </w:rPr>
-              <w:t>PulleyParameters</w:t>
-            </w:r>
-            <w:proofErr w:type="spellEnd"/>
-            <w:r>
-              <w:rPr>
-                <w:rFonts w:ascii="Times New Roman" w:hAnsi="Times New Roman" w:cs="Times New Roman"/>
-                <w:lang w:val="en-US"/>
-              </w:rPr>
-              <w:t>, wrapper: Wrapper</w:t>
-            </w:r>
-            <w:r>
-              <w:rPr>
-                <w:rFonts w:ascii="Times New Roman" w:hAnsi="Times New Roman" w:cs="Times New Roman"/>
-                <w:lang w:val="en-US"/>
-              </w:rPr>
               <w:t>)</w:t>
             </w:r>
           </w:p>
@@ -8938,21 +7828,7 @@
               <w:rPr>
                 <w:rFonts w:ascii="Times New Roman" w:hAnsi="Times New Roman" w:cs="Times New Roman"/>
               </w:rPr>
-              <w:t xml:space="preserve">Создаёт объект-сборщик на основе параметров шкива и </w:t>
-            </w:r>
-            <w:proofErr w:type="spellStart"/>
-            <w:r>
-              <w:rPr>
-                <w:rFonts w:ascii="Times New Roman" w:hAnsi="Times New Roman" w:cs="Times New Roman"/>
-              </w:rPr>
-              <w:t>враппера</w:t>
-            </w:r>
-            <w:proofErr w:type="spellEnd"/>
-            <w:r>
-              <w:rPr>
-                <w:rFonts w:ascii="Times New Roman" w:hAnsi="Times New Roman" w:cs="Times New Roman"/>
-              </w:rPr>
-              <w:t>.</w:t>
+              <w:t>Создаёт объект-сборщик на основе параметров шкива и враппера.</w:t>
             </w:r>
           </w:p>
         </w:tc>
@@ -8968,7 +7844,6 @@
                 <w:rFonts w:ascii="Times New Roman" w:hAnsi="Times New Roman" w:cs="Times New Roman"/>
               </w:rPr>
             </w:pPr>
-            <w:proofErr w:type="spellStart"/>
             <w:r>
               <w:rPr>
                 <w:rFonts w:ascii="Times New Roman" w:hAnsi="Times New Roman" w:cs="Times New Roman"/>
@@ -8979,14 +7854,7 @@
               <w:rPr>
                 <w:rFonts w:ascii="Times New Roman" w:hAnsi="Times New Roman" w:cs="Times New Roman"/>
               </w:rPr>
-              <w:t>uildPulley</w:t>
-            </w:r>
-            <w:proofErr w:type="spellEnd"/>
-            <w:r>
-              <w:rPr>
-                <w:rFonts w:ascii="Times New Roman" w:hAnsi="Times New Roman" w:cs="Times New Roman"/>
-              </w:rPr>
-              <w:t>()</w:t>
+              <w:t>uildPulley()</w:t>
             </w:r>
           </w:p>
         </w:tc>
@@ -9038,7 +7906,6 @@
                 <w:rFonts w:ascii="Times New Roman" w:hAnsi="Times New Roman" w:cs="Times New Roman"/>
               </w:rPr>
             </w:pPr>
-            <w:proofErr w:type="spellStart"/>
             <w:r>
               <w:rPr>
                 <w:rFonts w:ascii="Times New Roman" w:hAnsi="Times New Roman" w:cs="Times New Roman"/>
@@ -9049,42 +7916,7 @@
               <w:rPr>
                 <w:rFonts w:ascii="Times New Roman" w:hAnsi="Times New Roman" w:cs="Times New Roman"/>
               </w:rPr>
-              <w:t>aveModel</w:t>
-            </w:r>
-            <w:proofErr w:type="spellEnd"/>
-            <w:r>
-              <w:rPr>
-                <w:rFonts w:ascii="Times New Roman" w:hAnsi="Times New Roman" w:cs="Times New Roman"/>
-              </w:rPr>
-              <w:t>(</w:t>
-            </w:r>
-            <w:proofErr w:type="spellStart"/>
-            <w:r>
-              <w:rPr>
-                <w:rFonts w:ascii="Times New Roman" w:hAnsi="Times New Roman" w:cs="Times New Roman"/>
-              </w:rPr>
-              <w:t>string</w:t>
-            </w:r>
-            <w:proofErr w:type="spellEnd"/>
-            <w:r>
-              <w:rPr>
-                <w:rFonts w:ascii="Times New Roman" w:hAnsi="Times New Roman" w:cs="Times New Roman"/>
-              </w:rPr>
-              <w:t xml:space="preserve"> </w:t>
-            </w:r>
-            <w:proofErr w:type="spellStart"/>
-            <w:r>
-              <w:rPr>
-                <w:rFonts w:ascii="Times New Roman" w:hAnsi="Times New Roman" w:cs="Times New Roman"/>
-              </w:rPr>
-              <w:t>filePath</w:t>
-            </w:r>
-            <w:proofErr w:type="spellEnd"/>
-            <w:r>
-              <w:rPr>
-                <w:rFonts w:ascii="Times New Roman" w:hAnsi="Times New Roman" w:cs="Times New Roman"/>
-              </w:rPr>
-              <w:t>)</w:t>
+              <w:t>aveModel(string filePath)</w:t>
             </w:r>
           </w:p>
         </w:tc>
@@ -9249,21 +8081,12 @@
                 <w:rFonts w:ascii="Times New Roman" w:hAnsi="Times New Roman" w:cs="Times New Roman"/>
               </w:rPr>
             </w:pPr>
-            <w:proofErr w:type="spellStart"/>
             <w:r>
               <w:rPr>
                 <w:rFonts w:ascii="Times New Roman" w:hAnsi="Times New Roman" w:cs="Times New Roman"/>
                 <w:lang w:val="en-GB"/>
               </w:rPr>
-              <w:t>CreateDocument</w:t>
-            </w:r>
-            <w:proofErr w:type="spellEnd"/>
-            <w:r>
-              <w:rPr>
-                <w:rFonts w:ascii="Times New Roman" w:hAnsi="Times New Roman" w:cs="Times New Roman"/>
-                <w:lang w:val="en-GB"/>
-              </w:rPr>
-              <w:t>()</w:t>
+              <w:t>CreateDocument()</w:t>
             </w:r>
           </w:p>
         </w:tc>
@@ -9342,37 +8165,12 @@
                 <w:rFonts w:ascii="Times New Roman" w:hAnsi="Times New Roman" w:cs="Times New Roman"/>
               </w:rPr>
             </w:pPr>
-            <w:proofErr w:type="spellStart"/>
             <w:r>
               <w:rPr>
                 <w:rFonts w:ascii="Times New Roman" w:hAnsi="Times New Roman" w:cs="Times New Roman"/>
                 <w:lang w:val="en-GB"/>
               </w:rPr>
-              <w:t>BuildPulleyGeometry</w:t>
-            </w:r>
-            <w:proofErr w:type="spellEnd"/>
-            <w:r>
-              <w:rPr>
-                <w:rFonts w:ascii="Times New Roman" w:hAnsi="Times New Roman" w:cs="Times New Roman"/>
-                <w:lang w:val="en-GB"/>
-              </w:rPr>
-              <w:t>(</w:t>
-            </w:r>
-            <w:proofErr w:type="spellStart"/>
-            <w:r>
-              <w:rPr>
-                <w:rFonts w:ascii="Times New Roman" w:hAnsi="Times New Roman" w:cs="Times New Roman"/>
-                <w:lang w:val="en-GB"/>
-              </w:rPr>
-              <w:t>PulleyParameters</w:t>
-            </w:r>
-            <w:proofErr w:type="spellEnd"/>
-            <w:r>
-              <w:rPr>
-                <w:rFonts w:ascii="Times New Roman" w:hAnsi="Times New Roman" w:cs="Times New Roman"/>
-                <w:lang w:val="en-GB"/>
-              </w:rPr>
-              <w:t xml:space="preserve"> pulley)</w:t>
+              <w:t>BuildPulleyGeometry(PulleyParameters pulley)</w:t>
             </w:r>
           </w:p>
         </w:tc>
@@ -9425,21 +8223,12 @@
                 <w:rFonts w:ascii="Times New Roman" w:hAnsi="Times New Roman" w:cs="Times New Roman"/>
               </w:rPr>
             </w:pPr>
-            <w:proofErr w:type="spellStart"/>
             <w:r>
               <w:rPr>
                 <w:rFonts w:ascii="Times New Roman" w:hAnsi="Times New Roman" w:cs="Times New Roman"/>
                 <w:lang w:val="en-GB"/>
               </w:rPr>
-              <w:t>FinishModel</w:t>
-            </w:r>
-            <w:proofErr w:type="spellEnd"/>
-            <w:r>
-              <w:rPr>
-                <w:rFonts w:ascii="Times New Roman" w:hAnsi="Times New Roman" w:cs="Times New Roman"/>
-                <w:lang w:val="en-GB"/>
-              </w:rPr>
-              <w:t>()</w:t>
+              <w:t>FinishModel()</w:t>
             </w:r>
           </w:p>
         </w:tc>
@@ -9453,14 +8242,12 @@
                 <w:rFonts w:ascii="Times New Roman" w:hAnsi="Times New Roman" w:cs="Times New Roman"/>
               </w:rPr>
             </w:pPr>
-            <w:proofErr w:type="spellStart"/>
             <w:r>
               <w:rPr>
                 <w:rFonts w:ascii="Times New Roman" w:hAnsi="Times New Roman" w:cs="Times New Roman"/>
               </w:rPr>
               <w:t>void</w:t>
             </w:r>
-            <w:proofErr w:type="spellEnd"/>
           </w:p>
         </w:tc>
         <w:tc>
@@ -9556,7 +8343,7 @@
       <w:pPr>
         <w:ind w:firstLine="0"/>
         <w:rPr>
-          <w:lang w:val="en-US"/>
+          <w:lang w:val="ru-RU"/>
         </w:rPr>
       </w:pPr>
     </w:p>
@@ -9579,19 +8366,19 @@
       <w:pPr>
         <w:ind w:firstLine="0"/>
         <w:rPr>
-          <w:lang w:val="en-US"/>
-        </w:rPr>
-      </w:pPr>
-    </w:p>
-    <w:p>
-      <w:pPr>
-        <w:rPr>
-          <w:lang w:val="ru-RU"/>
-        </w:rPr>
-      </w:pPr>
-      <w:r>
-        <w:rPr>
-          <w:lang w:val="en-US"/>
+          <w:lang w:val="ru-RU"/>
+        </w:rPr>
+      </w:pPr>
+    </w:p>
+    <w:p>
+      <w:pPr>
+        <w:rPr>
+          <w:lang w:val="ru-RU"/>
+        </w:rPr>
+      </w:pPr>
+      <w:r>
+        <w:rPr>
+          <w:lang w:val="ru-RU"/>
         </w:rPr>
         <w:tab/>
       </w:r>
@@ -9653,8 +8440,10 @@
           <w:lang w:val="ru-RU"/>
         </w:rPr>
       </w:pPr>
-      <w:r>
-        <w:rPr>
+      <w:commentRangeStart w:id="2"/>
+      <w:r>
+        <w:rPr>
+          <w:noProof/>
           <w:lang w:val="ru-RU"/>
         </w:rPr>
         <w:drawing>
@@ -9673,7 +8462,7 @@
                     <pic:cNvPicPr/>
                   </pic:nvPicPr>
                   <pic:blipFill>
-                    <a:blip r:embed="rId12"/>
+                    <a:blip r:embed="rId16"/>
                     <a:stretch>
                       <a:fillRect/>
                     </a:stretch>
@@ -9693,6 +8482,16 @@
           </wp:inline>
         </w:drawing>
       </w:r>
+      <w:commentRangeEnd w:id="2"/>
+      <w:r>
+        <w:rPr>
+          <w:rStyle w:val="ad"/>
+          <w:sz w:val="28"/>
+          <w:szCs w:val="28"/>
+          <w:lang w:val="ru-RU"/>
+        </w:rPr>
+        <w:commentReference w:id="2"/>
+      </w:r>
     </w:p>
     <w:p>
       <w:pPr>
@@ -9726,8 +8525,10 @@
           <w:lang w:val="ru-RU"/>
         </w:rPr>
       </w:pPr>
-      <w:r>
-        <w:rPr>
+      <w:commentRangeStart w:id="3"/>
+      <w:r>
+        <w:rPr>
+          <w:noProof/>
           <w:lang w:val="ru-RU"/>
         </w:rPr>
         <w:drawing>
@@ -9746,7 +8547,7 @@
                     <pic:cNvPicPr/>
                   </pic:nvPicPr>
                   <pic:blipFill>
-                    <a:blip r:embed="rId13"/>
+                    <a:blip r:embed="rId17"/>
                     <a:stretch>
                       <a:fillRect/>
                     </a:stretch>
@@ -9766,6 +8567,16 @@
           </wp:inline>
         </w:drawing>
       </w:r>
+      <w:commentRangeEnd w:id="3"/>
+      <w:r>
+        <w:rPr>
+          <w:rStyle w:val="ad"/>
+          <w:sz w:val="28"/>
+          <w:szCs w:val="28"/>
+          <w:lang w:val="ru-RU"/>
+        </w:rPr>
+        <w:commentReference w:id="3"/>
+      </w:r>
     </w:p>
     <w:p>
       <w:pPr>
@@ -9780,19 +8591,7 @@
         <w:rPr>
           <w:lang w:val="ru-RU"/>
         </w:rPr>
-        <w:t>Рисунок 3.</w:t>
-      </w:r>
-      <w:r>
-        <w:rPr>
-          <w:lang w:val="ru-RU"/>
-        </w:rPr>
-        <w:t>3</w:t>
-      </w:r>
-      <w:r>
-        <w:rPr>
-          <w:lang w:val="ru-RU"/>
-        </w:rPr>
-        <w:t xml:space="preserve"> – Макет </w:t>
+        <w:t xml:space="preserve">Рисунок 3.3 – Макет </w:t>
       </w:r>
       <w:r>
         <w:rPr>
@@ -9946,14 +8745,12 @@
       <w:r>
         <w:t>://</w:t>
       </w:r>
-      <w:proofErr w:type="spellStart"/>
       <w:r>
         <w:rPr>
           <w:lang w:val="en-US"/>
         </w:rPr>
         <w:t>habr</w:t>
       </w:r>
-      <w:proofErr w:type="spellEnd"/>
       <w:r>
         <w:t>.</w:t>
       </w:r>
@@ -9966,14 +8763,12 @@
       <w:r>
         <w:t>/</w:t>
       </w:r>
-      <w:proofErr w:type="spellStart"/>
       <w:r>
         <w:rPr>
           <w:lang w:val="en-US"/>
         </w:rPr>
         <w:t>ru</w:t>
       </w:r>
-      <w:proofErr w:type="spellEnd"/>
       <w:r>
         <w:t>/</w:t>
       </w:r>
@@ -10078,14 +8873,12 @@
       <w:r>
         <w:t>.</w:t>
       </w:r>
-      <w:proofErr w:type="spellStart"/>
       <w:r>
         <w:rPr>
           <w:lang w:val="en-US"/>
         </w:rPr>
         <w:t>chiefdelphi</w:t>
       </w:r>
-      <w:proofErr w:type="spellEnd"/>
       <w:r>
         <w:t>.</w:t>
       </w:r>
@@ -10107,14 +8900,12 @@
       <w:r>
         <w:t>/</w:t>
       </w:r>
-      <w:proofErr w:type="spellStart"/>
       <w:r>
         <w:rPr>
           <w:lang w:val="en-US"/>
         </w:rPr>
         <w:t>htd</w:t>
       </w:r>
-      <w:proofErr w:type="spellEnd"/>
       <w:r>
         <w:t>-</w:t>
       </w:r>
@@ -10136,14 +8927,12 @@
       <w:r>
         <w:t>-</w:t>
       </w:r>
-      <w:proofErr w:type="spellStart"/>
       <w:r>
         <w:rPr>
           <w:lang w:val="en-US"/>
         </w:rPr>
         <w:t>solidworks</w:t>
       </w:r>
-      <w:proofErr w:type="spellEnd"/>
       <w:r>
         <w:t>/386850</w:t>
       </w:r>
@@ -10272,14 +9061,12 @@
       <w:r>
         <w:t>.</w:t>
       </w:r>
-      <w:proofErr w:type="spellStart"/>
       <w:r>
         <w:rPr>
           <w:lang w:val="en-US"/>
         </w:rPr>
         <w:t>amcbridge</w:t>
       </w:r>
-      <w:proofErr w:type="spellEnd"/>
       <w:r>
         <w:t>.</w:t>
       </w:r>
@@ -10492,8 +9279,8 @@
       </w:pPr>
     </w:p>
     <w:sectPr>
-      <w:footerReference w:type="default" r:id="rId14"/>
-      <w:footerReference w:type="first" r:id="rId15"/>
+      <w:footerReference w:type="default" r:id="rId18"/>
+      <w:footerReference w:type="first" r:id="rId19"/>
       <w:pgSz w:w="11909" w:h="16834" w:code="9"/>
       <w:pgMar w:top="1440" w:right="1440" w:bottom="1440" w:left="1440" w:header="720" w:footer="720" w:gutter="0"/>
       <w:cols w:space="720"/>
@@ -10504,8 +9291,113 @@
 </w:document>
 </file>
 
+<file path=word/comments.xml><?xml version="1.0" encoding="utf-8"?>
+<w:comments xmlns:wpc="http://schemas.microsoft.com/office/word/2010/wordprocessingCanvas" xmlns:cx="http://schemas.microsoft.com/office/drawing/2014/chartex" xmlns:cx1="http://schemas.microsoft.com/office/drawing/2015/9/8/chartex" xmlns:cx2="http://schemas.microsoft.com/office/drawing/2015/10/21/chartex" xmlns:cx3="http://schemas.microsoft.com/office/drawing/2016/5/9/chartex" xmlns:cx4="http://schemas.microsoft.com/office/drawing/2016/5/10/chartex" xmlns:cx5="http://schemas.microsoft.com/office/drawing/2016/5/11/chartex" xmlns:cx6="http://schemas.microsoft.com/office/drawing/2016/5/12/chartex" xmlns:cx7="http://schemas.microsoft.com/office/drawing/2016/5/13/chartex" xmlns:cx8="http://schemas.microsoft.com/office/drawing/2016/5/14/chartex" xmlns:mc="http://schemas.openxmlformats.org/markup-compatibility/2006" xmlns:aink="http://schemas.microsoft.com/office/drawing/2016/ink" xmlns:am3d="http://schemas.microsoft.com/office/drawing/2017/model3d" xmlns:o="urn:schemas-microsoft-com:office:office" xmlns:oel="http://schemas.microsoft.com/office/2019/extlst" xmlns:r="http://schemas.openxmlformats.org/officeDocument/2006/relationships" xmlns:m="http://schemas.openxmlformats.org/officeDocument/2006/math" xmlns:v="urn:schemas-microsoft-com:vml" xmlns:wp14="http://schemas.microsoft.com/office/word/2010/wordprocessingDrawing" xmlns:wp="http://schemas.openxmlformats.org/drawingml/2006/wordprocessingDrawing" xmlns:w10="urn:schemas-microsoft-com:office:word" xmlns:w="http://schemas.openxmlformats.org/wordprocessingml/2006/main" xmlns:w14="http://schemas.microsoft.com/office/word/2010/wordml" xmlns:w15="http://schemas.microsoft.com/office/word/2012/wordml" xmlns:w16cex="http://schemas.microsoft.com/office/word/2018/wordml/cex" xmlns:w16cid="http://schemas.microsoft.com/office/word/2016/wordml/cid" xmlns:w16="http://schemas.microsoft.com/office/word/2018/wordml" xmlns:w16du="http://schemas.microsoft.com/office/word/2023/wordml/word16du" xmlns:w16sdtdh="http://schemas.microsoft.com/office/word/2020/wordml/sdtdatahash" xmlns:w16sdtfl="http://schemas.microsoft.com/office/word/2024/wordml/sdtformatlock" xmlns:w16se="http://schemas.microsoft.com/office/word/2015/wordml/symex" xmlns:wpg="http://schemas.microsoft.com/office/word/2010/wordprocessingGroup" xmlns:wpi="http://schemas.microsoft.com/office/word/2010/wordprocessingInk" xmlns:wne="http://schemas.microsoft.com/office/word/2006/wordml" xmlns:wps="http://schemas.microsoft.com/office/word/2010/wordprocessingShape" mc:Ignorable="w14 w15 w16se w16cid w16 w16cex w16sdtdh w16sdtfl w16du wp14">
+  <w:comment w:id="1" w:author="Kalentyev Alexey" w:date="2026-10-21T09:53:00Z" w:initials="KA">
+    <w:p>
+      <w:pPr>
+        <w:pStyle w:val="ab"/>
+        <w:ind w:firstLine="0"/>
+        <w:jc w:val="left"/>
+      </w:pPr>
+      <w:r>
+        <w:rPr>
+          <w:rStyle w:val="ad"/>
+        </w:rPr>
+        <w:annotationRef/>
+      </w:r>
+      <w:r>
+        <w:rPr>
+          <w:lang w:val="ru-RU"/>
+        </w:rPr>
+        <w:t>Переделать</w:t>
+      </w:r>
+    </w:p>
+  </w:comment>
+  <w:comment w:id="2" w:author="Kalentyev Alexey" w:date="2026-10-21T09:53:00Z" w:initials="KA">
+    <w:p>
+      <w:pPr>
+        <w:pStyle w:val="ab"/>
+        <w:ind w:firstLine="0"/>
+        <w:jc w:val="left"/>
+      </w:pPr>
+      <w:r>
+        <w:rPr>
+          <w:rStyle w:val="ad"/>
+        </w:rPr>
+        <w:annotationRef/>
+      </w:r>
+      <w:r>
+        <w:rPr>
+          <w:lang w:val="ru-RU"/>
+        </w:rPr>
+        <w:t>Переверстать, уменьшить кнопку, подумать над строкой состояния, обдумать отступы.</w:t>
+      </w:r>
+    </w:p>
+    <w:p>
+      <w:pPr>
+        <w:pStyle w:val="ab"/>
+        <w:ind w:firstLine="0"/>
+        <w:jc w:val="left"/>
+      </w:pPr>
+      <w:r>
+        <w:rPr>
+          <w:lang w:val="ru-RU"/>
+        </w:rPr>
+        <w:t>Подписать функциональные области.</w:t>
+      </w:r>
+    </w:p>
+  </w:comment>
+  <w:comment w:id="3" w:author="Kalentyev Alexey" w:date="2026-10-21T09:53:00Z" w:initials="KA">
+    <w:p>
+      <w:pPr>
+        <w:pStyle w:val="ab"/>
+        <w:ind w:firstLine="0"/>
+        <w:jc w:val="left"/>
+      </w:pPr>
+      <w:r>
+        <w:rPr>
+          <w:rStyle w:val="ad"/>
+        </w:rPr>
+        <w:annotationRef/>
+      </w:r>
+      <w:r>
+        <w:rPr>
+          <w:lang w:val="ru-RU"/>
+        </w:rPr>
+        <w:t>Выделить группы ошибок, вынести их в текст.</w:t>
+      </w:r>
+    </w:p>
+  </w:comment>
+</w:comments>
+</file>
+
+<file path=word/commentsExtended.xml><?xml version="1.0" encoding="utf-8"?>
+<w15:commentsEx xmlns:wpc="http://schemas.microsoft.com/office/word/2010/wordprocessingCanvas" xmlns:cx="http://schemas.microsoft.com/office/drawing/2014/chartex" xmlns:cx1="http://schemas.microsoft.com/office/drawing/2015/9/8/chartex" xmlns:cx2="http://schemas.microsoft.com/office/drawing/2015/10/21/chartex" xmlns:cx3="http://schemas.microsoft.com/office/drawing/2016/5/9/chartex" xmlns:cx4="http://schemas.microsoft.com/office/drawing/2016/5/10/chartex" xmlns:cx5="http://schemas.microsoft.com/office/drawing/2016/5/11/chartex" xmlns:cx6="http://schemas.microsoft.com/office/drawing/2016/5/12/chartex" xmlns:cx7="http://schemas.microsoft.com/office/drawing/2016/5/13/chartex" xmlns:cx8="http://schemas.microsoft.com/office/drawing/2016/5/14/chartex" xmlns:mc="http://schemas.openxmlformats.org/markup-compatibility/2006" xmlns:aink="http://schemas.microsoft.com/office/drawing/2016/ink" xmlns:am3d="http://schemas.microsoft.com/office/drawing/2017/model3d" xmlns:o="urn:schemas-microsoft-com:office:office" xmlns:oel="http://schemas.microsoft.com/office/2019/extlst" xmlns:r="http://schemas.openxmlformats.org/officeDocument/2006/relationships" xmlns:m="http://schemas.openxmlformats.org/officeDocument/2006/math" xmlns:v="urn:schemas-microsoft-com:vml" xmlns:wp14="http://schemas.microsoft.com/office/word/2010/wordprocessingDrawing" xmlns:wp="http://schemas.openxmlformats.org/drawingml/2006/wordprocessingDrawing" xmlns:w10="urn:schemas-microsoft-com:office:word" xmlns:w="http://schemas.openxmlformats.org/wordprocessingml/2006/main" xmlns:w14="http://schemas.microsoft.com/office/word/2010/wordml" xmlns:w15="http://schemas.microsoft.com/office/word/2012/wordml" xmlns:w16cex="http://schemas.microsoft.com/office/word/2018/wordml/cex" xmlns:w16cid="http://schemas.microsoft.com/office/word/2016/wordml/cid" xmlns:w16="http://schemas.microsoft.com/office/word/2018/wordml" xmlns:w16du="http://schemas.microsoft.com/office/word/2023/wordml/word16du" xmlns:w16sdtdh="http://schemas.microsoft.com/office/word/2020/wordml/sdtdatahash" xmlns:w16sdtfl="http://schemas.microsoft.com/office/word/2024/wordml/sdtformatlock" xmlns:w16se="http://schemas.microsoft.com/office/word/2015/wordml/symex" xmlns:wpg="http://schemas.microsoft.com/office/word/2010/wordprocessingGroup" xmlns:wpi="http://schemas.microsoft.com/office/word/2010/wordprocessingInk" xmlns:wne="http://schemas.microsoft.com/office/word/2006/wordml" xmlns:wps="http://schemas.microsoft.com/office/word/2010/wordprocessingShape" mc:Ignorable="w14 w15 w16se w16cid w16 w16cex w16sdtdh w16sdtfl w16du wp14">
+  <w15:commentEx w15:paraId="2292DD1A" w15:done="0"/>
+  <w15:commentEx w15:paraId="1382BB9D" w15:done="0"/>
+  <w15:commentEx w15:paraId="40C0FC16" w15:done="0"/>
+</w15:commentsEx>
+</file>
+
+<file path=word/commentsExtensible.xml><?xml version="1.0" encoding="utf-8"?>
+<w16cex:commentsExtensible xmlns:wpc="http://schemas.microsoft.com/office/word/2010/wordprocessingCanvas" xmlns:cx="http://schemas.microsoft.com/office/drawing/2014/chartex" xmlns:cx1="http://schemas.microsoft.com/office/drawing/2015/9/8/chartex" xmlns:cx2="http://schemas.microsoft.com/office/drawing/2015/10/21/chartex" xmlns:cx3="http://schemas.microsoft.com/office/drawing/2016/5/9/chartex" xmlns:cx4="http://schemas.microsoft.com/office/drawing/2016/5/10/chartex" xmlns:cx5="http://schemas.microsoft.com/office/drawing/2016/5/11/chartex" xmlns:cx6="http://schemas.microsoft.com/office/drawing/2016/5/12/chartex" xmlns:cx7="http://schemas.microsoft.com/office/drawing/2016/5/13/chartex" xmlns:cx8="http://schemas.microsoft.com/office/drawing/2016/5/14/chartex" xmlns:cr="http://schemas.microsoft.com/office/comments/2020/reactions" xmlns:mc="http://schemas.openxmlformats.org/markup-compatibility/2006" xmlns:aink="http://schemas.microsoft.com/office/drawing/2016/ink" xmlns:am3d="http://schemas.microsoft.com/office/drawing/2017/model3d" xmlns:o="urn:schemas-microsoft-com:office:office" xmlns:oel="http://schemas.microsoft.com/office/2019/extlst" xmlns:r="http://schemas.openxmlformats.org/officeDocument/2006/relationships" xmlns:m="http://schemas.openxmlformats.org/officeDocument/2006/math" xmlns:v="urn:schemas-microsoft-com:vml" xmlns:wp14="http://schemas.microsoft.com/office/word/2010/wordprocessingDrawing" xmlns:wp="http://schemas.openxmlformats.org/drawingml/2006/wordprocessingDrawing" xmlns:w10="urn:schemas-microsoft-com:office:word" xmlns:w="http://schemas.openxmlformats.org/wordprocessingml/2006/main" xmlns:w14="http://schemas.microsoft.com/office/word/2010/wordml" xmlns:w15="http://schemas.microsoft.com/office/word/2012/wordml" xmlns:w16cex="http://schemas.microsoft.com/office/word/2018/wordml/cex" xmlns:w16cid="http://schemas.microsoft.com/office/word/2016/wordml/cid" xmlns:w16="http://schemas.microsoft.com/office/word/2018/wordml" xmlns:w16du="http://schemas.microsoft.com/office/word/2023/wordml/word16du" xmlns:w16sdtdh="http://schemas.microsoft.com/office/word/2020/wordml/sdtdatahash" xmlns:w16sdtfl="http://schemas.microsoft.com/office/word/2024/wordml/sdtformatlock" xmlns:w16se="http://schemas.microsoft.com/office/word/2015/wordml/symex" xmlns:wpg="http://schemas.microsoft.com/office/word/2010/wordprocessingGroup" xmlns:wpi="http://schemas.microsoft.com/office/word/2010/wordprocessingInk" xmlns:wne="http://schemas.microsoft.com/office/word/2006/wordml" xmlns:wps="http://schemas.microsoft.com/office/word/2010/wordprocessingShape" mc:Ignorable="w14 w15 w16se w16cid w16 w16cex w16sdtdh w16sdtfl cr w16du wp14">
+  <w16cex:commentExtensible w16cex:durableId="2E1B758F" w16cex:dateUtc="2026-10-21T02:53:00Z"/>
+  <w16cex:commentExtensible w16cex:durableId="3D4A29B1" w16cex:dateUtc="2026-10-21T02:53:00Z"/>
+  <w16cex:commentExtensible w16cex:durableId="6F8DDFF6" w16cex:dateUtc="2026-10-21T02:53:00Z"/>
+</w16cex:commentsExtensible>
+</file>
+
+<file path=word/commentsIds.xml><?xml version="1.0" encoding="utf-8"?>
+<w16cid:commentsIds xmlns:wpc="http://schemas.microsoft.com/office/word/2010/wordprocessingCanvas" xmlns:cx="http://schemas.microsoft.com/office/drawing/2014/chartex" xmlns:cx1="http://schemas.microsoft.com/office/drawing/2015/9/8/chartex" xmlns:cx2="http://schemas.microsoft.com/office/drawing/2015/10/21/chartex" xmlns:cx3="http://schemas.microsoft.com/office/drawing/2016/5/9/chartex" xmlns:cx4="http://schemas.microsoft.com/office/drawing/2016/5/10/chartex" xmlns:cx5="http://schemas.microsoft.com/office/drawing/2016/5/11/chartex" xmlns:cx6="http://schemas.microsoft.com/office/drawing/2016/5/12/chartex" xmlns:cx7="http://schemas.microsoft.com/office/drawing/2016/5/13/chartex" xmlns:cx8="http://schemas.microsoft.com/office/drawing/2016/5/14/chartex" xmlns:mc="http://schemas.openxmlformats.org/markup-compatibility/2006" xmlns:aink="http://schemas.microsoft.com/office/drawing/2016/ink" xmlns:am3d="http://schemas.microsoft.com/office/drawing/2017/model3d" xmlns:o="urn:schemas-microsoft-com:office:office" xmlns:oel="http://schemas.microsoft.com/office/2019/extlst" xmlns:r="http://schemas.openxmlformats.org/officeDocument/2006/relationships" xmlns:m="http://schemas.openxmlformats.org/officeDocument/2006/math" xmlns:v="urn:schemas-microsoft-com:vml" xmlns:wp14="http://schemas.microsoft.com/office/word/2010/wordprocessingDrawing" xmlns:wp="http://schemas.openxmlformats.org/drawingml/2006/wordprocessingDrawing" xmlns:w10="urn:schemas-microsoft-com:office:word" xmlns:w="http://schemas.openxmlformats.org/wordprocessingml/2006/main" xmlns:w14="http://schemas.microsoft.com/office/word/2010/wordml" xmlns:w15="http://schemas.microsoft.com/office/word/2012/wordml" xmlns:w16cex="http://schemas.microsoft.com/office/word/2018/wordml/cex" xmlns:w16cid="http://schemas.microsoft.com/office/word/2016/wordml/cid" xmlns:w16="http://schemas.microsoft.com/office/word/2018/wordml" xmlns:w16du="http://schemas.microsoft.com/office/word/2023/wordml/word16du" xmlns:w16sdtdh="http://schemas.microsoft.com/office/word/2020/wordml/sdtdatahash" xmlns:w16sdtfl="http://schemas.microsoft.com/office/word/2024/wordml/sdtformatlock" xmlns:w16se="http://schemas.microsoft.com/office/word/2015/wordml/symex" xmlns:wpg="http://schemas.microsoft.com/office/word/2010/wordprocessingGroup" xmlns:wpi="http://schemas.microsoft.com/office/word/2010/wordprocessingInk" xmlns:wne="http://schemas.microsoft.com/office/word/2006/wordml" xmlns:wps="http://schemas.microsoft.com/office/word/2010/wordprocessingShape" mc:Ignorable="w14 w15 w16se w16cid w16 w16cex w16sdtdh w16sdtfl w16du wp14">
+  <w16cid:commentId w16cid:paraId="2292DD1A" w16cid:durableId="2E1B758F"/>
+  <w16cid:commentId w16cid:paraId="1382BB9D" w16cid:durableId="3D4A29B1"/>
+  <w16cid:commentId w16cid:paraId="40C0FC16" w16cid:durableId="6F8DDFF6"/>
+</w16cid:commentsIds>
+</file>
+
 <file path=word/endnotes.xml><?xml version="1.0" encoding="utf-8"?>
-<w:endnotes xmlns:wpc="http://schemas.microsoft.com/office/word/2010/wordprocessingCanvas" xmlns:cx="http://schemas.microsoft.com/office/drawing/2014/chartex" xmlns:cx1="http://schemas.microsoft.com/office/drawing/2015/9/8/chartex" xmlns:cx2="http://schemas.microsoft.com/office/drawing/2015/10/21/chartex" xmlns:cx3="http://schemas.microsoft.com/office/drawing/2016/5/9/chartex" xmlns:cx4="http://schemas.microsoft.com/office/drawing/2016/5/10/chartex" xmlns:cx5="http://schemas.microsoft.com/office/drawing/2016/5/11/chartex" xmlns:cx6="http://schemas.microsoft.com/office/drawing/2016/5/12/chartex" xmlns:cx7="http://schemas.microsoft.com/office/drawing/2016/5/13/chartex" xmlns:cx8="http://schemas.microsoft.com/office/drawing/2016/5/14/chartex" xmlns:mc="http://schemas.openxmlformats.org/markup-compatibility/2006" xmlns:aink="http://schemas.microsoft.com/office/drawing/2016/ink" xmlns:am3d="http://schemas.microsoft.com/office/drawing/2017/model3d" xmlns:o="urn:schemas-microsoft-com:office:office" xmlns:oel="http://schemas.microsoft.com/office/2019/extlst" xmlns:r="http://schemas.openxmlformats.org/officeDocument/2006/relationships" xmlns:m="http://schemas.openxmlformats.org/officeDocument/2006/math" xmlns:v="urn:schemas-microsoft-com:vml" xmlns:wp14="http://schemas.microsoft.com/office/word/2010/wordprocessingDrawing" xmlns:wp="http://schemas.openxmlformats.org/drawingml/2006/wordprocessingDrawing" xmlns:w10="urn:schemas-microsoft-com:office:word" xmlns:w="http://schemas.openxmlformats.org/wordprocessingml/2006/main" xmlns:w14="http://schemas.microsoft.com/office/word/2010/wordml" xmlns:w15="http://schemas.microsoft.com/office/word/2012/wordml" xmlns:w16cex="http://schemas.microsoft.com/office/word/2018/wordml/cex" xmlns:w16cid="http://schemas.microsoft.com/office/word/2016/wordml/cid" xmlns:w16="http://schemas.microsoft.com/office/word/2018/wordml" xmlns:w16sdtdh="http://schemas.microsoft.com/office/word/2020/wordml/sdtdatahash" xmlns:w16se="http://schemas.microsoft.com/office/word/2015/wordml/symex" xmlns:wpg="http://schemas.microsoft.com/office/word/2010/wordprocessingGroup" xmlns:wpi="http://schemas.microsoft.com/office/word/2010/wordprocessingInk" xmlns:wne="http://schemas.microsoft.com/office/word/2006/wordml" xmlns:wps="http://schemas.microsoft.com/office/word/2010/wordprocessingShape" mc:Ignorable="w14 w15 w16se w16cid w16 w16cex w16sdtdh wp14">
+<w:endnotes xmlns:wpc="http://schemas.microsoft.com/office/word/2010/wordprocessingCanvas" xmlns:cx="http://schemas.microsoft.com/office/drawing/2014/chartex" xmlns:cx1="http://schemas.microsoft.com/office/drawing/2015/9/8/chartex" xmlns:cx2="http://schemas.microsoft.com/office/drawing/2015/10/21/chartex" xmlns:cx3="http://schemas.microsoft.com/office/drawing/2016/5/9/chartex" xmlns:cx4="http://schemas.microsoft.com/office/drawing/2016/5/10/chartex" xmlns:cx5="http://schemas.microsoft.com/office/drawing/2016/5/11/chartex" xmlns:cx6="http://schemas.microsoft.com/office/drawing/2016/5/12/chartex" xmlns:cx7="http://schemas.microsoft.com/office/drawing/2016/5/13/chartex" xmlns:cx8="http://schemas.microsoft.com/office/drawing/2016/5/14/chartex" xmlns:mc="http://schemas.openxmlformats.org/markup-compatibility/2006" xmlns:aink="http://schemas.microsoft.com/office/drawing/2016/ink" xmlns:am3d="http://schemas.microsoft.com/office/drawing/2017/model3d" xmlns:o="urn:schemas-microsoft-com:office:office" xmlns:oel="http://schemas.microsoft.com/office/2019/extlst" xmlns:r="http://schemas.openxmlformats.org/officeDocument/2006/relationships" xmlns:m="http://schemas.openxmlformats.org/officeDocument/2006/math" xmlns:v="urn:schemas-microsoft-com:vml" xmlns:wp14="http://schemas.microsoft.com/office/word/2010/wordprocessingDrawing" xmlns:wp="http://schemas.openxmlformats.org/drawingml/2006/wordprocessingDrawing" xmlns:w10="urn:schemas-microsoft-com:office:word" xmlns:w="http://schemas.openxmlformats.org/wordprocessingml/2006/main" xmlns:w14="http://schemas.microsoft.com/office/word/2010/wordml" xmlns:w15="http://schemas.microsoft.com/office/word/2012/wordml" xmlns:w16cex="http://schemas.microsoft.com/office/word/2018/wordml/cex" xmlns:w16cid="http://schemas.microsoft.com/office/word/2016/wordml/cid" xmlns:w16="http://schemas.microsoft.com/office/word/2018/wordml" xmlns:w16du="http://schemas.microsoft.com/office/word/2023/wordml/word16du" xmlns:w16sdtdh="http://schemas.microsoft.com/office/word/2020/wordml/sdtdatahash" xmlns:w16sdtfl="http://schemas.microsoft.com/office/word/2024/wordml/sdtformatlock" xmlns:w16se="http://schemas.microsoft.com/office/word/2015/wordml/symex" xmlns:wpg="http://schemas.microsoft.com/office/word/2010/wordprocessingGroup" xmlns:wpi="http://schemas.microsoft.com/office/word/2010/wordprocessingInk" xmlns:wne="http://schemas.microsoft.com/office/word/2006/wordml" xmlns:wps="http://schemas.microsoft.com/office/word/2010/wordprocessingShape" mc:Ignorable="w14 w15 w16se w16cid w16 w16cex w16sdtdh w16sdtfl w16du wp14">
   <w:endnote w:type="separator" w:id="-1">
     <w:p>
       <w:pPr>
@@ -10532,7 +9424,7 @@
 </file>
 
 <file path=word/footer1.xml><?xml version="1.0" encoding="utf-8"?>
-<w:ftr xmlns:wpc="http://schemas.microsoft.com/office/word/2010/wordprocessingCanvas" xmlns:cx="http://schemas.microsoft.com/office/drawing/2014/chartex" xmlns:cx1="http://schemas.microsoft.com/office/drawing/2015/9/8/chartex" xmlns:cx2="http://schemas.microsoft.com/office/drawing/2015/10/21/chartex" xmlns:cx3="http://schemas.microsoft.com/office/drawing/2016/5/9/chartex" xmlns:cx4="http://schemas.microsoft.com/office/drawing/2016/5/10/chartex" xmlns:cx5="http://schemas.microsoft.com/office/drawing/2016/5/11/chartex" xmlns:cx6="http://schemas.microsoft.com/office/drawing/2016/5/12/chartex" xmlns:cx7="http://schemas.microsoft.com/office/drawing/2016/5/13/chartex" xmlns:cx8="http://schemas.microsoft.com/office/drawing/2016/5/14/chartex" xmlns:mc="http://schemas.openxmlformats.org/markup-compatibility/2006" xmlns:aink="http://schemas.microsoft.com/office/drawing/2016/ink" xmlns:am3d="http://schemas.microsoft.com/office/drawing/2017/model3d" xmlns:o="urn:schemas-microsoft-com:office:office" xmlns:oel="http://schemas.microsoft.com/office/2019/extlst" xmlns:r="http://schemas.openxmlformats.org/officeDocument/2006/relationships" xmlns:m="http://schemas.openxmlformats.org/officeDocument/2006/math" xmlns:v="urn:schemas-microsoft-com:vml" xmlns:wp14="http://schemas.microsoft.com/office/word/2010/wordprocessingDrawing" xmlns:wp="http://schemas.openxmlformats.org/drawingml/2006/wordprocessingDrawing" xmlns:w10="urn:schemas-microsoft-com:office:word" xmlns:w="http://schemas.openxmlformats.org/wordprocessingml/2006/main" xmlns:w14="http://schemas.microsoft.com/office/word/2010/wordml" xmlns:w15="http://schemas.microsoft.com/office/word/2012/wordml" xmlns:w16cex="http://schemas.microsoft.com/office/word/2018/wordml/cex" xmlns:w16cid="http://schemas.microsoft.com/office/word/2016/wordml/cid" xmlns:w16="http://schemas.microsoft.com/office/word/2018/wordml" xmlns:w16sdtdh="http://schemas.microsoft.com/office/word/2020/wordml/sdtdatahash" xmlns:w16se="http://schemas.microsoft.com/office/word/2015/wordml/symex" xmlns:wpg="http://schemas.microsoft.com/office/word/2010/wordprocessingGroup" xmlns:wpi="http://schemas.microsoft.com/office/word/2010/wordprocessingInk" xmlns:wne="http://schemas.microsoft.com/office/word/2006/wordml" xmlns:wps="http://schemas.microsoft.com/office/word/2010/wordprocessingShape" mc:Ignorable="w14 w15 w16se w16cid w16 w16cex w16sdtdh wp14">
+<w:ftr xmlns:wpc="http://schemas.microsoft.com/office/word/2010/wordprocessingCanvas" xmlns:cx="http://schemas.microsoft.com/office/drawing/2014/chartex" xmlns:cx1="http://schemas.microsoft.com/office/drawing/2015/9/8/chartex" xmlns:cx2="http://schemas.microsoft.com/office/drawing/2015/10/21/chartex" xmlns:cx3="http://schemas.microsoft.com/office/drawing/2016/5/9/chartex" xmlns:cx4="http://schemas.microsoft.com/office/drawing/2016/5/10/chartex" xmlns:cx5="http://schemas.microsoft.com/office/drawing/2016/5/11/chartex" xmlns:cx6="http://schemas.microsoft.com/office/drawing/2016/5/12/chartex" xmlns:cx7="http://schemas.microsoft.com/office/drawing/2016/5/13/chartex" xmlns:cx8="http://schemas.microsoft.com/office/drawing/2016/5/14/chartex" xmlns:mc="http://schemas.openxmlformats.org/markup-compatibility/2006" xmlns:aink="http://schemas.microsoft.com/office/drawing/2016/ink" xmlns:am3d="http://schemas.microsoft.com/office/drawing/2017/model3d" xmlns:o="urn:schemas-microsoft-com:office:office" xmlns:oel="http://schemas.microsoft.com/office/2019/extlst" xmlns:r="http://schemas.openxmlformats.org/officeDocument/2006/relationships" xmlns:m="http://schemas.openxmlformats.org/officeDocument/2006/math" xmlns:v="urn:schemas-microsoft-com:vml" xmlns:wp14="http://schemas.microsoft.com/office/word/2010/wordprocessingDrawing" xmlns:wp="http://schemas.openxmlformats.org/drawingml/2006/wordprocessingDrawing" xmlns:w10="urn:schemas-microsoft-com:office:word" xmlns:w="http://schemas.openxmlformats.org/wordprocessingml/2006/main" xmlns:w14="http://schemas.microsoft.com/office/word/2010/wordml" xmlns:w15="http://schemas.microsoft.com/office/word/2012/wordml" xmlns:w16cex="http://schemas.microsoft.com/office/word/2018/wordml/cex" xmlns:w16cid="http://schemas.microsoft.com/office/word/2016/wordml/cid" xmlns:w16="http://schemas.microsoft.com/office/word/2018/wordml" xmlns:w16du="http://schemas.microsoft.com/office/word/2023/wordml/word16du" xmlns:w16sdtdh="http://schemas.microsoft.com/office/word/2020/wordml/sdtdatahash" xmlns:w16sdtfl="http://schemas.microsoft.com/office/word/2024/wordml/sdtformatlock" xmlns:w16se="http://schemas.microsoft.com/office/word/2015/wordml/symex" xmlns:wpg="http://schemas.microsoft.com/office/word/2010/wordprocessingGroup" xmlns:wpi="http://schemas.microsoft.com/office/word/2010/wordprocessingInk" xmlns:wne="http://schemas.microsoft.com/office/word/2006/wordml" xmlns:wps="http://schemas.microsoft.com/office/word/2010/wordprocessingShape" mc:Ignorable="w14 w15 w16se w16cid w16 w16cex w16sdtdh w16sdtfl w16du wp14">
   <w:sdt>
     <w:sdtPr>
       <w:id w:val="-421183481"/>
@@ -10581,7 +9473,7 @@
 </file>
 
 <file path=word/footer2.xml><?xml version="1.0" encoding="utf-8"?>
-<w:ftr xmlns:wpc="http://schemas.microsoft.com/office/word/2010/wordprocessingCanvas" xmlns:cx="http://schemas.microsoft.com/office/drawing/2014/chartex" xmlns:cx1="http://schemas.microsoft.com/office/drawing/2015/9/8/chartex" xmlns:cx2="http://schemas.microsoft.com/office/drawing/2015/10/21/chartex" xmlns:cx3="http://schemas.microsoft.com/office/drawing/2016/5/9/chartex" xmlns:cx4="http://schemas.microsoft.com/office/drawing/2016/5/10/chartex" xmlns:cx5="http://schemas.microsoft.com/office/drawing/2016/5/11/chartex" xmlns:cx6="http://schemas.microsoft.com/office/drawing/2016/5/12/chartex" xmlns:cx7="http://schemas.microsoft.com/office/drawing/2016/5/13/chartex" xmlns:cx8="http://schemas.microsoft.com/office/drawing/2016/5/14/chartex" xmlns:mc="http://schemas.openxmlformats.org/markup-compatibility/2006" xmlns:aink="http://schemas.microsoft.com/office/drawing/2016/ink" xmlns:am3d="http://schemas.microsoft.com/office/drawing/2017/model3d" xmlns:o="urn:schemas-microsoft-com:office:office" xmlns:oel="http://schemas.microsoft.com/office/2019/extlst" xmlns:r="http://schemas.openxmlformats.org/officeDocument/2006/relationships" xmlns:m="http://schemas.openxmlformats.org/officeDocument/2006/math" xmlns:v="urn:schemas-microsoft-com:vml" xmlns:wp14="http://schemas.microsoft.com/office/word/2010/wordprocessingDrawing" xmlns:wp="http://schemas.openxmlformats.org/drawingml/2006/wordprocessingDrawing" xmlns:w10="urn:schemas-microsoft-com:office:word" xmlns:w="http://schemas.openxmlformats.org/wordprocessingml/2006/main" xmlns:w14="http://schemas.microsoft.com/office/word/2010/wordml" xmlns:w15="http://schemas.microsoft.com/office/word/2012/wordml" xmlns:w16cex="http://schemas.microsoft.com/office/word/2018/wordml/cex" xmlns:w16cid="http://schemas.microsoft.com/office/word/2016/wordml/cid" xmlns:w16="http://schemas.microsoft.com/office/word/2018/wordml" xmlns:w16sdtdh="http://schemas.microsoft.com/office/word/2020/wordml/sdtdatahash" xmlns:w16se="http://schemas.microsoft.com/office/word/2015/wordml/symex" xmlns:wpg="http://schemas.microsoft.com/office/word/2010/wordprocessingGroup" xmlns:wpi="http://schemas.microsoft.com/office/word/2010/wordprocessingInk" xmlns:wne="http://schemas.microsoft.com/office/word/2006/wordml" xmlns:wps="http://schemas.microsoft.com/office/word/2010/wordprocessingShape" mc:Ignorable="w14 w15 w16se w16cid w16 w16cex w16sdtdh wp14">
+<w:ftr xmlns:wpc="http://schemas.microsoft.com/office/word/2010/wordprocessingCanvas" xmlns:cx="http://schemas.microsoft.com/office/drawing/2014/chartex" xmlns:cx1="http://schemas.microsoft.com/office/drawing/2015/9/8/chartex" xmlns:cx2="http://schemas.microsoft.com/office/drawing/2015/10/21/chartex" xmlns:cx3="http://schemas.microsoft.com/office/drawing/2016/5/9/chartex" xmlns:cx4="http://schemas.microsoft.com/office/drawing/2016/5/10/chartex" xmlns:cx5="http://schemas.microsoft.com/office/drawing/2016/5/11/chartex" xmlns:cx6="http://schemas.microsoft.com/office/drawing/2016/5/12/chartex" xmlns:cx7="http://schemas.microsoft.com/office/drawing/2016/5/13/chartex" xmlns:cx8="http://schemas.microsoft.com/office/drawing/2016/5/14/chartex" xmlns:mc="http://schemas.openxmlformats.org/markup-compatibility/2006" xmlns:aink="http://schemas.microsoft.com/office/drawing/2016/ink" xmlns:am3d="http://schemas.microsoft.com/office/drawing/2017/model3d" xmlns:o="urn:schemas-microsoft-com:office:office" xmlns:oel="http://schemas.microsoft.com/office/2019/extlst" xmlns:r="http://schemas.openxmlformats.org/officeDocument/2006/relationships" xmlns:m="http://schemas.openxmlformats.org/officeDocument/2006/math" xmlns:v="urn:schemas-microsoft-com:vml" xmlns:wp14="http://schemas.microsoft.com/office/word/2010/wordprocessingDrawing" xmlns:wp="http://schemas.openxmlformats.org/drawingml/2006/wordprocessingDrawing" xmlns:w10="urn:schemas-microsoft-com:office:word" xmlns:w="http://schemas.openxmlformats.org/wordprocessingml/2006/main" xmlns:w14="http://schemas.microsoft.com/office/word/2010/wordml" xmlns:w15="http://schemas.microsoft.com/office/word/2012/wordml" xmlns:w16cex="http://schemas.microsoft.com/office/word/2018/wordml/cex" xmlns:w16cid="http://schemas.microsoft.com/office/word/2016/wordml/cid" xmlns:w16="http://schemas.microsoft.com/office/word/2018/wordml" xmlns:w16du="http://schemas.microsoft.com/office/word/2023/wordml/word16du" xmlns:w16sdtdh="http://schemas.microsoft.com/office/word/2020/wordml/sdtdatahash" xmlns:w16sdtfl="http://schemas.microsoft.com/office/word/2024/wordml/sdtformatlock" xmlns:w16se="http://schemas.microsoft.com/office/word/2015/wordml/symex" xmlns:wpg="http://schemas.microsoft.com/office/word/2010/wordprocessingGroup" xmlns:wpi="http://schemas.microsoft.com/office/word/2010/wordprocessingInk" xmlns:wne="http://schemas.microsoft.com/office/word/2006/wordml" xmlns:wps="http://schemas.microsoft.com/office/word/2010/wordprocessingShape" mc:Ignorable="w14 w15 w16se w16cid w16 w16cex w16sdtdh w16sdtfl w16du wp14">
   <w:p>
     <w:pPr>
       <w:pStyle w:val="afa"/>
@@ -10608,7 +9500,7 @@
 </file>
 
 <file path=word/footnotes.xml><?xml version="1.0" encoding="utf-8"?>
-<w:footnotes xmlns:wpc="http://schemas.microsoft.com/office/word/2010/wordprocessingCanvas" xmlns:cx="http://schemas.microsoft.com/office/drawing/2014/chartex" xmlns:cx1="http://schemas.microsoft.com/office/drawing/2015/9/8/chartex" xmlns:cx2="http://schemas.microsoft.com/office/drawing/2015/10/21/chartex" xmlns:cx3="http://schemas.microsoft.com/office/drawing/2016/5/9/chartex" xmlns:cx4="http://schemas.microsoft.com/office/drawing/2016/5/10/chartex" xmlns:cx5="http://schemas.microsoft.com/office/drawing/2016/5/11/chartex" xmlns:cx6="http://schemas.microsoft.com/office/drawing/2016/5/12/chartex" xmlns:cx7="http://schemas.microsoft.com/office/drawing/2016/5/13/chartex" xmlns:cx8="http://schemas.microsoft.com/office/drawing/2016/5/14/chartex" xmlns:mc="http://schemas.openxmlformats.org/markup-compatibility/2006" xmlns:aink="http://schemas.microsoft.com/office/drawing/2016/ink" xmlns:am3d="http://schemas.microsoft.com/office/drawing/2017/model3d" xmlns:o="urn:schemas-microsoft-com:office:office" xmlns:oel="http://schemas.microsoft.com/office/2019/extlst" xmlns:r="http://schemas.openxmlformats.org/officeDocument/2006/relationships" xmlns:m="http://schemas.openxmlformats.org/officeDocument/2006/math" xmlns:v="urn:schemas-microsoft-com:vml" xmlns:wp14="http://schemas.microsoft.com/office/word/2010/wordprocessingDrawing" xmlns:wp="http://schemas.openxmlformats.org/drawingml/2006/wordprocessingDrawing" xmlns:w10="urn:schemas-microsoft-com:office:word" xmlns:w="http://schemas.openxmlformats.org/wordprocessingml/2006/main" xmlns:w14="http://schemas.microsoft.com/office/word/2010/wordml" xmlns:w15="http://schemas.microsoft.com/office/word/2012/wordml" xmlns:w16cex="http://schemas.microsoft.com/office/word/2018/wordml/cex" xmlns:w16cid="http://schemas.microsoft.com/office/word/2016/wordml/cid" xmlns:w16="http://schemas.microsoft.com/office/word/2018/wordml" xmlns:w16sdtdh="http://schemas.microsoft.com/office/word/2020/wordml/sdtdatahash" xmlns:w16se="http://schemas.microsoft.com/office/word/2015/wordml/symex" xmlns:wpg="http://schemas.microsoft.com/office/word/2010/wordprocessingGroup" xmlns:wpi="http://schemas.microsoft.com/office/word/2010/wordprocessingInk" xmlns:wne="http://schemas.microsoft.com/office/word/2006/wordml" xmlns:wps="http://schemas.microsoft.com/office/word/2010/wordprocessingShape" mc:Ignorable="w14 w15 w16se w16cid w16 w16cex w16sdtdh wp14">
+<w:footnotes xmlns:wpc="http://schemas.microsoft.com/office/word/2010/wordprocessingCanvas" xmlns:cx="http://schemas.microsoft.com/office/drawing/2014/chartex" xmlns:cx1="http://schemas.microsoft.com/office/drawing/2015/9/8/chartex" xmlns:cx2="http://schemas.microsoft.com/office/drawing/2015/10/21/chartex" xmlns:cx3="http://schemas.microsoft.com/office/drawing/2016/5/9/chartex" xmlns:cx4="http://schemas.microsoft.com/office/drawing/2016/5/10/chartex" xmlns:cx5="http://schemas.microsoft.com/office/drawing/2016/5/11/chartex" xmlns:cx6="http://schemas.microsoft.com/office/drawing/2016/5/12/chartex" xmlns:cx7="http://schemas.microsoft.com/office/drawing/2016/5/13/chartex" xmlns:cx8="http://schemas.microsoft.com/office/drawing/2016/5/14/chartex" xmlns:mc="http://schemas.openxmlformats.org/markup-compatibility/2006" xmlns:aink="http://schemas.microsoft.com/office/drawing/2016/ink" xmlns:am3d="http://schemas.microsoft.com/office/drawing/2017/model3d" xmlns:o="urn:schemas-microsoft-com:office:office" xmlns:oel="http://schemas.microsoft.com/office/2019/extlst" xmlns:r="http://schemas.openxmlformats.org/officeDocument/2006/relationships" xmlns:m="http://schemas.openxmlformats.org/officeDocument/2006/math" xmlns:v="urn:schemas-microsoft-com:vml" xmlns:wp14="http://schemas.microsoft.com/office/word/2010/wordprocessingDrawing" xmlns:wp="http://schemas.openxmlformats.org/drawingml/2006/wordprocessingDrawing" xmlns:w10="urn:schemas-microsoft-com:office:word" xmlns:w="http://schemas.openxmlformats.org/wordprocessingml/2006/main" xmlns:w14="http://schemas.microsoft.com/office/word/2010/wordml" xmlns:w15="http://schemas.microsoft.com/office/word/2012/wordml" xmlns:w16cex="http://schemas.microsoft.com/office/word/2018/wordml/cex" xmlns:w16cid="http://schemas.microsoft.com/office/word/2016/wordml/cid" xmlns:w16="http://schemas.microsoft.com/office/word/2018/wordml" xmlns:w16du="http://schemas.microsoft.com/office/word/2023/wordml/word16du" xmlns:w16sdtdh="http://schemas.microsoft.com/office/word/2020/wordml/sdtdatahash" xmlns:w16sdtfl="http://schemas.microsoft.com/office/word/2024/wordml/sdtformatlock" xmlns:w16se="http://schemas.microsoft.com/office/word/2015/wordml/symex" xmlns:wpg="http://schemas.microsoft.com/office/word/2010/wordprocessingGroup" xmlns:wpi="http://schemas.microsoft.com/office/word/2010/wordprocessingInk" xmlns:wne="http://schemas.microsoft.com/office/word/2006/wordml" xmlns:wps="http://schemas.microsoft.com/office/word/2010/wordprocessingShape" mc:Ignorable="w14 w15 w16se w16cid w16 w16cex w16sdtdh w16sdtfl w16du wp14">
   <w:footnote w:type="separator" w:id="-1">
     <w:p>
       <w:pPr>
@@ -10635,7 +9527,7 @@
 </file>
 
 <file path=word/numbering.xml><?xml version="1.0" encoding="utf-8"?>
-<w:numbering xmlns:wpc="http://schemas.microsoft.com/office/word/2010/wordprocessingCanvas" xmlns:cx="http://schemas.microsoft.com/office/drawing/2014/chartex" xmlns:cx1="http://schemas.microsoft.com/office/drawing/2015/9/8/chartex" xmlns:cx2="http://schemas.microsoft.com/office/drawing/2015/10/21/chartex" xmlns:cx3="http://schemas.microsoft.com/office/drawing/2016/5/9/chartex" xmlns:cx4="http://schemas.microsoft.com/office/drawing/2016/5/10/chartex" xmlns:cx5="http://schemas.microsoft.com/office/drawing/2016/5/11/chartex" xmlns:cx6="http://schemas.microsoft.com/office/drawing/2016/5/12/chartex" xmlns:cx7="http://schemas.microsoft.com/office/drawing/2016/5/13/chartex" xmlns:cx8="http://schemas.microsoft.com/office/drawing/2016/5/14/chartex" xmlns:mc="http://schemas.openxmlformats.org/markup-compatibility/2006" xmlns:aink="http://schemas.microsoft.com/office/drawing/2016/ink" xmlns:am3d="http://schemas.microsoft.com/office/drawing/2017/model3d" xmlns:o="urn:schemas-microsoft-com:office:office" xmlns:oel="http://schemas.microsoft.com/office/2019/extlst" xmlns:r="http://schemas.openxmlformats.org/officeDocument/2006/relationships" xmlns:m="http://schemas.openxmlformats.org/officeDocument/2006/math" xmlns:v="urn:schemas-microsoft-com:vml" xmlns:wp14="http://schemas.microsoft.com/office/word/2010/wordprocessingDrawing" xmlns:wp="http://schemas.openxmlformats.org/drawingml/2006/wordprocessingDrawing" xmlns:w10="urn:schemas-microsoft-com:office:word" xmlns:w="http://schemas.openxmlformats.org/wordprocessingml/2006/main" xmlns:w14="http://schemas.microsoft.com/office/word/2010/wordml" xmlns:w15="http://schemas.microsoft.com/office/word/2012/wordml" xmlns:w16cex="http://schemas.microsoft.com/office/word/2018/wordml/cex" xmlns:w16cid="http://schemas.microsoft.com/office/word/2016/wordml/cid" xmlns:w16="http://schemas.microsoft.com/office/word/2018/wordml" xmlns:w16sdtdh="http://schemas.microsoft.com/office/word/2020/wordml/sdtdatahash" xmlns:w16se="http://schemas.microsoft.com/office/word/2015/wordml/symex" xmlns:wpg="http://schemas.microsoft.com/office/word/2010/wordprocessingGroup" xmlns:wpi="http://schemas.microsoft.com/office/word/2010/wordprocessingInk" xmlns:wne="http://schemas.microsoft.com/office/word/2006/wordml" xmlns:wps="http://schemas.microsoft.com/office/word/2010/wordprocessingShape" mc:Ignorable="w14 w15 w16se w16cid w16 w16cex w16sdtdh wp14">
+<w:numbering xmlns:wpc="http://schemas.microsoft.com/office/word/2010/wordprocessingCanvas" xmlns:cx="http://schemas.microsoft.com/office/drawing/2014/chartex" xmlns:cx1="http://schemas.microsoft.com/office/drawing/2015/9/8/chartex" xmlns:cx2="http://schemas.microsoft.com/office/drawing/2015/10/21/chartex" xmlns:cx3="http://schemas.microsoft.com/office/drawing/2016/5/9/chartex" xmlns:cx4="http://schemas.microsoft.com/office/drawing/2016/5/10/chartex" xmlns:cx5="http://schemas.microsoft.com/office/drawing/2016/5/11/chartex" xmlns:cx6="http://schemas.microsoft.com/office/drawing/2016/5/12/chartex" xmlns:cx7="http://schemas.microsoft.com/office/drawing/2016/5/13/chartex" xmlns:cx8="http://schemas.microsoft.com/office/drawing/2016/5/14/chartex" xmlns:mc="http://schemas.openxmlformats.org/markup-compatibility/2006" xmlns:aink="http://schemas.microsoft.com/office/drawing/2016/ink" xmlns:am3d="http://schemas.microsoft.com/office/drawing/2017/model3d" xmlns:o="urn:schemas-microsoft-com:office:office" xmlns:oel="http://schemas.microsoft.com/office/2019/extlst" xmlns:r="http://schemas.openxmlformats.org/officeDocument/2006/relationships" xmlns:m="http://schemas.openxmlformats.org/officeDocument/2006/math" xmlns:v="urn:schemas-microsoft-com:vml" xmlns:wp14="http://schemas.microsoft.com/office/word/2010/wordprocessingDrawing" xmlns:wp="http://schemas.openxmlformats.org/drawingml/2006/wordprocessingDrawing" xmlns:w10="urn:schemas-microsoft-com:office:word" xmlns:w="http://schemas.openxmlformats.org/wordprocessingml/2006/main" xmlns:w14="http://schemas.microsoft.com/office/word/2010/wordml" xmlns:w15="http://schemas.microsoft.com/office/word/2012/wordml" xmlns:w16cex="http://schemas.microsoft.com/office/word/2018/wordml/cex" xmlns:w16cid="http://schemas.microsoft.com/office/word/2016/wordml/cid" xmlns:w16="http://schemas.microsoft.com/office/word/2018/wordml" xmlns:w16du="http://schemas.microsoft.com/office/word/2023/wordml/word16du" xmlns:w16sdtdh="http://schemas.microsoft.com/office/word/2020/wordml/sdtdatahash" xmlns:w16sdtfl="http://schemas.microsoft.com/office/word/2024/wordml/sdtformatlock" xmlns:w16se="http://schemas.microsoft.com/office/word/2015/wordml/symex" xmlns:wpg="http://schemas.microsoft.com/office/word/2010/wordprocessingGroup" xmlns:wpi="http://schemas.microsoft.com/office/word/2010/wordprocessingInk" xmlns:wne="http://schemas.microsoft.com/office/word/2006/wordml" xmlns:wps="http://schemas.microsoft.com/office/word/2010/wordprocessingShape" mc:Ignorable="w14 w15 w16se w16cid w16 w16cex w16sdtdh w16sdtfl w16du wp14">
   <w:abstractNum w:abstractNumId="0" w15:restartNumberingAfterBreak="0">
     <w:nsid w:val="C7C8A252"/>
     <w:multiLevelType w:val="multilevel"/>
@@ -11680,8 +10572,16 @@
 </w:numbering>
 </file>
 
+<file path=word/people.xml><?xml version="1.0" encoding="utf-8"?>
+<w15:people xmlns:wpc="http://schemas.microsoft.com/office/word/2010/wordprocessingCanvas" xmlns:cx="http://schemas.microsoft.com/office/drawing/2014/chartex" xmlns:cx1="http://schemas.microsoft.com/office/drawing/2015/9/8/chartex" xmlns:cx2="http://schemas.microsoft.com/office/drawing/2015/10/21/chartex" xmlns:cx3="http://schemas.microsoft.com/office/drawing/2016/5/9/chartex" xmlns:cx4="http://schemas.microsoft.com/office/drawing/2016/5/10/chartex" xmlns:cx5="http://schemas.microsoft.com/office/drawing/2016/5/11/chartex" xmlns:cx6="http://schemas.microsoft.com/office/drawing/2016/5/12/chartex" xmlns:cx7="http://schemas.microsoft.com/office/drawing/2016/5/13/chartex" xmlns:cx8="http://schemas.microsoft.com/office/drawing/2016/5/14/chartex" xmlns:mc="http://schemas.openxmlformats.org/markup-compatibility/2006" xmlns:aink="http://schemas.microsoft.com/office/drawing/2016/ink" xmlns:am3d="http://schemas.microsoft.com/office/drawing/2017/model3d" xmlns:o="urn:schemas-microsoft-com:office:office" xmlns:oel="http://schemas.microsoft.com/office/2019/extlst" xmlns:r="http://schemas.openxmlformats.org/officeDocument/2006/relationships" xmlns:m="http://schemas.openxmlformats.org/officeDocument/2006/math" xmlns:v="urn:schemas-microsoft-com:vml" xmlns:wp14="http://schemas.microsoft.com/office/word/2010/wordprocessingDrawing" xmlns:wp="http://schemas.openxmlformats.org/drawingml/2006/wordprocessingDrawing" xmlns:w10="urn:schemas-microsoft-com:office:word" xmlns:w="http://schemas.openxmlformats.org/wordprocessingml/2006/main" xmlns:w14="http://schemas.microsoft.com/office/word/2010/wordml" xmlns:w15="http://schemas.microsoft.com/office/word/2012/wordml" xmlns:w16cex="http://schemas.microsoft.com/office/word/2018/wordml/cex" xmlns:w16cid="http://schemas.microsoft.com/office/word/2016/wordml/cid" xmlns:w16="http://schemas.microsoft.com/office/word/2018/wordml" xmlns:w16du="http://schemas.microsoft.com/office/word/2023/wordml/word16du" xmlns:w16sdtdh="http://schemas.microsoft.com/office/word/2020/wordml/sdtdatahash" xmlns:w16sdtfl="http://schemas.microsoft.com/office/word/2024/wordml/sdtformatlock" xmlns:w16se="http://schemas.microsoft.com/office/word/2015/wordml/symex" xmlns:wpg="http://schemas.microsoft.com/office/word/2010/wordprocessingGroup" xmlns:wpi="http://schemas.microsoft.com/office/word/2010/wordprocessingInk" xmlns:wne="http://schemas.microsoft.com/office/word/2006/wordml" xmlns:wps="http://schemas.microsoft.com/office/word/2010/wordprocessingShape" mc:Ignorable="w14 w15 w16se w16cid w16 w16cex w16sdtdh w16sdtfl w16du wp14">
+  <w15:person w15:author="Kalentyev Alexey">
+    <w15:presenceInfo w15:providerId="Windows Live" w15:userId="da819b8650d7d997"/>
+  </w15:person>
+</w15:people>
+</file>
+
 <file path=word/styles.xml><?xml version="1.0" encoding="utf-8"?>
-<w:styles xmlns:mc="http://schemas.openxmlformats.org/markup-compatibility/2006" xmlns:r="http://schemas.openxmlformats.org/officeDocument/2006/relationships" xmlns:w="http://schemas.openxmlformats.org/wordprocessingml/2006/main" xmlns:w14="http://schemas.microsoft.com/office/word/2010/wordml" xmlns:w15="http://schemas.microsoft.com/office/word/2012/wordml" xmlns:w16cex="http://schemas.microsoft.com/office/word/2018/wordml/cex" xmlns:w16cid="http://schemas.microsoft.com/office/word/2016/wordml/cid" xmlns:w16="http://schemas.microsoft.com/office/word/2018/wordml" xmlns:w16sdtdh="http://schemas.microsoft.com/office/word/2020/wordml/sdtdatahash" xmlns:w16se="http://schemas.microsoft.com/office/word/2015/wordml/symex" mc:Ignorable="w14 w15 w16se w16cid w16 w16cex w16sdtdh">
+<w:styles xmlns:mc="http://schemas.openxmlformats.org/markup-compatibility/2006" xmlns:r="http://schemas.openxmlformats.org/officeDocument/2006/relationships" xmlns:w="http://schemas.openxmlformats.org/wordprocessingml/2006/main" xmlns:w14="http://schemas.microsoft.com/office/word/2010/wordml" xmlns:w15="http://schemas.microsoft.com/office/word/2012/wordml" xmlns:w16cex="http://schemas.microsoft.com/office/word/2018/wordml/cex" xmlns:w16cid="http://schemas.microsoft.com/office/word/2016/wordml/cid" xmlns:w16="http://schemas.microsoft.com/office/word/2018/wordml" xmlns:w16du="http://schemas.microsoft.com/office/word/2023/wordml/word16du" xmlns:w16sdtdh="http://schemas.microsoft.com/office/word/2020/wordml/sdtdatahash" xmlns:w16sdtfl="http://schemas.microsoft.com/office/word/2024/wordml/sdtformatlock" xmlns:w16se="http://schemas.microsoft.com/office/word/2015/wordml/symex" mc:Ignorable="w14 w15 w16se w16cid w16 w16cex w16sdtdh w16sdtfl w16du">
   <w:docDefaults>
     <w:rPrDefault>
       <w:rPr>
@@ -12196,6 +11096,7 @@
   <w:style w:type="character" w:default="1" w:styleId="a2">
     <w:name w:val="Default Paragraph Font"/>
     <w:uiPriority w:val="1"/>
+    <w:semiHidden/>
     <w:unhideWhenUsed/>
   </w:style>
   <w:style w:type="table" w:default="1" w:styleId="a3">
